--- a/6-过程管理/流程制度规范类文件/TXHS-06-01-过程框架管理制度 .docx
+++ b/6-过程管理/流程制度规范类文件/TXHS-06-01-过程框架管理制度 .docx
@@ -21,6 +21,7 @@
         <w:spacing w:before="3120" w:beforeLines="1000"/>
         <w:textAlignment w:val="baseline"/>
       </w:pPr>
+      <w:bookmarkStart w:id="27" w:name="_GoBack"/>
       <w:bookmarkStart w:id="0" w:name="_Toc11026"/>
       <w:r>
         <w:drawing>
@@ -187,6 +188,7 @@
       </w:r>
       <w:bookmarkEnd w:id="0"/>
     </w:p>
+    <w:bookmarkEnd w:id="27"/>
     <w:p>
       <w:pPr>
         <w:pStyle w:val="25"/>
@@ -608,8 +610,6 @@
               </w:rPr>
               <w:t>审核时间</w:t>
             </w:r>
-            <w:bookmarkStart w:id="27" w:name="_GoBack"/>
-            <w:bookmarkEnd w:id="27"/>
             <w:r>
               <w:rPr>
                 <w:rFonts w:hint="eastAsia" w:asciiTheme="minorAscii" w:hAnsiTheme="minorAscii" w:eastAsiaTheme="minorEastAsia"/>
@@ -3972,7 +3972,21 @@
           <w:rFonts w:hint="default"/>
           <w:lang w:val="en-US" w:eastAsia="zh-CN"/>
         </w:rPr>
-        <w:t>为确立并统一公司软件运维服务的整体管理逻辑与结构，明确各管理过程的目标、范围、相互关系及协同机制，构建一套系统化、标准化、可测量且持续改进的运维服务过程管理体系，以确保公司运维服务能力稳定、高效、合规，并有效支撑业务战略与客户服务目标的实现，特制定本框架制度。</w:t>
+        <w:t>为确立并统一公司</w:t>
+      </w:r>
+      <w:r>
+        <w:rPr>
+          <w:rFonts w:hint="eastAsia"/>
+          <w:lang w:val="en-US" w:eastAsia="zh-CN"/>
+        </w:rPr>
+        <w:t>运维服务</w:t>
+      </w:r>
+      <w:r>
+        <w:rPr>
+          <w:rFonts w:hint="default"/>
+          <w:lang w:val="en-US" w:eastAsia="zh-CN"/>
+        </w:rPr>
+        <w:t>的整体管理逻辑与结构，明确各管理过程的目标、范围、相互关系及协同机制，构建一套系统化、标准化、可测量且持续改进的运维服务过程管理体系，以确保公司运维服务能力稳定、高效、合规，并有效支撑业务战略与客户服务目标的实现，特制定本框架制度。</w:t>
       </w:r>
     </w:p>
     <w:p>
@@ -6025,7 +6039,6 @@
             <w:insideH w:val="none" w:color="auto" w:sz="0" w:space="0"/>
             <w:insideV w:val="none" w:color="auto" w:sz="0" w:space="0"/>
           </w:tblBorders>
-          <w:shd w:val="clear" w:color="auto" w:fill="auto"/>
           <w:tblCellMar>
             <w:top w:w="0" w:type="dxa"/>
             <w:left w:w="108" w:type="dxa"/>

--- a/6-过程管理/流程制度规范类文件/TXHS-06-01-过程框架管理制度 .docx
+++ b/6-过程管理/流程制度规范类文件/TXHS-06-01-过程框架管理制度 .docx
@@ -1,10 +1,11 @@
 
 <file path=word/document.xml><?xml version="1.0" encoding="utf-8"?>
-<w:document xmlns:wpc="http://schemas.microsoft.com/office/word/2010/wordprocessingCanvas" xmlns:mc="http://schemas.openxmlformats.org/markup-compatibility/2006" xmlns:o="urn:schemas-microsoft-com:office:office" xmlns:r="http://schemas.openxmlformats.org/officeDocument/2006/relationships" xmlns:m="http://schemas.openxmlformats.org/officeDocument/2006/math" xmlns:v="urn:schemas-microsoft-com:vml" xmlns:wp14="http://schemas.microsoft.com/office/word/2010/wordprocessingDrawing" xmlns:wp="http://schemas.openxmlformats.org/drawingml/2006/wordprocessingDrawing" xmlns:w="http://schemas.openxmlformats.org/wordprocessingml/2006/main" xmlns:w14="http://schemas.microsoft.com/office/word/2010/wordml" xmlns:w10="urn:schemas-microsoft-com:office:word" xmlns:w15="http://schemas.microsoft.com/office/word/2012/wordml" xmlns:wpg="http://schemas.microsoft.com/office/word/2010/wordprocessingGroup" xmlns:wpi="http://schemas.microsoft.com/office/word/2010/wordprocessingInk" xmlns:wne="http://schemas.microsoft.com/office/word/2006/wordml" xmlns:wps="http://schemas.microsoft.com/office/word/2010/wordprocessingShape" xmlns:wpsCustomData="http://www.wps.cn/officeDocument/2013/wpsCustomData" mc:Ignorable="w14 w15 wp14">
+<w:document xmlns:wpc="http://schemas.microsoft.com/office/word/2010/wordprocessingCanvas" xmlns:mc="http://schemas.openxmlformats.org/markup-compatibility/2006" xmlns:o="urn:schemas-microsoft-com:office:office" xmlns:r="http://schemas.openxmlformats.org/officeDocument/2006/relationships" xmlns:m="http://schemas.openxmlformats.org/officeDocument/2006/math" xmlns:v="urn:schemas-microsoft-com:vml" xmlns:wp14="http://schemas.microsoft.com/office/word/2010/wordprocessingDrawing" xmlns:wp="http://schemas.openxmlformats.org/drawingml/2006/wordprocessingDrawing" xmlns:w10="urn:schemas-microsoft-com:office:word" xmlns:w="http://schemas.openxmlformats.org/wordprocessingml/2006/main" xmlns:w14="http://schemas.microsoft.com/office/word/2010/wordml" xmlns:w15="http://schemas.microsoft.com/office/word/2012/wordml" xmlns:wne="http://schemas.microsoft.com/office/word/2006/wordml" xmlns:wpg="http://schemas.microsoft.com/office/word/2010/wordprocessingGroup" xmlns:wpi="http://schemas.microsoft.com/office/word/2010/wordprocessingInk" xmlns:wps="http://schemas.microsoft.com/office/word/2010/wordprocessingShape" mc:Ignorable="w14 w15 wp14">
+  <!-- Generated by Aspose.Words for .NET 13.3.0.1 -->
   <w:body>
     <w:p>
       <w:pPr>
-        <w:pStyle w:val="24"/>
+        <w:pStyle w:val="a"/>
         <w:keepNext w:val="0"/>
         <w:keepLines w:val="0"/>
         <w:pageBreakBefore w:val="0"/>
@@ -21,11 +22,11 @@
         <w:spacing w:before="3120" w:beforeLines="1000"/>
         <w:textAlignment w:val="baseline"/>
       </w:pPr>
-      <w:bookmarkStart w:id="27" w:name="_GoBack"/>
-      <w:bookmarkStart w:id="0" w:name="_Toc11026"/>
+      <w:bookmarkStart w:id="0" w:name="_GoBack"/>
+      <w:bookmarkStart w:id="1" w:name="_Toc11026"/>
       <w:r>
         <w:drawing>
-          <wp:anchor distT="0" distB="0" distL="114300" distR="114300" simplePos="0" relativeHeight="251661312" behindDoc="1" locked="0" layoutInCell="1" allowOverlap="1">
+          <wp:anchor distT="0" distB="0" distL="114300" distR="114300" simplePos="0" relativeHeight="251660288" behindDoc="1" locked="0" layoutInCell="1" allowOverlap="1">
             <wp:simplePos x="0" y="0"/>
             <wp:positionH relativeFrom="column">
               <wp:posOffset>-19050</wp:posOffset>
@@ -50,7 +51,7 @@
                     </pic:cNvPicPr>
                   </pic:nvPicPr>
                   <pic:blipFill>
-                    <a:blip r:embed="rId7"/>
+                    <a:blip xmlns:r="http://schemas.openxmlformats.org/officeDocument/2006/relationships" r:embed="rId4"/>
                     <a:stretch>
                       <a:fillRect/>
                     </a:stretch>
@@ -76,7 +77,7 @@
       </w:r>
       <w:r>
         <w:drawing>
-          <wp:anchor distT="0" distB="0" distL="114300" distR="114300" simplePos="0" relativeHeight="251660288" behindDoc="1" locked="0" layoutInCell="1" allowOverlap="1">
+          <wp:anchor distT="0" distB="0" distL="114300" distR="114300" simplePos="0" relativeHeight="251659264" behindDoc="1" locked="0" layoutInCell="1" allowOverlap="1">
             <wp:simplePos x="0" y="0"/>
             <wp:positionH relativeFrom="column">
               <wp:posOffset>0</wp:posOffset>
@@ -101,7 +102,7 @@
                     </pic:cNvPicPr>
                   </pic:nvPicPr>
                   <pic:blipFill>
-                    <a:blip r:embed="rId8"/>
+                    <a:blip xmlns:r="http://schemas.openxmlformats.org/officeDocument/2006/relationships" r:embed="rId5"/>
                     <a:stretch>
                       <a:fillRect/>
                     </a:stretch>
@@ -131,7 +132,7 @@
           <w:lang w:val="en-US" w:eastAsia="zh-CN"/>
         </w:rPr>
         <w:drawing>
-          <wp:anchor distT="0" distB="0" distL="114300" distR="114300" simplePos="0" relativeHeight="251659264" behindDoc="1" locked="0" layoutInCell="1" allowOverlap="1">
+          <wp:anchor distT="0" distB="0" distL="114300" distR="114300" simplePos="0" relativeHeight="251658240" behindDoc="1" locked="0" layoutInCell="1" allowOverlap="1">
             <wp:simplePos x="0" y="0"/>
             <wp:positionH relativeFrom="column">
               <wp:posOffset>635</wp:posOffset>
@@ -156,7 +157,7 @@
                     </pic:cNvPicPr>
                   </pic:nvPicPr>
                   <pic:blipFill>
-                    <a:blip r:embed="rId9">
+                    <a:blip xmlns:r="http://schemas.openxmlformats.org/officeDocument/2006/relationships" r:embed="rId6">
                       <a:alphaModFix amt="58000"/>
                       <a:lum contrast="-52000"/>
                     </a:blip>
@@ -186,12 +187,11 @@
         </w:rPr>
         <w:t>桐乡华数广电网络有限公司</w:t>
       </w:r>
-      <w:bookmarkEnd w:id="0"/>
-    </w:p>
-    <w:bookmarkEnd w:id="27"/>
-    <w:p>
-      <w:pPr>
-        <w:pStyle w:val="25"/>
+      <w:bookmarkEnd w:id="1"/>
+    </w:p>
+    <w:p>
+      <w:pPr>
+        <w:pStyle w:val="a0"/>
         <w:keepNext w:val="0"/>
         <w:keepLines w:val="0"/>
         <w:pageBreakBefore w:val="0"/>
@@ -212,7 +212,8 @@
           <w:lang w:val="en-US" w:eastAsia="zh-CN"/>
         </w:rPr>
       </w:pPr>
-      <w:bookmarkStart w:id="1" w:name="_Toc10477"/>
+      <w:bookmarkEnd w:id="0"/>
+      <w:bookmarkStart w:id="2" w:name="_Toc10477"/>
       <w:r>
         <w:rPr>
           <w:rFonts w:hint="eastAsia"/>
@@ -220,7 +221,7 @@
         </w:rPr>
         <w:t>过程框架管理制度</w:t>
       </w:r>
-      <w:bookmarkEnd w:id="1"/>
+      <w:bookmarkEnd w:id="2"/>
     </w:p>
     <w:p>
       <w:pPr>
@@ -238,11 +239,11 @@
         <w:adjustRightInd w:val="0"/>
         <w:snapToGrid w:val="0"/>
         <w:spacing w:after="624" w:afterLines="200" w:line="219" w:lineRule="auto"/>
-        <w:ind w:left="0" w:leftChars="0" w:right="0" w:rightChars="0" w:firstLine="0" w:firstLineChars="0"/>
+        <w:ind w:left="0" w:right="0" w:firstLine="0" w:leftChars="0" w:rightChars="0" w:firstLineChars="0"/>
         <w:jc w:val="center"/>
         <w:textAlignment w:val="baseline"/>
         <w:rPr>
-          <w:rFonts w:hint="default" w:ascii="宋体" w:hAnsi="宋体" w:eastAsia="宋体" w:cs="宋体"/>
+          <w:rFonts w:ascii="宋体" w:eastAsia="宋体" w:hAnsi="宋体" w:cs="宋体" w:hint="default"/>
           <w:sz w:val="24"/>
           <w:szCs w:val="24"/>
           <w:lang w:val="en-US" w:eastAsia="zh-CN"/>
@@ -250,7 +251,7 @@
       </w:pPr>
       <w:r>
         <w:rPr>
-          <w:rFonts w:ascii="宋体" w:hAnsi="宋体" w:eastAsia="宋体" w:cs="宋体"/>
+          <w:rFonts w:ascii="宋体" w:eastAsia="宋体" w:hAnsi="宋体" w:cs="宋体"/>
           <w:b/>
           <w:bCs/>
           <w:spacing w:val="-3"/>
@@ -261,7 +262,7 @@
       </w:r>
       <w:r>
         <w:rPr>
-          <w:rFonts w:hint="eastAsia" w:ascii="宋体" w:hAnsi="宋体" w:eastAsia="宋体" w:cs="宋体"/>
+          <w:rFonts w:ascii="宋体" w:eastAsia="宋体" w:hAnsi="宋体" w:cs="宋体" w:hint="eastAsia"/>
           <w:b/>
           <w:bCs/>
           <w:spacing w:val="-3"/>
@@ -273,7 +274,7 @@
       </w:r>
       <w:r>
         <w:rPr>
-          <w:rFonts w:ascii="宋体" w:hAnsi="宋体" w:eastAsia="宋体" w:cs="宋体"/>
+          <w:rFonts w:ascii="宋体" w:eastAsia="宋体" w:hAnsi="宋体" w:cs="宋体"/>
           <w:b/>
           <w:bCs/>
           <w:spacing w:val="-3"/>
@@ -284,7 +285,7 @@
       </w:r>
       <w:r>
         <w:rPr>
-          <w:rFonts w:hint="eastAsia" w:ascii="宋体" w:hAnsi="宋体" w:cs="宋体"/>
+          <w:rFonts w:ascii="宋体" w:hAnsi="宋体" w:cs="宋体" w:hint="eastAsia"/>
           <w:b/>
           <w:bCs/>
           <w:spacing w:val="-3"/>
@@ -296,7 +297,7 @@
       </w:r>
       <w:r>
         <w:rPr>
-          <w:rFonts w:ascii="宋体" w:hAnsi="宋体" w:eastAsia="宋体" w:cs="宋体"/>
+          <w:rFonts w:ascii="宋体" w:eastAsia="宋体" w:hAnsi="宋体" w:cs="宋体"/>
           <w:b/>
           <w:bCs/>
           <w:spacing w:val="-3"/>
@@ -308,18 +309,17 @@
     </w:p>
     <w:tbl>
       <w:tblPr>
-        <w:tblStyle w:val="21"/>
+        <w:tblStyle w:val="TableGrid"/>
         <w:tblW w:w="0" w:type="auto"/>
         <w:jc w:val="center"/>
         <w:tblBorders>
-          <w:top w:val="none" w:color="auto" w:sz="0" w:space="0"/>
-          <w:left w:val="none" w:color="auto" w:sz="0" w:space="0"/>
-          <w:bottom w:val="none" w:color="auto" w:sz="0" w:space="0"/>
-          <w:right w:val="none" w:color="auto" w:sz="0" w:space="0"/>
-          <w:insideH w:val="none" w:color="auto" w:sz="0" w:space="0"/>
-          <w:insideV w:val="none" w:color="auto" w:sz="0" w:space="0"/>
+          <w:top w:val="nil"/>
+          <w:left w:val="nil"/>
+          <w:bottom w:val="nil"/>
+          <w:right w:val="nil"/>
+          <w:insideH w:val="nil"/>
+          <w:insideV w:val="nil"/>
         </w:tblBorders>
-        <w:tblLayout w:type="autofit"/>
         <w:tblCellMar>
           <w:top w:w="0" w:type="dxa"/>
           <w:left w:w="108" w:type="dxa"/>
@@ -333,13 +333,15 @@
       </w:tblGrid>
       <w:tr>
         <w:tblPrEx>
+          <w:tblW w:w="0" w:type="auto"/>
+          <w:jc w:val="center"/>
           <w:tblBorders>
-            <w:top w:val="none" w:color="auto" w:sz="0" w:space="0"/>
-            <w:left w:val="none" w:color="auto" w:sz="0" w:space="0"/>
-            <w:bottom w:val="none" w:color="auto" w:sz="0" w:space="0"/>
-            <w:right w:val="none" w:color="auto" w:sz="0" w:space="0"/>
-            <w:insideH w:val="none" w:color="auto" w:sz="0" w:space="0"/>
-            <w:insideV w:val="none" w:color="auto" w:sz="0" w:space="0"/>
+            <w:top w:val="nil"/>
+            <w:left w:val="nil"/>
+            <w:bottom w:val="nil"/>
+            <w:right w:val="nil"/>
+            <w:insideH w:val="nil"/>
+            <w:insideV w:val="nil"/>
           </w:tblBorders>
           <w:tblCellMar>
             <w:top w:w="0" w:type="dxa"/>
@@ -349,7 +351,7 @@
           </w:tblCellMar>
         </w:tblPrEx>
         <w:trPr>
-          <w:trHeight w:val="810" w:hRule="atLeast"/>
+          <w:trHeight w:val="810"/>
           <w:jc w:val="center"/>
         </w:trPr>
         <w:tc>
@@ -388,7 +390,7 @@
             </w:r>
             <w:r>
               <w:rPr>
-                <w:rFonts w:hint="default" w:asciiTheme="minorAscii" w:hAnsiTheme="minorAscii" w:eastAsiaTheme="minorEastAsia"/>
+                <w:rFonts w:asciiTheme="minorAscii" w:eastAsiaTheme="minorEastAsia" w:hAnsiTheme="minorAscii" w:hint="default"/>
                 <w:spacing w:val="227"/>
                 <w:sz w:val="21"/>
                 <w:vertAlign w:val="baseline"/>
@@ -443,7 +445,7 @@
             </w:r>
             <w:r>
               <w:rPr>
-                <w:rFonts w:hint="eastAsia" w:asciiTheme="minorAscii" w:hAnsiTheme="minorAscii" w:eastAsiaTheme="minorEastAsia"/>
+                <w:rFonts w:asciiTheme="minorAscii" w:eastAsiaTheme="minorEastAsia" w:hAnsiTheme="minorAscii" w:hint="eastAsia"/>
                 <w:spacing w:val="227"/>
                 <w:sz w:val="21"/>
                 <w:vertAlign w:val="baseline"/>
@@ -465,14 +467,8 @@
       </w:tr>
       <w:tr>
         <w:tblPrEx>
-          <w:tblBorders>
-            <w:top w:val="none" w:color="auto" w:sz="0" w:space="0"/>
-            <w:left w:val="none" w:color="auto" w:sz="0" w:space="0"/>
-            <w:bottom w:val="none" w:color="auto" w:sz="0" w:space="0"/>
-            <w:right w:val="none" w:color="auto" w:sz="0" w:space="0"/>
-            <w:insideH w:val="none" w:color="auto" w:sz="0" w:space="0"/>
-            <w:insideV w:val="none" w:color="auto" w:sz="0" w:space="0"/>
-          </w:tblBorders>
+          <w:tblW w:w="0" w:type="auto"/>
+          <w:jc w:val="center"/>
           <w:tblCellMar>
             <w:top w:w="0" w:type="dxa"/>
             <w:left w:w="108" w:type="dxa"/>
@@ -481,7 +477,7 @@
           </w:tblCellMar>
         </w:tblPrEx>
         <w:trPr>
-          <w:trHeight w:val="810" w:hRule="atLeast"/>
+          <w:trHeight w:val="810"/>
           <w:jc w:val="center"/>
         </w:trPr>
         <w:tc>
@@ -506,7 +502,7 @@
               <w:snapToGrid w:val="0"/>
               <w:textAlignment w:val="baseline"/>
               <w:rPr>
-                <w:rFonts w:hint="default" w:ascii="Arial" w:hAnsi="Arial" w:eastAsia="Arial" w:cs="Arial"/>
+                <w:rFonts w:ascii="Arial" w:eastAsia="Arial" w:hAnsi="Arial" w:cs="Arial" w:hint="default"/>
                 <w:snapToGrid w:val="0"/>
                 <w:color w:val="000000"/>
                 <w:kern w:val="0"/>
@@ -538,7 +534,7 @@
             </w:r>
             <w:r>
               <w:rPr>
-                <w:rFonts w:hint="default" w:asciiTheme="minorAscii" w:hAnsiTheme="minorAscii" w:eastAsiaTheme="minorEastAsia"/>
+                <w:rFonts w:asciiTheme="minorAscii" w:eastAsiaTheme="minorEastAsia" w:hAnsiTheme="minorAscii" w:hint="default"/>
                 <w:spacing w:val="227"/>
                 <w:sz w:val="21"/>
                 <w:vertAlign w:val="baseline"/>
@@ -592,7 +588,7 @@
               <w:snapToGrid w:val="0"/>
               <w:textAlignment w:val="baseline"/>
               <w:rPr>
-                <w:rFonts w:hint="default" w:ascii="Arial" w:hAnsi="Arial" w:eastAsia="Arial" w:cs="Arial"/>
+                <w:rFonts w:ascii="Arial" w:eastAsia="Arial" w:hAnsi="Arial" w:cs="Arial" w:hint="default"/>
                 <w:snapToGrid w:val="0"/>
                 <w:color w:val="000000"/>
                 <w:kern w:val="0"/>
@@ -612,7 +608,7 @@
             </w:r>
             <w:r>
               <w:rPr>
-                <w:rFonts w:hint="eastAsia" w:asciiTheme="minorAscii" w:hAnsiTheme="minorAscii" w:eastAsiaTheme="minorEastAsia"/>
+                <w:rFonts w:asciiTheme="minorAscii" w:eastAsiaTheme="minorEastAsia" w:hAnsiTheme="minorAscii" w:hint="eastAsia"/>
                 <w:spacing w:val="227"/>
                 <w:sz w:val="21"/>
                 <w:vertAlign w:val="baseline"/>
@@ -634,14 +630,8 @@
       </w:tr>
       <w:tr>
         <w:tblPrEx>
-          <w:tblBorders>
-            <w:top w:val="none" w:color="auto" w:sz="0" w:space="0"/>
-            <w:left w:val="none" w:color="auto" w:sz="0" w:space="0"/>
-            <w:bottom w:val="none" w:color="auto" w:sz="0" w:space="0"/>
-            <w:right w:val="none" w:color="auto" w:sz="0" w:space="0"/>
-            <w:insideH w:val="none" w:color="auto" w:sz="0" w:space="0"/>
-            <w:insideV w:val="none" w:color="auto" w:sz="0" w:space="0"/>
-          </w:tblBorders>
+          <w:tblW w:w="0" w:type="auto"/>
+          <w:jc w:val="center"/>
           <w:tblCellMar>
             <w:top w:w="0" w:type="dxa"/>
             <w:left w:w="108" w:type="dxa"/>
@@ -650,7 +640,7 @@
           </w:tblCellMar>
         </w:tblPrEx>
         <w:trPr>
-          <w:trHeight w:val="635" w:hRule="atLeast"/>
+          <w:trHeight w:val="635"/>
           <w:jc w:val="center"/>
         </w:trPr>
         <w:tc>
@@ -701,7 +691,7 @@
             </w:r>
             <w:r>
               <w:rPr>
-                <w:rFonts w:hint="eastAsia" w:asciiTheme="minorAscii" w:hAnsiTheme="minorAscii" w:eastAsiaTheme="minorEastAsia"/>
+                <w:rFonts w:asciiTheme="minorAscii" w:eastAsiaTheme="minorEastAsia" w:hAnsiTheme="minorAscii" w:hint="eastAsia"/>
                 <w:spacing w:val="227"/>
                 <w:sz w:val="21"/>
                 <w:vertAlign w:val="baseline"/>
@@ -755,7 +745,7 @@
             </w:r>
             <w:r>
               <w:rPr>
-                <w:rFonts w:hint="eastAsia" w:asciiTheme="minorAscii" w:hAnsiTheme="minorAscii" w:eastAsiaTheme="minorEastAsia"/>
+                <w:rFonts w:asciiTheme="minorAscii" w:eastAsiaTheme="minorEastAsia" w:hAnsiTheme="minorAscii" w:hint="eastAsia"/>
                 <w:spacing w:val="227"/>
                 <w:sz w:val="21"/>
                 <w:vertAlign w:val="baseline"/>
@@ -816,14 +806,14 @@
         <w:ind w:left="3634"/>
         <w:textAlignment w:val="baseline"/>
         <w:rPr>
-          <w:rFonts w:ascii="宋体" w:hAnsi="宋体" w:eastAsia="宋体" w:cs="宋体"/>
+          <w:rFonts w:ascii="宋体" w:eastAsia="宋体" w:hAnsi="宋体" w:cs="宋体"/>
           <w:sz w:val="31"/>
           <w:szCs w:val="31"/>
         </w:rPr>
       </w:pPr>
       <w:r>
         <w:rPr>
-          <w:rFonts w:ascii="宋体" w:hAnsi="宋体" w:eastAsia="宋体" w:cs="宋体"/>
+          <w:rFonts w:ascii="宋体" w:eastAsia="宋体" w:hAnsi="宋体" w:cs="宋体"/>
           <w:b/>
           <w:bCs/>
           <w:spacing w:val="4"/>
@@ -835,16 +825,16 @@
     </w:p>
     <w:tbl>
       <w:tblPr>
-        <w:tblStyle w:val="26"/>
+        <w:tblStyle w:val="TableNormal0"/>
         <w:tblW w:w="8214" w:type="dxa"/>
         <w:jc w:val="center"/>
         <w:tblBorders>
-          <w:top w:val="single" w:color="000000" w:sz="2" w:space="0"/>
-          <w:left w:val="single" w:color="000000" w:sz="2" w:space="0"/>
-          <w:bottom w:val="single" w:color="000000" w:sz="2" w:space="0"/>
-          <w:right w:val="single" w:color="000000" w:sz="2" w:space="0"/>
-          <w:insideH w:val="single" w:color="000000" w:sz="2" w:space="0"/>
-          <w:insideV w:val="single" w:color="000000" w:sz="2" w:space="0"/>
+          <w:top w:val="single" w:sz="2" w:space="0" w:color="000000"/>
+          <w:left w:val="single" w:sz="2" w:space="0" w:color="000000"/>
+          <w:bottom w:val="single" w:sz="2" w:space="0" w:color="000000"/>
+          <w:right w:val="single" w:sz="2" w:space="0" w:color="000000"/>
+          <w:insideH w:val="single" w:sz="2" w:space="0" w:color="000000"/>
+          <w:insideV w:val="single" w:sz="2" w:space="0" w:color="000000"/>
         </w:tblBorders>
         <w:tblLayout w:type="fixed"/>
         <w:tblCellMar>
@@ -864,14 +854,17 @@
       </w:tblGrid>
       <w:tr>
         <w:tblPrEx>
+          <w:tblW w:w="8214" w:type="dxa"/>
+          <w:jc w:val="center"/>
           <w:tblBorders>
-            <w:top w:val="single" w:color="000000" w:sz="2" w:space="0"/>
-            <w:left w:val="single" w:color="000000" w:sz="2" w:space="0"/>
-            <w:bottom w:val="single" w:color="000000" w:sz="2" w:space="0"/>
-            <w:right w:val="single" w:color="000000" w:sz="2" w:space="0"/>
-            <w:insideH w:val="single" w:color="000000" w:sz="2" w:space="0"/>
-            <w:insideV w:val="single" w:color="000000" w:sz="2" w:space="0"/>
+            <w:top w:val="single" w:sz="2" w:space="0" w:color="000000"/>
+            <w:left w:val="single" w:sz="2" w:space="0" w:color="000000"/>
+            <w:bottom w:val="single" w:sz="2" w:space="0" w:color="000000"/>
+            <w:right w:val="single" w:sz="2" w:space="0" w:color="000000"/>
+            <w:insideH w:val="single" w:sz="2" w:space="0" w:color="000000"/>
+            <w:insideV w:val="single" w:sz="2" w:space="0" w:color="000000"/>
           </w:tblBorders>
+          <w:tblLayout w:type="fixed"/>
           <w:tblCellMar>
             <w:top w:w="0" w:type="dxa"/>
             <w:left w:w="0" w:type="dxa"/>
@@ -880,7 +873,7 @@
           </w:tblCellMar>
         </w:tblPrEx>
         <w:trPr>
-          <w:trHeight w:val="593" w:hRule="atLeast"/>
+          <w:trHeight w:val="593"/>
           <w:jc w:val="center"/>
         </w:trPr>
         <w:tc>
@@ -902,18 +895,18 @@
               <w:adjustRightInd w:val="0"/>
               <w:snapToGrid w:val="0"/>
               <w:spacing w:before="176" w:line="228" w:lineRule="auto"/>
-              <w:ind w:left="0" w:leftChars="0" w:right="0" w:rightChars="0" w:firstLine="0" w:firstLineChars="0"/>
+              <w:ind w:left="0" w:right="0" w:firstLine="0" w:leftChars="0" w:rightChars="0" w:firstLineChars="0"/>
               <w:jc w:val="center"/>
               <w:textAlignment w:val="baseline"/>
               <w:rPr>
-                <w:rFonts w:ascii="宋体" w:hAnsi="宋体" w:eastAsia="宋体" w:cs="宋体"/>
+                <w:rFonts w:ascii="宋体" w:eastAsia="宋体" w:hAnsi="宋体" w:cs="宋体"/>
                 <w:sz w:val="20"/>
                 <w:szCs w:val="20"/>
               </w:rPr>
             </w:pPr>
             <w:r>
               <w:rPr>
-                <w:rFonts w:hint="eastAsia" w:ascii="宋体" w:hAnsi="宋体" w:cs="宋体"/>
+                <w:rFonts w:ascii="宋体" w:hAnsi="宋体" w:cs="宋体" w:hint="eastAsia"/>
                 <w:spacing w:val="-14"/>
                 <w:sz w:val="20"/>
                 <w:szCs w:val="20"/>
@@ -923,7 +916,7 @@
             </w:r>
             <w:r>
               <w:rPr>
-                <w:rFonts w:ascii="宋体" w:hAnsi="宋体" w:eastAsia="宋体" w:cs="宋体"/>
+                <w:rFonts w:ascii="宋体" w:eastAsia="宋体" w:hAnsi="宋体" w:cs="宋体"/>
                 <w:spacing w:val="-14"/>
                 <w:sz w:val="20"/>
                 <w:szCs w:val="20"/>
@@ -951,18 +944,18 @@
               <w:adjustRightInd w:val="0"/>
               <w:snapToGrid w:val="0"/>
               <w:spacing w:before="175" w:line="227" w:lineRule="auto"/>
-              <w:ind w:left="0" w:leftChars="0" w:right="0" w:rightChars="0" w:firstLine="0" w:firstLineChars="0"/>
+              <w:ind w:left="0" w:right="0" w:firstLine="0" w:leftChars="0" w:rightChars="0" w:firstLineChars="0"/>
               <w:jc w:val="center"/>
               <w:textAlignment w:val="baseline"/>
               <w:rPr>
-                <w:rFonts w:ascii="宋体" w:hAnsi="宋体" w:eastAsia="宋体" w:cs="宋体"/>
+                <w:rFonts w:ascii="宋体" w:eastAsia="宋体" w:hAnsi="宋体" w:cs="宋体"/>
                 <w:sz w:val="20"/>
                 <w:szCs w:val="20"/>
               </w:rPr>
             </w:pPr>
             <w:r>
               <w:rPr>
-                <w:rFonts w:ascii="宋体" w:hAnsi="宋体" w:eastAsia="宋体" w:cs="宋体"/>
+                <w:rFonts w:ascii="宋体" w:eastAsia="宋体" w:hAnsi="宋体" w:cs="宋体"/>
                 <w:spacing w:val="4"/>
                 <w:sz w:val="20"/>
                 <w:szCs w:val="20"/>
@@ -990,18 +983,18 @@
               <w:adjustRightInd w:val="0"/>
               <w:snapToGrid w:val="0"/>
               <w:spacing w:before="175" w:line="228" w:lineRule="auto"/>
-              <w:ind w:left="0" w:leftChars="0" w:right="0" w:rightChars="0" w:firstLine="0" w:firstLineChars="0"/>
+              <w:ind w:left="0" w:right="0" w:firstLine="0" w:leftChars="0" w:rightChars="0" w:firstLineChars="0"/>
               <w:jc w:val="center"/>
               <w:textAlignment w:val="baseline"/>
               <w:rPr>
-                <w:rFonts w:ascii="宋体" w:hAnsi="宋体" w:eastAsia="宋体" w:cs="宋体"/>
+                <w:rFonts w:ascii="宋体" w:eastAsia="宋体" w:hAnsi="宋体" w:cs="宋体"/>
                 <w:sz w:val="20"/>
                 <w:szCs w:val="20"/>
               </w:rPr>
             </w:pPr>
             <w:r>
               <w:rPr>
-                <w:rFonts w:ascii="宋体" w:hAnsi="宋体" w:eastAsia="宋体" w:cs="宋体"/>
+                <w:rFonts w:ascii="宋体" w:eastAsia="宋体" w:hAnsi="宋体" w:cs="宋体"/>
                 <w:spacing w:val="7"/>
                 <w:sz w:val="20"/>
                 <w:szCs w:val="20"/>
@@ -1029,11 +1022,11 @@
               <w:adjustRightInd w:val="0"/>
               <w:snapToGrid w:val="0"/>
               <w:spacing w:before="175" w:line="228" w:lineRule="auto"/>
-              <w:ind w:left="0" w:leftChars="0" w:right="0" w:rightChars="0" w:firstLine="0" w:firstLineChars="0"/>
+              <w:ind w:left="0" w:right="0" w:firstLine="0" w:leftChars="0" w:rightChars="0" w:firstLineChars="0"/>
               <w:jc w:val="center"/>
               <w:textAlignment w:val="baseline"/>
               <w:rPr>
-                <w:rFonts w:hint="eastAsia" w:ascii="宋体" w:hAnsi="宋体" w:eastAsia="宋体" w:cs="宋体"/>
+                <w:rFonts w:ascii="宋体" w:eastAsia="宋体" w:hAnsi="宋体" w:cs="宋体" w:hint="eastAsia"/>
                 <w:spacing w:val="7"/>
                 <w:sz w:val="20"/>
                 <w:szCs w:val="20"/>
@@ -1042,7 +1035,7 @@
             </w:pPr>
             <w:r>
               <w:rPr>
-                <w:rFonts w:hint="eastAsia" w:ascii="宋体" w:hAnsi="宋体" w:cs="宋体"/>
+                <w:rFonts w:ascii="宋体" w:hAnsi="宋体" w:cs="宋体" w:hint="eastAsia"/>
                 <w:spacing w:val="7"/>
                 <w:sz w:val="20"/>
                 <w:szCs w:val="20"/>
@@ -1071,11 +1064,11 @@
               <w:adjustRightInd w:val="0"/>
               <w:snapToGrid w:val="0"/>
               <w:spacing w:before="175" w:line="228" w:lineRule="auto"/>
-              <w:ind w:left="0" w:leftChars="0" w:right="0" w:rightChars="0" w:firstLine="0" w:firstLineChars="0"/>
+              <w:ind w:left="0" w:right="0" w:firstLine="0" w:leftChars="0" w:rightChars="0" w:firstLineChars="0"/>
               <w:jc w:val="center"/>
               <w:textAlignment w:val="baseline"/>
               <w:rPr>
-                <w:rFonts w:hint="default" w:ascii="宋体" w:hAnsi="宋体" w:cs="宋体"/>
+                <w:rFonts w:ascii="宋体" w:hAnsi="宋体" w:cs="宋体" w:hint="default"/>
                 <w:spacing w:val="7"/>
                 <w:sz w:val="20"/>
                 <w:szCs w:val="20"/>
@@ -1084,7 +1077,7 @@
             </w:pPr>
             <w:r>
               <w:rPr>
-                <w:rFonts w:hint="eastAsia" w:ascii="宋体" w:hAnsi="宋体" w:cs="宋体"/>
+                <w:rFonts w:ascii="宋体" w:hAnsi="宋体" w:cs="宋体" w:hint="eastAsia"/>
                 <w:spacing w:val="7"/>
                 <w:sz w:val="20"/>
                 <w:szCs w:val="20"/>
@@ -1113,18 +1106,18 @@
               <w:adjustRightInd w:val="0"/>
               <w:snapToGrid w:val="0"/>
               <w:spacing w:before="176" w:line="229" w:lineRule="auto"/>
-              <w:ind w:left="0" w:leftChars="0" w:right="0" w:rightChars="0" w:firstLine="0" w:firstLineChars="0"/>
+              <w:ind w:left="0" w:right="0" w:firstLine="0" w:leftChars="0" w:rightChars="0" w:firstLineChars="0"/>
               <w:jc w:val="center"/>
               <w:textAlignment w:val="baseline"/>
               <w:rPr>
-                <w:rFonts w:ascii="宋体" w:hAnsi="宋体" w:eastAsia="宋体" w:cs="宋体"/>
+                <w:rFonts w:ascii="宋体" w:eastAsia="宋体" w:hAnsi="宋体" w:cs="宋体"/>
                 <w:sz w:val="20"/>
                 <w:szCs w:val="20"/>
               </w:rPr>
             </w:pPr>
             <w:r>
               <w:rPr>
-                <w:rFonts w:ascii="宋体" w:hAnsi="宋体" w:eastAsia="宋体" w:cs="宋体"/>
+                <w:rFonts w:ascii="宋体" w:eastAsia="宋体" w:hAnsi="宋体" w:cs="宋体"/>
                 <w:spacing w:val="7"/>
                 <w:sz w:val="20"/>
                 <w:szCs w:val="20"/>
@@ -1136,14 +1129,9 @@
       </w:tr>
       <w:tr>
         <w:tblPrEx>
-          <w:tblBorders>
-            <w:top w:val="single" w:color="000000" w:sz="2" w:space="0"/>
-            <w:left w:val="single" w:color="000000" w:sz="2" w:space="0"/>
-            <w:bottom w:val="single" w:color="000000" w:sz="2" w:space="0"/>
-            <w:right w:val="single" w:color="000000" w:sz="2" w:space="0"/>
-            <w:insideH w:val="single" w:color="000000" w:sz="2" w:space="0"/>
-            <w:insideV w:val="single" w:color="000000" w:sz="2" w:space="0"/>
-          </w:tblBorders>
+          <w:tblW w:w="8214" w:type="dxa"/>
+          <w:jc w:val="center"/>
+          <w:tblLayout w:type="fixed"/>
           <w:tblCellMar>
             <w:top w:w="0" w:type="dxa"/>
             <w:left w:w="0" w:type="dxa"/>
@@ -1152,339 +1140,7 @@
           </w:tblCellMar>
         </w:tblPrEx>
         <w:trPr>
-          <w:trHeight w:val="516" w:hRule="atLeast"/>
-          <w:jc w:val="center"/>
-        </w:trPr>
-        <w:tc>
-          <w:tcPr>
-            <w:tcW w:w="1317" w:type="dxa"/>
-            <w:shd w:val="clear" w:color="auto" w:fill="auto"/>
-            <w:vAlign w:val="top"/>
-          </w:tcPr>
-          <w:p>
-            <w:pPr>
-              <w:keepNext w:val="0"/>
-              <w:keepLines w:val="0"/>
-              <w:pageBreakBefore w:val="0"/>
-              <w:widowControl w:val="0"/>
-              <w:kinsoku w:val="0"/>
-              <w:wordWrap/>
-              <w:overflowPunct/>
-              <w:autoSpaceDE w:val="0"/>
-              <w:autoSpaceDN w:val="0"/>
-              <w:bidi w:val="0"/>
-              <w:adjustRightInd w:val="0"/>
-              <w:snapToGrid w:val="0"/>
-              <w:spacing w:before="173" w:line="267" w:lineRule="exact"/>
-              <w:ind w:left="0" w:leftChars="0" w:right="0" w:rightChars="0" w:firstLine="0" w:firstLineChars="0"/>
-              <w:jc w:val="center"/>
-              <w:textAlignment w:val="baseline"/>
-              <w:rPr>
-                <w:rFonts w:hint="default" w:ascii="宋体" w:hAnsi="宋体" w:eastAsia="宋体" w:cs="宋体"/>
-                <w:snapToGrid w:val="0"/>
-                <w:color w:val="000000"/>
-                <w:kern w:val="0"/>
-                <w:sz w:val="20"/>
-                <w:szCs w:val="20"/>
-                <w:lang w:val="en-US" w:eastAsia="en-US" w:bidi="ar-SA"/>
-              </w:rPr>
-            </w:pPr>
-            <w:r>
-              <w:rPr>
-                <w:rFonts w:ascii="宋体" w:hAnsi="宋体" w:eastAsia="宋体" w:cs="宋体"/>
-                <w:spacing w:val="3"/>
-                <w:position w:val="1"/>
-                <w:sz w:val="20"/>
-                <w:szCs w:val="20"/>
-              </w:rPr>
-              <w:t>2025.1.</w:t>
-            </w:r>
-            <w:r>
-              <w:rPr>
-                <w:rFonts w:hint="eastAsia" w:ascii="宋体" w:hAnsi="宋体" w:cs="宋体"/>
-                <w:spacing w:val="3"/>
-                <w:position w:val="1"/>
-                <w:sz w:val="20"/>
-                <w:szCs w:val="20"/>
-                <w:lang w:val="en-US" w:eastAsia="zh-CN"/>
-              </w:rPr>
-              <w:t>10</w:t>
-            </w:r>
-          </w:p>
-        </w:tc>
-        <w:tc>
-          <w:tcPr>
-            <w:tcW w:w="972" w:type="dxa"/>
-            <w:shd w:val="clear" w:color="auto" w:fill="auto"/>
-            <w:vAlign w:val="top"/>
-          </w:tcPr>
-          <w:p>
-            <w:pPr>
-              <w:keepNext w:val="0"/>
-              <w:keepLines w:val="0"/>
-              <w:pageBreakBefore w:val="0"/>
-              <w:widowControl w:val="0"/>
-              <w:kinsoku w:val="0"/>
-              <w:wordWrap/>
-              <w:overflowPunct/>
-              <w:autoSpaceDE w:val="0"/>
-              <w:autoSpaceDN w:val="0"/>
-              <w:bidi w:val="0"/>
-              <w:adjustRightInd w:val="0"/>
-              <w:snapToGrid w:val="0"/>
-              <w:spacing w:before="173" w:line="267" w:lineRule="exact"/>
-              <w:ind w:left="0" w:leftChars="0" w:right="0" w:rightChars="0" w:firstLine="0" w:firstLineChars="0"/>
-              <w:jc w:val="center"/>
-              <w:textAlignment w:val="baseline"/>
-              <w:rPr>
-                <w:rFonts w:ascii="宋体" w:hAnsi="宋体" w:eastAsia="宋体" w:cs="宋体"/>
-                <w:snapToGrid w:val="0"/>
-                <w:color w:val="000000"/>
-                <w:kern w:val="0"/>
-                <w:sz w:val="20"/>
-                <w:szCs w:val="20"/>
-                <w:lang w:val="en-US" w:eastAsia="en-US" w:bidi="ar-SA"/>
-              </w:rPr>
-            </w:pPr>
-            <w:r>
-              <w:rPr>
-                <w:rFonts w:ascii="宋体" w:hAnsi="宋体" w:eastAsia="宋体" w:cs="宋体"/>
-                <w:spacing w:val="4"/>
-                <w:position w:val="1"/>
-                <w:sz w:val="20"/>
-                <w:szCs w:val="20"/>
-              </w:rPr>
-              <w:t>V</w:t>
-            </w:r>
-            <w:r>
-              <w:rPr>
-                <w:rFonts w:hint="eastAsia" w:ascii="宋体" w:hAnsi="宋体" w:cs="宋体"/>
-                <w:spacing w:val="4"/>
-                <w:position w:val="1"/>
-                <w:sz w:val="20"/>
-                <w:szCs w:val="20"/>
-                <w:lang w:val="en-US" w:eastAsia="zh-CN"/>
-              </w:rPr>
-              <w:t>1</w:t>
-            </w:r>
-            <w:r>
-              <w:rPr>
-                <w:rFonts w:ascii="宋体" w:hAnsi="宋体" w:eastAsia="宋体" w:cs="宋体"/>
-                <w:spacing w:val="4"/>
-                <w:position w:val="1"/>
-                <w:sz w:val="20"/>
-                <w:szCs w:val="20"/>
-              </w:rPr>
-              <w:t>.0</w:t>
-            </w:r>
-          </w:p>
-        </w:tc>
-        <w:tc>
-          <w:tcPr>
-            <w:tcW w:w="1575" w:type="dxa"/>
-            <w:shd w:val="clear" w:color="auto" w:fill="auto"/>
-            <w:vAlign w:val="top"/>
-          </w:tcPr>
-          <w:p>
-            <w:pPr>
-              <w:keepNext w:val="0"/>
-              <w:keepLines w:val="0"/>
-              <w:pageBreakBefore w:val="0"/>
-              <w:widowControl w:val="0"/>
-              <w:kinsoku w:val="0"/>
-              <w:wordWrap/>
-              <w:overflowPunct/>
-              <w:autoSpaceDE w:val="0"/>
-              <w:autoSpaceDN w:val="0"/>
-              <w:bidi w:val="0"/>
-              <w:adjustRightInd w:val="0"/>
-              <w:snapToGrid w:val="0"/>
-              <w:spacing w:before="172" w:line="228" w:lineRule="auto"/>
-              <w:ind w:left="0" w:leftChars="0" w:right="0" w:rightChars="0" w:firstLine="0" w:firstLineChars="0"/>
-              <w:jc w:val="center"/>
-              <w:textAlignment w:val="baseline"/>
-              <w:rPr>
-                <w:rFonts w:ascii="宋体" w:hAnsi="宋体" w:eastAsia="宋体" w:cs="宋体"/>
-                <w:snapToGrid w:val="0"/>
-                <w:color w:val="000000"/>
-                <w:kern w:val="0"/>
-                <w:sz w:val="20"/>
-                <w:szCs w:val="20"/>
-                <w:lang w:val="en-US" w:eastAsia="en-US" w:bidi="ar-SA"/>
-              </w:rPr>
-            </w:pPr>
-            <w:r>
-              <w:rPr>
-                <w:rFonts w:hint="eastAsia"/>
-                <w:lang w:val="en-US" w:eastAsia="zh-CN"/>
-              </w:rPr>
-              <w:t>新建</w:t>
-            </w:r>
-          </w:p>
-        </w:tc>
-        <w:tc>
-          <w:tcPr>
-            <w:tcW w:w="1829" w:type="dxa"/>
-            <w:shd w:val="clear" w:color="auto" w:fill="auto"/>
-            <w:vAlign w:val="top"/>
-          </w:tcPr>
-          <w:p>
-            <w:pPr>
-              <w:keepNext w:val="0"/>
-              <w:keepLines w:val="0"/>
-              <w:pageBreakBefore w:val="0"/>
-              <w:widowControl w:val="0"/>
-              <w:kinsoku w:val="0"/>
-              <w:wordWrap/>
-              <w:overflowPunct/>
-              <w:autoSpaceDE w:val="0"/>
-              <w:autoSpaceDN w:val="0"/>
-              <w:bidi w:val="0"/>
-              <w:adjustRightInd w:val="0"/>
-              <w:snapToGrid w:val="0"/>
-              <w:spacing w:before="172" w:line="228" w:lineRule="auto"/>
-              <w:ind w:left="0" w:leftChars="0" w:right="0" w:rightChars="0" w:firstLine="0" w:firstLineChars="0"/>
-              <w:jc w:val="center"/>
-              <w:textAlignment w:val="baseline"/>
-              <w:rPr>
-                <w:rFonts w:ascii="宋体" w:hAnsi="宋体" w:eastAsia="宋体" w:cs="宋体"/>
-                <w:snapToGrid w:val="0"/>
-                <w:color w:val="000000"/>
-                <w:spacing w:val="200"/>
-                <w:kern w:val="0"/>
-                <w:sz w:val="20"/>
-                <w:szCs w:val="20"/>
-                <w:lang w:val="en-US" w:eastAsia="en-US" w:bidi="ar-SA"/>
-              </w:rPr>
-            </w:pPr>
-            <w:r>
-              <w:rPr>
-                <w:rFonts w:hint="eastAsia" w:ascii="宋体" w:hAnsi="宋体" w:cs="宋体"/>
-                <w:spacing w:val="200"/>
-                <w:kern w:val="0"/>
-                <w:sz w:val="20"/>
-                <w:szCs w:val="20"/>
-                <w:lang w:val="en-US" w:eastAsia="zh-CN"/>
-              </w:rPr>
-              <w:t>程方</w:t>
-            </w:r>
-          </w:p>
-        </w:tc>
-        <w:tc>
-          <w:tcPr>
-            <w:tcW w:w="1606" w:type="dxa"/>
-            <w:shd w:val="clear" w:color="auto" w:fill="auto"/>
-            <w:vAlign w:val="top"/>
-          </w:tcPr>
-          <w:p>
-            <w:pPr>
-              <w:keepNext w:val="0"/>
-              <w:keepLines w:val="0"/>
-              <w:pageBreakBefore w:val="0"/>
-              <w:widowControl w:val="0"/>
-              <w:kinsoku w:val="0"/>
-              <w:wordWrap/>
-              <w:overflowPunct/>
-              <w:autoSpaceDE w:val="0"/>
-              <w:autoSpaceDN w:val="0"/>
-              <w:bidi w:val="0"/>
-              <w:adjustRightInd w:val="0"/>
-              <w:snapToGrid w:val="0"/>
-              <w:spacing w:before="173" w:line="229" w:lineRule="auto"/>
-              <w:ind w:left="0" w:leftChars="0" w:right="0" w:rightChars="0" w:firstLine="0" w:firstLineChars="0"/>
-              <w:jc w:val="center"/>
-              <w:textAlignment w:val="baseline"/>
-              <w:rPr>
-                <w:rFonts w:ascii="宋体" w:hAnsi="宋体" w:eastAsia="宋体" w:cs="宋体"/>
-                <w:snapToGrid w:val="0"/>
-                <w:color w:val="000000"/>
-                <w:spacing w:val="200"/>
-                <w:kern w:val="0"/>
-                <w:sz w:val="20"/>
-                <w:szCs w:val="20"/>
-                <w:lang w:val="en-US" w:eastAsia="en-US" w:bidi="ar-SA"/>
-              </w:rPr>
-            </w:pPr>
-            <w:r>
-              <w:rPr>
-                <w:rFonts w:hint="eastAsia" w:asciiTheme="minorAscii" w:hAnsiTheme="minorAscii" w:eastAsiaTheme="minorEastAsia"/>
-                <w:spacing w:val="0"/>
-                <w:kern w:val="0"/>
-                <w:sz w:val="21"/>
-                <w:vertAlign w:val="baseline"/>
-                <w:lang w:val="en-US" w:eastAsia="zh-CN"/>
-              </w:rPr>
-              <w:t>茅建根</w:t>
-            </w:r>
-          </w:p>
-        </w:tc>
-        <w:tc>
-          <w:tcPr>
-            <w:tcW w:w="915" w:type="dxa"/>
-            <w:shd w:val="clear" w:color="auto" w:fill="auto"/>
-            <w:vAlign w:val="top"/>
-          </w:tcPr>
-          <w:p>
-            <w:pPr>
-              <w:keepNext w:val="0"/>
-              <w:keepLines w:val="0"/>
-              <w:pageBreakBefore w:val="0"/>
-              <w:widowControl w:val="0"/>
-              <w:kinsoku w:val="0"/>
-              <w:wordWrap/>
-              <w:overflowPunct/>
-              <w:autoSpaceDE w:val="0"/>
-              <w:autoSpaceDN w:val="0"/>
-              <w:bidi w:val="0"/>
-              <w:adjustRightInd w:val="0"/>
-              <w:snapToGrid w:val="0"/>
-              <w:spacing w:before="173" w:line="229" w:lineRule="auto"/>
-              <w:ind w:left="0" w:leftChars="0" w:right="0" w:rightChars="0" w:firstLine="0" w:firstLineChars="0"/>
-              <w:jc w:val="center"/>
-              <w:textAlignment w:val="baseline"/>
-              <w:rPr>
-                <w:rFonts w:ascii="宋体" w:hAnsi="宋体" w:eastAsia="宋体" w:cs="宋体"/>
-                <w:snapToGrid w:val="0"/>
-                <w:color w:val="000000"/>
-                <w:kern w:val="0"/>
-                <w:sz w:val="20"/>
-                <w:szCs w:val="20"/>
-                <w:lang w:val="en-US" w:eastAsia="en-US" w:bidi="ar-SA"/>
-              </w:rPr>
-            </w:pPr>
-            <w:r>
-              <w:rPr>
-                <w:rFonts w:hint="eastAsia" w:asciiTheme="minorAscii" w:hAnsiTheme="minorAscii" w:eastAsiaTheme="minorEastAsia"/>
-                <w:spacing w:val="0"/>
-                <w:kern w:val="0"/>
-                <w:sz w:val="21"/>
-                <w:vertAlign w:val="baseline"/>
-                <w:lang w:val="en-US" w:eastAsia="zh-CN"/>
-              </w:rPr>
-              <w:t>吴亚红</w:t>
-            </w:r>
-          </w:p>
-        </w:tc>
-      </w:tr>
-      <w:tr>
-        <w:tblPrEx>
-          <w:tblBorders>
-            <w:top w:val="single" w:color="000000" w:sz="2" w:space="0"/>
-            <w:left w:val="single" w:color="000000" w:sz="2" w:space="0"/>
-            <w:bottom w:val="single" w:color="000000" w:sz="2" w:space="0"/>
-            <w:right w:val="single" w:color="000000" w:sz="2" w:space="0"/>
-            <w:insideH w:val="single" w:color="000000" w:sz="2" w:space="0"/>
-            <w:insideV w:val="single" w:color="000000" w:sz="2" w:space="0"/>
-          </w:tblBorders>
-          <w:tblCellMar>
-            <w:top w:w="0" w:type="dxa"/>
-            <w:left w:w="0" w:type="dxa"/>
-            <w:bottom w:w="0" w:type="dxa"/>
-            <w:right w:w="0" w:type="dxa"/>
-          </w:tblCellMar>
-        </w:tblPrEx>
-        <w:trPr>
-          <w:trHeight w:val="556" w:hRule="atLeast"/>
+          <w:trHeight w:val="516"/>
           <w:jc w:val="center"/>
         </w:trPr>
         <w:tc>
@@ -1507,11 +1163,332 @@
               <w:adjustRightInd w:val="0"/>
               <w:snapToGrid w:val="0"/>
               <w:spacing w:before="173" w:line="267" w:lineRule="exact"/>
-              <w:ind w:left="0" w:leftChars="0" w:right="0" w:rightChars="0" w:firstLine="0" w:firstLineChars="0"/>
+              <w:ind w:left="0" w:right="0" w:firstLine="0" w:leftChars="0" w:rightChars="0" w:firstLineChars="0"/>
               <w:jc w:val="center"/>
               <w:textAlignment w:val="baseline"/>
               <w:rPr>
-                <w:rFonts w:ascii="Arial" w:hAnsi="Arial" w:eastAsia="宋体" w:cs="Arial"/>
+                <w:rFonts w:ascii="宋体" w:eastAsia="宋体" w:hAnsi="宋体" w:cs="宋体" w:hint="default"/>
+                <w:snapToGrid w:val="0"/>
+                <w:color w:val="000000"/>
+                <w:kern w:val="0"/>
+                <w:sz w:val="20"/>
+                <w:szCs w:val="20"/>
+                <w:lang w:val="en-US" w:eastAsia="en-US" w:bidi="ar-SA"/>
+              </w:rPr>
+            </w:pPr>
+            <w:r>
+              <w:rPr>
+                <w:rFonts w:ascii="宋体" w:eastAsia="宋体" w:hAnsi="宋体" w:cs="宋体"/>
+                <w:spacing w:val="3"/>
+                <w:position w:val="1"/>
+                <w:sz w:val="20"/>
+                <w:szCs w:val="20"/>
+              </w:rPr>
+              <w:t>2025.1.</w:t>
+            </w:r>
+            <w:r>
+              <w:rPr>
+                <w:rFonts w:ascii="宋体" w:hAnsi="宋体" w:cs="宋体" w:hint="eastAsia"/>
+                <w:spacing w:val="3"/>
+                <w:position w:val="1"/>
+                <w:sz w:val="20"/>
+                <w:szCs w:val="20"/>
+                <w:lang w:val="en-US" w:eastAsia="zh-CN"/>
+              </w:rPr>
+              <w:t>10</w:t>
+            </w:r>
+          </w:p>
+        </w:tc>
+        <w:tc>
+          <w:tcPr>
+            <w:tcW w:w="972" w:type="dxa"/>
+            <w:shd w:val="clear" w:color="auto" w:fill="auto"/>
+          </w:tcPr>
+          <w:p>
+            <w:pPr>
+              <w:keepNext w:val="0"/>
+              <w:keepLines w:val="0"/>
+              <w:pageBreakBefore w:val="0"/>
+              <w:widowControl w:val="0"/>
+              <w:kinsoku w:val="0"/>
+              <w:wordWrap/>
+              <w:overflowPunct/>
+              <w:autoSpaceDE w:val="0"/>
+              <w:autoSpaceDN w:val="0"/>
+              <w:bidi w:val="0"/>
+              <w:adjustRightInd w:val="0"/>
+              <w:snapToGrid w:val="0"/>
+              <w:spacing w:before="173" w:line="267" w:lineRule="exact"/>
+              <w:ind w:left="0" w:right="0" w:firstLine="0" w:leftChars="0" w:rightChars="0" w:firstLineChars="0"/>
+              <w:jc w:val="center"/>
+              <w:textAlignment w:val="baseline"/>
+              <w:rPr>
+                <w:rFonts w:ascii="宋体" w:eastAsia="宋体" w:hAnsi="宋体" w:cs="宋体"/>
+                <w:snapToGrid w:val="0"/>
+                <w:color w:val="000000"/>
+                <w:kern w:val="0"/>
+                <w:sz w:val="20"/>
+                <w:szCs w:val="20"/>
+                <w:lang w:val="en-US" w:eastAsia="en-US" w:bidi="ar-SA"/>
+              </w:rPr>
+            </w:pPr>
+            <w:r>
+              <w:rPr>
+                <w:rFonts w:ascii="宋体" w:eastAsia="宋体" w:hAnsi="宋体" w:cs="宋体"/>
+                <w:spacing w:val="4"/>
+                <w:position w:val="1"/>
+                <w:sz w:val="20"/>
+                <w:szCs w:val="20"/>
+              </w:rPr>
+              <w:t>V</w:t>
+            </w:r>
+            <w:r>
+              <w:rPr>
+                <w:rFonts w:ascii="宋体" w:hAnsi="宋体" w:cs="宋体" w:hint="eastAsia"/>
+                <w:spacing w:val="4"/>
+                <w:position w:val="1"/>
+                <w:sz w:val="20"/>
+                <w:szCs w:val="20"/>
+                <w:lang w:val="en-US" w:eastAsia="zh-CN"/>
+              </w:rPr>
+              <w:t>1</w:t>
+            </w:r>
+            <w:r>
+              <w:rPr>
+                <w:rFonts w:ascii="宋体" w:eastAsia="宋体" w:hAnsi="宋体" w:cs="宋体"/>
+                <w:spacing w:val="4"/>
+                <w:position w:val="1"/>
+                <w:sz w:val="20"/>
+                <w:szCs w:val="20"/>
+              </w:rPr>
+              <w:t>.0</w:t>
+            </w:r>
+          </w:p>
+        </w:tc>
+        <w:tc>
+          <w:tcPr>
+            <w:tcW w:w="1575" w:type="dxa"/>
+            <w:shd w:val="clear" w:color="auto" w:fill="auto"/>
+          </w:tcPr>
+          <w:p>
+            <w:pPr>
+              <w:keepNext w:val="0"/>
+              <w:keepLines w:val="0"/>
+              <w:pageBreakBefore w:val="0"/>
+              <w:widowControl w:val="0"/>
+              <w:kinsoku w:val="0"/>
+              <w:wordWrap/>
+              <w:overflowPunct/>
+              <w:autoSpaceDE w:val="0"/>
+              <w:autoSpaceDN w:val="0"/>
+              <w:bidi w:val="0"/>
+              <w:adjustRightInd w:val="0"/>
+              <w:snapToGrid w:val="0"/>
+              <w:spacing w:before="172" w:line="228" w:lineRule="auto"/>
+              <w:ind w:left="0" w:right="0" w:firstLine="0" w:leftChars="0" w:rightChars="0" w:firstLineChars="0"/>
+              <w:jc w:val="center"/>
+              <w:textAlignment w:val="baseline"/>
+              <w:rPr>
+                <w:rFonts w:ascii="宋体" w:eastAsia="宋体" w:hAnsi="宋体" w:cs="宋体"/>
+                <w:snapToGrid w:val="0"/>
+                <w:color w:val="000000"/>
+                <w:kern w:val="0"/>
+                <w:sz w:val="20"/>
+                <w:szCs w:val="20"/>
+                <w:lang w:val="en-US" w:eastAsia="en-US" w:bidi="ar-SA"/>
+              </w:rPr>
+            </w:pPr>
+            <w:r>
+              <w:rPr>
+                <w:rFonts w:hint="eastAsia"/>
+                <w:lang w:val="en-US" w:eastAsia="zh-CN"/>
+              </w:rPr>
+              <w:t>新建</w:t>
+            </w:r>
+          </w:p>
+        </w:tc>
+        <w:tc>
+          <w:tcPr>
+            <w:tcW w:w="1829" w:type="dxa"/>
+            <w:shd w:val="clear" w:color="auto" w:fill="auto"/>
+          </w:tcPr>
+          <w:p>
+            <w:pPr>
+              <w:keepNext w:val="0"/>
+              <w:keepLines w:val="0"/>
+              <w:pageBreakBefore w:val="0"/>
+              <w:widowControl w:val="0"/>
+              <w:kinsoku w:val="0"/>
+              <w:wordWrap/>
+              <w:overflowPunct/>
+              <w:autoSpaceDE w:val="0"/>
+              <w:autoSpaceDN w:val="0"/>
+              <w:bidi w:val="0"/>
+              <w:adjustRightInd w:val="0"/>
+              <w:snapToGrid w:val="0"/>
+              <w:spacing w:before="172" w:line="228" w:lineRule="auto"/>
+              <w:ind w:left="0" w:right="0" w:firstLine="0" w:leftChars="0" w:rightChars="0" w:firstLineChars="0"/>
+              <w:jc w:val="center"/>
+              <w:textAlignment w:val="baseline"/>
+              <w:rPr>
+                <w:rFonts w:ascii="宋体" w:eastAsia="宋体" w:hAnsi="宋体" w:cs="宋体"/>
+                <w:snapToGrid w:val="0"/>
+                <w:color w:val="000000"/>
+                <w:spacing w:val="200"/>
+                <w:kern w:val="0"/>
+                <w:sz w:val="20"/>
+                <w:szCs w:val="20"/>
+                <w:lang w:val="en-US" w:eastAsia="en-US" w:bidi="ar-SA"/>
+              </w:rPr>
+            </w:pPr>
+            <w:r>
+              <w:rPr>
+                <w:rFonts w:ascii="宋体" w:hAnsi="宋体" w:cs="宋体" w:hint="eastAsia"/>
+                <w:spacing w:val="200"/>
+                <w:kern w:val="0"/>
+                <w:sz w:val="20"/>
+                <w:szCs w:val="20"/>
+                <w:lang w:val="en-US" w:eastAsia="zh-CN"/>
+              </w:rPr>
+              <w:t>强宇涛</w:t>
+            </w:r>
+          </w:p>
+        </w:tc>
+        <w:tc>
+          <w:tcPr>
+            <w:tcW w:w="1606" w:type="dxa"/>
+            <w:shd w:val="clear" w:color="auto" w:fill="auto"/>
+          </w:tcPr>
+          <w:p>
+            <w:pPr>
+              <w:keepNext w:val="0"/>
+              <w:keepLines w:val="0"/>
+              <w:pageBreakBefore w:val="0"/>
+              <w:widowControl w:val="0"/>
+              <w:kinsoku w:val="0"/>
+              <w:wordWrap/>
+              <w:overflowPunct/>
+              <w:autoSpaceDE w:val="0"/>
+              <w:autoSpaceDN w:val="0"/>
+              <w:bidi w:val="0"/>
+              <w:adjustRightInd w:val="0"/>
+              <w:snapToGrid w:val="0"/>
+              <w:spacing w:before="173" w:line="229" w:lineRule="auto"/>
+              <w:ind w:left="0" w:right="0" w:firstLine="0" w:leftChars="0" w:rightChars="0" w:firstLineChars="0"/>
+              <w:jc w:val="center"/>
+              <w:textAlignment w:val="baseline"/>
+              <w:rPr>
+                <w:rFonts w:ascii="宋体" w:eastAsia="宋体" w:hAnsi="宋体" w:cs="宋体"/>
+                <w:snapToGrid w:val="0"/>
+                <w:color w:val="000000"/>
+                <w:spacing w:val="200"/>
+                <w:kern w:val="0"/>
+                <w:sz w:val="20"/>
+                <w:szCs w:val="20"/>
+                <w:lang w:val="en-US" w:eastAsia="en-US" w:bidi="ar-SA"/>
+              </w:rPr>
+            </w:pPr>
+            <w:r>
+              <w:rPr>
+                <w:rFonts w:asciiTheme="minorAscii" w:eastAsiaTheme="minorEastAsia" w:hAnsiTheme="minorAscii" w:hint="eastAsia"/>
+                <w:spacing w:val="0"/>
+                <w:kern w:val="0"/>
+                <w:sz w:val="21"/>
+                <w:vertAlign w:val="baseline"/>
+                <w:lang w:val="en-US" w:eastAsia="zh-CN"/>
+              </w:rPr>
+              <w:t>陈凯</w:t>
+            </w:r>
+          </w:p>
+        </w:tc>
+        <w:tc>
+          <w:tcPr>
+            <w:tcW w:w="915" w:type="dxa"/>
+            <w:shd w:val="clear" w:color="auto" w:fill="auto"/>
+          </w:tcPr>
+          <w:p>
+            <w:pPr>
+              <w:keepNext w:val="0"/>
+              <w:keepLines w:val="0"/>
+              <w:pageBreakBefore w:val="0"/>
+              <w:widowControl w:val="0"/>
+              <w:kinsoku w:val="0"/>
+              <w:wordWrap/>
+              <w:overflowPunct/>
+              <w:autoSpaceDE w:val="0"/>
+              <w:autoSpaceDN w:val="0"/>
+              <w:bidi w:val="0"/>
+              <w:adjustRightInd w:val="0"/>
+              <w:snapToGrid w:val="0"/>
+              <w:spacing w:before="173" w:line="229" w:lineRule="auto"/>
+              <w:ind w:left="0" w:right="0" w:firstLine="0" w:leftChars="0" w:rightChars="0" w:firstLineChars="0"/>
+              <w:jc w:val="center"/>
+              <w:textAlignment w:val="baseline"/>
+              <w:rPr>
+                <w:rFonts w:ascii="宋体" w:eastAsia="宋体" w:hAnsi="宋体" w:cs="宋体"/>
+                <w:snapToGrid w:val="0"/>
+                <w:color w:val="000000"/>
+                <w:kern w:val="0"/>
+                <w:sz w:val="20"/>
+                <w:szCs w:val="20"/>
+                <w:lang w:val="en-US" w:eastAsia="en-US" w:bidi="ar-SA"/>
+              </w:rPr>
+            </w:pPr>
+            <w:r>
+              <w:rPr>
+                <w:rFonts w:asciiTheme="minorAscii" w:eastAsiaTheme="minorEastAsia" w:hAnsiTheme="minorAscii" w:hint="eastAsia"/>
+                <w:spacing w:val="0"/>
+                <w:kern w:val="0"/>
+                <w:sz w:val="21"/>
+                <w:vertAlign w:val="baseline"/>
+                <w:lang w:val="en-US" w:eastAsia="zh-CN"/>
+              </w:rPr>
+              <w:t>吴亚红</w:t>
+            </w:r>
+          </w:p>
+        </w:tc>
+      </w:tr>
+      <w:tr>
+        <w:tblPrEx>
+          <w:tblW w:w="8214" w:type="dxa"/>
+          <w:jc w:val="center"/>
+          <w:tblLayout w:type="fixed"/>
+          <w:tblCellMar>
+            <w:top w:w="0" w:type="dxa"/>
+            <w:left w:w="0" w:type="dxa"/>
+            <w:bottom w:w="0" w:type="dxa"/>
+            <w:right w:w="0" w:type="dxa"/>
+          </w:tblCellMar>
+        </w:tblPrEx>
+        <w:trPr>
+          <w:trHeight w:val="556"/>
+          <w:jc w:val="center"/>
+        </w:trPr>
+        <w:tc>
+          <w:tcPr>
+            <w:tcW w:w="1317" w:type="dxa"/>
+            <w:shd w:val="clear" w:color="auto" w:fill="auto"/>
+          </w:tcPr>
+          <w:p>
+            <w:pPr>
+              <w:keepNext w:val="0"/>
+              <w:keepLines w:val="0"/>
+              <w:pageBreakBefore w:val="0"/>
+              <w:widowControl w:val="0"/>
+              <w:kinsoku w:val="0"/>
+              <w:wordWrap/>
+              <w:overflowPunct/>
+              <w:autoSpaceDE w:val="0"/>
+              <w:autoSpaceDN w:val="0"/>
+              <w:bidi w:val="0"/>
+              <w:adjustRightInd w:val="0"/>
+              <w:snapToGrid w:val="0"/>
+              <w:spacing w:before="173" w:line="267" w:lineRule="exact"/>
+              <w:ind w:left="0" w:right="0" w:firstLine="0" w:leftChars="0" w:rightChars="0" w:firstLineChars="0"/>
+              <w:jc w:val="center"/>
+              <w:textAlignment w:val="baseline"/>
+              <w:rPr>
+                <w:rFonts w:ascii="Arial" w:eastAsia="宋体" w:hAnsi="Arial" w:cs="Arial"/>
                 <w:snapToGrid w:val="0"/>
                 <w:color w:val="000000"/>
                 <w:kern w:val="0"/>
@@ -1542,11 +1519,11 @@
               <w:adjustRightInd w:val="0"/>
               <w:snapToGrid w:val="0"/>
               <w:spacing w:before="173" w:line="267" w:lineRule="exact"/>
-              <w:ind w:left="0" w:leftChars="0" w:right="0" w:rightChars="0" w:firstLine="0" w:firstLineChars="0"/>
+              <w:ind w:left="0" w:right="0" w:firstLine="0" w:leftChars="0" w:rightChars="0" w:firstLineChars="0"/>
               <w:jc w:val="center"/>
               <w:textAlignment w:val="baseline"/>
               <w:rPr>
-                <w:rFonts w:ascii="Arial" w:hAnsi="Arial" w:eastAsia="宋体" w:cs="Arial"/>
+                <w:rFonts w:ascii="Arial" w:eastAsia="宋体" w:hAnsi="Arial" w:cs="Arial"/>
                 <w:snapToGrid w:val="0"/>
                 <w:color w:val="000000"/>
                 <w:kern w:val="0"/>
@@ -1577,11 +1554,11 @@
               <w:adjustRightInd w:val="0"/>
               <w:snapToGrid w:val="0"/>
               <w:spacing w:before="172" w:line="228" w:lineRule="auto"/>
-              <w:ind w:left="0" w:leftChars="0" w:right="0" w:rightChars="0" w:firstLine="0" w:firstLineChars="0"/>
+              <w:ind w:left="0" w:right="0" w:firstLine="0" w:leftChars="0" w:rightChars="0" w:firstLineChars="0"/>
               <w:jc w:val="center"/>
               <w:textAlignment w:val="baseline"/>
               <w:rPr>
-                <w:rFonts w:hint="default" w:ascii="Arial" w:hAnsi="Arial" w:eastAsia="宋体" w:cs="Arial"/>
+                <w:rFonts w:ascii="Arial" w:eastAsia="宋体" w:hAnsi="Arial" w:cs="Arial" w:hint="default"/>
                 <w:snapToGrid w:val="0"/>
                 <w:color w:val="000000"/>
                 <w:kern w:val="0"/>
@@ -1612,11 +1589,11 @@
               <w:adjustRightInd w:val="0"/>
               <w:snapToGrid w:val="0"/>
               <w:spacing w:before="172" w:line="228" w:lineRule="auto"/>
-              <w:ind w:left="0" w:leftChars="0" w:right="0" w:rightChars="0" w:firstLine="0" w:firstLineChars="0"/>
+              <w:ind w:left="0" w:right="0" w:firstLine="0" w:leftChars="0" w:rightChars="0" w:firstLineChars="0"/>
               <w:jc w:val="center"/>
               <w:textAlignment w:val="baseline"/>
               <w:rPr>
-                <w:rFonts w:ascii="Arial" w:hAnsi="Arial" w:eastAsia="宋体" w:cs="Arial"/>
+                <w:rFonts w:ascii="Arial" w:eastAsia="宋体" w:hAnsi="Arial" w:cs="Arial"/>
                 <w:snapToGrid w:val="0"/>
                 <w:color w:val="000000"/>
                 <w:kern w:val="0"/>
@@ -1647,11 +1624,11 @@
               <w:adjustRightInd w:val="0"/>
               <w:snapToGrid w:val="0"/>
               <w:spacing w:before="173" w:line="229" w:lineRule="auto"/>
-              <w:ind w:left="0" w:leftChars="0" w:right="0" w:rightChars="0" w:firstLine="0" w:firstLineChars="0"/>
+              <w:ind w:left="0" w:right="0" w:firstLine="0" w:leftChars="0" w:rightChars="0" w:firstLineChars="0"/>
               <w:jc w:val="center"/>
               <w:textAlignment w:val="baseline"/>
               <w:rPr>
-                <w:rFonts w:ascii="Arial" w:hAnsi="Arial" w:eastAsia="宋体" w:cs="Arial"/>
+                <w:rFonts w:ascii="Arial" w:eastAsia="宋体" w:hAnsi="Arial" w:cs="Arial"/>
                 <w:snapToGrid w:val="0"/>
                 <w:color w:val="000000"/>
                 <w:kern w:val="0"/>
@@ -1682,11 +1659,11 @@
               <w:adjustRightInd w:val="0"/>
               <w:snapToGrid w:val="0"/>
               <w:spacing w:before="173" w:line="229" w:lineRule="auto"/>
-              <w:ind w:left="0" w:leftChars="0" w:right="0" w:rightChars="0" w:firstLine="0" w:firstLineChars="0"/>
+              <w:ind w:left="0" w:right="0" w:firstLine="0" w:leftChars="0" w:rightChars="0" w:firstLineChars="0"/>
               <w:jc w:val="center"/>
               <w:textAlignment w:val="baseline"/>
               <w:rPr>
-                <w:rFonts w:ascii="Arial" w:hAnsi="Arial" w:eastAsia="宋体" w:cs="Arial"/>
+                <w:rFonts w:ascii="Arial" w:eastAsia="宋体" w:hAnsi="Arial" w:cs="Arial"/>
                 <w:snapToGrid w:val="0"/>
                 <w:color w:val="000000"/>
                 <w:kern w:val="0"/>
@@ -1700,14 +1677,9 @@
       </w:tr>
       <w:tr>
         <w:tblPrEx>
-          <w:tblBorders>
-            <w:top w:val="single" w:color="000000" w:sz="2" w:space="0"/>
-            <w:left w:val="single" w:color="000000" w:sz="2" w:space="0"/>
-            <w:bottom w:val="single" w:color="000000" w:sz="2" w:space="0"/>
-            <w:right w:val="single" w:color="000000" w:sz="2" w:space="0"/>
-            <w:insideH w:val="single" w:color="000000" w:sz="2" w:space="0"/>
-            <w:insideV w:val="single" w:color="000000" w:sz="2" w:space="0"/>
-          </w:tblBorders>
+          <w:tblW w:w="8214" w:type="dxa"/>
+          <w:jc w:val="center"/>
+          <w:tblLayout w:type="fixed"/>
           <w:tblCellMar>
             <w:top w:w="0" w:type="dxa"/>
             <w:left w:w="0" w:type="dxa"/>
@@ -1716,7 +1688,7 @@
           </w:tblCellMar>
         </w:tblPrEx>
         <w:trPr>
-          <w:trHeight w:val="556" w:hRule="atLeast"/>
+          <w:trHeight w:val="556"/>
           <w:jc w:val="center"/>
         </w:trPr>
         <w:tc>
@@ -1725,7 +1697,7 @@
           </w:tcPr>
           <w:p>
             <w:pPr>
-              <w:pStyle w:val="27"/>
+              <w:pStyle w:val="TableText"/>
               <w:keepNext w:val="0"/>
               <w:keepLines w:val="0"/>
               <w:pageBreakBefore w:val="0"/>
@@ -1738,7 +1710,7 @@
               <w:bidi w:val="0"/>
               <w:adjustRightInd w:val="0"/>
               <w:snapToGrid w:val="0"/>
-              <w:ind w:left="0" w:leftChars="0" w:right="0" w:rightChars="0" w:firstLine="0" w:firstLineChars="0"/>
+              <w:ind w:left="0" w:right="0" w:firstLine="0" w:leftChars="0" w:rightChars="0" w:firstLineChars="0"/>
               <w:jc w:val="center"/>
               <w:textAlignment w:val="baseline"/>
             </w:pPr>
@@ -1750,7 +1722,7 @@
           </w:tcPr>
           <w:p>
             <w:pPr>
-              <w:pStyle w:val="27"/>
+              <w:pStyle w:val="TableText"/>
               <w:keepNext w:val="0"/>
               <w:keepLines w:val="0"/>
               <w:pageBreakBefore w:val="0"/>
@@ -1763,7 +1735,7 @@
               <w:bidi w:val="0"/>
               <w:adjustRightInd w:val="0"/>
               <w:snapToGrid w:val="0"/>
-              <w:ind w:left="0" w:leftChars="0" w:right="0" w:rightChars="0" w:firstLine="0" w:firstLineChars="0"/>
+              <w:ind w:left="0" w:right="0" w:firstLine="0" w:leftChars="0" w:rightChars="0" w:firstLineChars="0"/>
               <w:jc w:val="center"/>
               <w:textAlignment w:val="baseline"/>
             </w:pPr>
@@ -1775,7 +1747,7 @@
           </w:tcPr>
           <w:p>
             <w:pPr>
-              <w:pStyle w:val="27"/>
+              <w:pStyle w:val="TableText"/>
               <w:keepNext w:val="0"/>
               <w:keepLines w:val="0"/>
               <w:pageBreakBefore w:val="0"/>
@@ -1788,7 +1760,7 @@
               <w:bidi w:val="0"/>
               <w:adjustRightInd w:val="0"/>
               <w:snapToGrid w:val="0"/>
-              <w:ind w:left="0" w:leftChars="0" w:right="0" w:rightChars="0" w:firstLine="0" w:firstLineChars="0"/>
+              <w:ind w:left="0" w:right="0" w:firstLine="0" w:leftChars="0" w:rightChars="0" w:firstLineChars="0"/>
               <w:jc w:val="center"/>
               <w:textAlignment w:val="baseline"/>
             </w:pPr>
@@ -1800,7 +1772,7 @@
           </w:tcPr>
           <w:p>
             <w:pPr>
-              <w:pStyle w:val="27"/>
+              <w:pStyle w:val="TableText"/>
               <w:keepNext w:val="0"/>
               <w:keepLines w:val="0"/>
               <w:pageBreakBefore w:val="0"/>
@@ -1813,7 +1785,7 @@
               <w:bidi w:val="0"/>
               <w:adjustRightInd w:val="0"/>
               <w:snapToGrid w:val="0"/>
-              <w:ind w:left="0" w:leftChars="0" w:right="0" w:rightChars="0" w:firstLine="0" w:firstLineChars="0"/>
+              <w:ind w:left="0" w:right="0" w:firstLine="0" w:leftChars="0" w:rightChars="0" w:firstLineChars="0"/>
               <w:jc w:val="center"/>
               <w:textAlignment w:val="baseline"/>
             </w:pPr>
@@ -1825,7 +1797,7 @@
           </w:tcPr>
           <w:p>
             <w:pPr>
-              <w:pStyle w:val="27"/>
+              <w:pStyle w:val="TableText"/>
               <w:keepNext w:val="0"/>
               <w:keepLines w:val="0"/>
               <w:pageBreakBefore w:val="0"/>
@@ -1838,7 +1810,7 @@
               <w:bidi w:val="0"/>
               <w:adjustRightInd w:val="0"/>
               <w:snapToGrid w:val="0"/>
-              <w:ind w:left="0" w:leftChars="0" w:right="0" w:rightChars="0" w:firstLine="0" w:firstLineChars="0"/>
+              <w:ind w:left="0" w:right="0" w:firstLine="0" w:leftChars="0" w:rightChars="0" w:firstLineChars="0"/>
               <w:jc w:val="center"/>
               <w:textAlignment w:val="baseline"/>
             </w:pPr>
@@ -1850,7 +1822,7 @@
           </w:tcPr>
           <w:p>
             <w:pPr>
-              <w:pStyle w:val="27"/>
+              <w:pStyle w:val="TableText"/>
               <w:keepNext w:val="0"/>
               <w:keepLines w:val="0"/>
               <w:pageBreakBefore w:val="0"/>
@@ -1863,7 +1835,7 @@
               <w:bidi w:val="0"/>
               <w:adjustRightInd w:val="0"/>
               <w:snapToGrid w:val="0"/>
-              <w:ind w:left="0" w:leftChars="0" w:right="0" w:rightChars="0" w:firstLine="0" w:firstLineChars="0"/>
+              <w:ind w:left="0" w:right="0" w:firstLine="0" w:leftChars="0" w:rightChars="0" w:firstLineChars="0"/>
               <w:jc w:val="center"/>
               <w:textAlignment w:val="baseline"/>
             </w:pPr>
@@ -1872,14 +1844,9 @@
       </w:tr>
       <w:tr>
         <w:tblPrEx>
-          <w:tblBorders>
-            <w:top w:val="single" w:color="000000" w:sz="2" w:space="0"/>
-            <w:left w:val="single" w:color="000000" w:sz="2" w:space="0"/>
-            <w:bottom w:val="single" w:color="000000" w:sz="2" w:space="0"/>
-            <w:right w:val="single" w:color="000000" w:sz="2" w:space="0"/>
-            <w:insideH w:val="single" w:color="000000" w:sz="2" w:space="0"/>
-            <w:insideV w:val="single" w:color="000000" w:sz="2" w:space="0"/>
-          </w:tblBorders>
+          <w:tblW w:w="8214" w:type="dxa"/>
+          <w:jc w:val="center"/>
+          <w:tblLayout w:type="fixed"/>
           <w:tblCellMar>
             <w:top w:w="0" w:type="dxa"/>
             <w:left w:w="0" w:type="dxa"/>
@@ -1888,7 +1855,7 @@
           </w:tblCellMar>
         </w:tblPrEx>
         <w:trPr>
-          <w:trHeight w:val="557" w:hRule="atLeast"/>
+          <w:trHeight w:val="557"/>
           <w:jc w:val="center"/>
         </w:trPr>
         <w:tc>
@@ -1897,7 +1864,7 @@
           </w:tcPr>
           <w:p>
             <w:pPr>
-              <w:pStyle w:val="27"/>
+              <w:pStyle w:val="TableText"/>
               <w:keepNext w:val="0"/>
               <w:keepLines w:val="0"/>
               <w:pageBreakBefore w:val="0"/>
@@ -1910,7 +1877,7 @@
               <w:bidi w:val="0"/>
               <w:adjustRightInd w:val="0"/>
               <w:snapToGrid w:val="0"/>
-              <w:ind w:left="0" w:leftChars="0" w:right="0" w:rightChars="0" w:firstLine="0" w:firstLineChars="0"/>
+              <w:ind w:left="0" w:right="0" w:firstLine="0" w:leftChars="0" w:rightChars="0" w:firstLineChars="0"/>
               <w:jc w:val="center"/>
               <w:textAlignment w:val="baseline"/>
             </w:pPr>
@@ -1922,7 +1889,7 @@
           </w:tcPr>
           <w:p>
             <w:pPr>
-              <w:pStyle w:val="27"/>
+              <w:pStyle w:val="TableText"/>
               <w:keepNext w:val="0"/>
               <w:keepLines w:val="0"/>
               <w:pageBreakBefore w:val="0"/>
@@ -1935,7 +1902,7 @@
               <w:bidi w:val="0"/>
               <w:adjustRightInd w:val="0"/>
               <w:snapToGrid w:val="0"/>
-              <w:ind w:left="0" w:leftChars="0" w:right="0" w:rightChars="0" w:firstLine="0" w:firstLineChars="0"/>
+              <w:ind w:left="0" w:right="0" w:firstLine="0" w:leftChars="0" w:rightChars="0" w:firstLineChars="0"/>
               <w:jc w:val="center"/>
               <w:textAlignment w:val="baseline"/>
             </w:pPr>
@@ -1947,7 +1914,7 @@
           </w:tcPr>
           <w:p>
             <w:pPr>
-              <w:pStyle w:val="27"/>
+              <w:pStyle w:val="TableText"/>
               <w:keepNext w:val="0"/>
               <w:keepLines w:val="0"/>
               <w:pageBreakBefore w:val="0"/>
@@ -1960,7 +1927,7 @@
               <w:bidi w:val="0"/>
               <w:adjustRightInd w:val="0"/>
               <w:snapToGrid w:val="0"/>
-              <w:ind w:left="0" w:leftChars="0" w:right="0" w:rightChars="0" w:firstLine="0" w:firstLineChars="0"/>
+              <w:ind w:left="0" w:right="0" w:firstLine="0" w:leftChars="0" w:rightChars="0" w:firstLineChars="0"/>
               <w:jc w:val="center"/>
               <w:textAlignment w:val="baseline"/>
             </w:pPr>
@@ -1972,7 +1939,7 @@
           </w:tcPr>
           <w:p>
             <w:pPr>
-              <w:pStyle w:val="27"/>
+              <w:pStyle w:val="TableText"/>
               <w:keepNext w:val="0"/>
               <w:keepLines w:val="0"/>
               <w:pageBreakBefore w:val="0"/>
@@ -1985,7 +1952,7 @@
               <w:bidi w:val="0"/>
               <w:adjustRightInd w:val="0"/>
               <w:snapToGrid w:val="0"/>
-              <w:ind w:left="0" w:leftChars="0" w:right="0" w:rightChars="0" w:firstLine="0" w:firstLineChars="0"/>
+              <w:ind w:left="0" w:right="0" w:firstLine="0" w:leftChars="0" w:rightChars="0" w:firstLineChars="0"/>
               <w:jc w:val="center"/>
               <w:textAlignment w:val="baseline"/>
             </w:pPr>
@@ -1997,7 +1964,7 @@
           </w:tcPr>
           <w:p>
             <w:pPr>
-              <w:pStyle w:val="27"/>
+              <w:pStyle w:val="TableText"/>
               <w:keepNext w:val="0"/>
               <w:keepLines w:val="0"/>
               <w:pageBreakBefore w:val="0"/>
@@ -2010,7 +1977,7 @@
               <w:bidi w:val="0"/>
               <w:adjustRightInd w:val="0"/>
               <w:snapToGrid w:val="0"/>
-              <w:ind w:left="0" w:leftChars="0" w:right="0" w:rightChars="0" w:firstLine="0" w:firstLineChars="0"/>
+              <w:ind w:left="0" w:right="0" w:firstLine="0" w:leftChars="0" w:rightChars="0" w:firstLineChars="0"/>
               <w:jc w:val="center"/>
               <w:textAlignment w:val="baseline"/>
             </w:pPr>
@@ -2022,7 +1989,7 @@
           </w:tcPr>
           <w:p>
             <w:pPr>
-              <w:pStyle w:val="27"/>
+              <w:pStyle w:val="TableText"/>
               <w:keepNext w:val="0"/>
               <w:keepLines w:val="0"/>
               <w:pageBreakBefore w:val="0"/>
@@ -2035,7 +2002,7 @@
               <w:bidi w:val="0"/>
               <w:adjustRightInd w:val="0"/>
               <w:snapToGrid w:val="0"/>
-              <w:ind w:left="0" w:leftChars="0" w:right="0" w:rightChars="0" w:firstLine="0" w:firstLineChars="0"/>
+              <w:ind w:left="0" w:right="0" w:firstLine="0" w:leftChars="0" w:rightChars="0" w:firstLineChars="0"/>
               <w:jc w:val="center"/>
               <w:textAlignment w:val="baseline"/>
             </w:pPr>
@@ -2067,7 +2034,7 @@
     <w:sdt>
       <w:sdtPr>
         <w:rPr>
-          <w:rFonts w:hint="eastAsia" w:ascii="宋体" w:hAnsi="宋体" w:eastAsia="宋体" w:cs="宋体"/>
+          <w:rFonts w:ascii="宋体" w:eastAsia="宋体" w:hAnsi="宋体" w:cs="宋体" w:hint="eastAsia"/>
           <w:snapToGrid w:val="0"/>
           <w:color w:val="000000"/>
           <w:kern w:val="0"/>
@@ -2083,7 +2050,7 @@
       </w:sdtPr>
       <w:sdtEndPr>
         <w:rPr>
-          <w:rFonts w:hint="eastAsia" w:ascii="宋体" w:hAnsi="宋体" w:eastAsia="宋体" w:cs="宋体"/>
+          <w:rFonts w:ascii="宋体" w:eastAsia="宋体" w:hAnsi="宋体" w:cs="宋体" w:hint="eastAsia"/>
           <w:snapToGrid w:val="0"/>
           <w:color w:val="000000"/>
           <w:kern w:val="0"/>
@@ -2109,18 +2076,18 @@
             <w:adjustRightInd w:val="0"/>
             <w:snapToGrid w:val="0"/>
             <w:spacing w:before="0" w:beforeLines="0" w:after="0" w:afterLines="0" w:line="312" w:lineRule="auto"/>
-            <w:ind w:left="0" w:leftChars="0" w:right="0" w:rightChars="0" w:firstLine="0" w:firstLineChars="0"/>
+            <w:ind w:left="0" w:right="0" w:firstLine="0" w:leftChars="0" w:rightChars="0" w:firstLineChars="0"/>
             <w:jc w:val="center"/>
             <w:textAlignment w:val="baseline"/>
             <w:rPr>
-              <w:rFonts w:hint="eastAsia" w:ascii="宋体" w:hAnsi="宋体" w:eastAsia="宋体" w:cs="宋体"/>
+              <w:rFonts w:ascii="宋体" w:eastAsia="宋体" w:hAnsi="宋体" w:cs="宋体" w:hint="eastAsia"/>
               <w:sz w:val="24"/>
               <w:szCs w:val="24"/>
             </w:rPr>
           </w:pPr>
           <w:r>
             <w:rPr>
-              <w:rFonts w:hint="eastAsia" w:ascii="宋体" w:hAnsi="宋体" w:eastAsia="宋体" w:cs="宋体"/>
+              <w:rFonts w:ascii="宋体" w:eastAsia="宋体" w:hAnsi="宋体" w:cs="宋体" w:hint="eastAsia"/>
               <w:sz w:val="24"/>
               <w:szCs w:val="24"/>
             </w:rPr>
@@ -2129,14 +2096,14 @@
         </w:p>
         <w:p>
           <w:pPr>
-            <w:pStyle w:val="16"/>
+            <w:pStyle w:val="TOC1"/>
             <w:tabs>
               <w:tab w:val="right" w:leader="dot" w:pos="8306"/>
             </w:tabs>
           </w:pPr>
           <w:r>
             <w:rPr>
-              <w:rFonts w:hint="eastAsia" w:ascii="宋体" w:hAnsi="宋体" w:eastAsia="宋体" w:cs="宋体"/>
+              <w:rFonts w:ascii="宋体" w:eastAsia="宋体" w:hAnsi="宋体" w:cs="宋体" w:hint="eastAsia"/>
               <w:sz w:val="24"/>
               <w:szCs w:val="24"/>
             </w:rPr>
@@ -2144,7 +2111,7 @@
           </w:r>
           <w:r>
             <w:rPr>
-              <w:rFonts w:hint="eastAsia" w:ascii="宋体" w:hAnsi="宋体" w:eastAsia="宋体" w:cs="宋体"/>
+              <w:rFonts w:ascii="宋体" w:eastAsia="宋体" w:hAnsi="宋体" w:cs="宋体" w:hint="eastAsia"/>
               <w:sz w:val="24"/>
               <w:szCs w:val="24"/>
             </w:rPr>
@@ -2152,7 +2119,7 @@
           </w:r>
           <w:r>
             <w:rPr>
-              <w:rFonts w:hint="eastAsia" w:ascii="宋体" w:hAnsi="宋体" w:eastAsia="宋体" w:cs="宋体"/>
+              <w:rFonts w:ascii="宋体" w:eastAsia="宋体" w:hAnsi="宋体" w:cs="宋体" w:hint="eastAsia"/>
               <w:sz w:val="24"/>
               <w:szCs w:val="24"/>
             </w:rPr>
@@ -2160,21 +2127,21 @@
           </w:r>
           <w:r>
             <w:rPr>
-              <w:rFonts w:hint="eastAsia" w:ascii="宋体" w:hAnsi="宋体" w:eastAsia="宋体" w:cs="宋体"/>
+              <w:rFonts w:ascii="宋体" w:eastAsia="宋体" w:hAnsi="宋体" w:cs="宋体" w:hint="eastAsia"/>
               <w:szCs w:val="24"/>
             </w:rPr>
             <w:fldChar w:fldCharType="begin"/>
           </w:r>
           <w:r>
             <w:rPr>
-              <w:rFonts w:hint="eastAsia" w:ascii="宋体" w:hAnsi="宋体" w:eastAsia="宋体" w:cs="宋体"/>
+              <w:rFonts w:ascii="宋体" w:eastAsia="宋体" w:hAnsi="宋体" w:cs="宋体" w:hint="eastAsia"/>
               <w:szCs w:val="24"/>
             </w:rPr>
             <w:instrText xml:space="preserve"> HYPERLINK \l _Toc11026 </w:instrText>
           </w:r>
           <w:r>
             <w:rPr>
-              <w:rFonts w:hint="eastAsia" w:ascii="宋体" w:hAnsi="宋体" w:eastAsia="宋体" w:cs="宋体"/>
+              <w:rFonts w:ascii="宋体" w:eastAsia="宋体" w:hAnsi="宋体" w:cs="宋体" w:hint="eastAsia"/>
               <w:szCs w:val="24"/>
             </w:rPr>
             <w:fldChar w:fldCharType="separate"/>
@@ -2206,7 +2173,7 @@
           </w:r>
           <w:r>
             <w:rPr>
-              <w:rFonts w:hint="eastAsia" w:ascii="宋体" w:hAnsi="宋体" w:eastAsia="宋体" w:cs="宋体"/>
+              <w:rFonts w:ascii="宋体" w:eastAsia="宋体" w:hAnsi="宋体" w:cs="宋体" w:hint="eastAsia"/>
               <w:szCs w:val="24"/>
             </w:rPr>
             <w:fldChar w:fldCharType="end"/>
@@ -2214,28 +2181,28 @@
         </w:p>
         <w:p>
           <w:pPr>
-            <w:pStyle w:val="16"/>
+            <w:pStyle w:val="TOC1"/>
             <w:tabs>
               <w:tab w:val="right" w:leader="dot" w:pos="8306"/>
             </w:tabs>
           </w:pPr>
           <w:r>
             <w:rPr>
-              <w:rFonts w:hint="eastAsia" w:ascii="宋体" w:hAnsi="宋体" w:eastAsia="宋体" w:cs="宋体"/>
+              <w:rFonts w:ascii="宋体" w:eastAsia="宋体" w:hAnsi="宋体" w:cs="宋体" w:hint="eastAsia"/>
               <w:szCs w:val="24"/>
             </w:rPr>
             <w:fldChar w:fldCharType="begin"/>
           </w:r>
           <w:r>
             <w:rPr>
-              <w:rFonts w:hint="eastAsia" w:ascii="宋体" w:hAnsi="宋体" w:eastAsia="宋体" w:cs="宋体"/>
+              <w:rFonts w:ascii="宋体" w:eastAsia="宋体" w:hAnsi="宋体" w:cs="宋体" w:hint="eastAsia"/>
               <w:szCs w:val="24"/>
             </w:rPr>
             <w:instrText xml:space="preserve"> HYPERLINK \l _Toc10477 </w:instrText>
           </w:r>
           <w:r>
             <w:rPr>
-              <w:rFonts w:hint="eastAsia" w:ascii="宋体" w:hAnsi="宋体" w:eastAsia="宋体" w:cs="宋体"/>
+              <w:rFonts w:ascii="宋体" w:eastAsia="宋体" w:hAnsi="宋体" w:cs="宋体" w:hint="eastAsia"/>
               <w:szCs w:val="24"/>
             </w:rPr>
             <w:fldChar w:fldCharType="separate"/>
@@ -2267,7 +2234,7 @@
           </w:r>
           <w:r>
             <w:rPr>
-              <w:rFonts w:hint="eastAsia" w:ascii="宋体" w:hAnsi="宋体" w:eastAsia="宋体" w:cs="宋体"/>
+              <w:rFonts w:ascii="宋体" w:eastAsia="宋体" w:hAnsi="宋体" w:cs="宋体" w:hint="eastAsia"/>
               <w:szCs w:val="24"/>
             </w:rPr>
             <w:fldChar w:fldCharType="end"/>
@@ -2275,28 +2242,28 @@
         </w:p>
         <w:p>
           <w:pPr>
-            <w:pStyle w:val="16"/>
+            <w:pStyle w:val="TOC1"/>
             <w:tabs>
               <w:tab w:val="right" w:leader="dot" w:pos="8306"/>
             </w:tabs>
           </w:pPr>
           <w:r>
             <w:rPr>
-              <w:rFonts w:hint="eastAsia" w:ascii="宋体" w:hAnsi="宋体" w:eastAsia="宋体" w:cs="宋体"/>
+              <w:rFonts w:ascii="宋体" w:eastAsia="宋体" w:hAnsi="宋体" w:cs="宋体" w:hint="eastAsia"/>
               <w:szCs w:val="24"/>
             </w:rPr>
             <w:fldChar w:fldCharType="begin"/>
           </w:r>
           <w:r>
             <w:rPr>
-              <w:rFonts w:hint="eastAsia" w:ascii="宋体" w:hAnsi="宋体" w:eastAsia="宋体" w:cs="宋体"/>
+              <w:rFonts w:ascii="宋体" w:eastAsia="宋体" w:hAnsi="宋体" w:cs="宋体" w:hint="eastAsia"/>
               <w:szCs w:val="24"/>
             </w:rPr>
             <w:instrText xml:space="preserve"> HYPERLINK \l _Toc281 </w:instrText>
           </w:r>
           <w:r>
             <w:rPr>
-              <w:rFonts w:hint="eastAsia" w:ascii="宋体" w:hAnsi="宋体" w:eastAsia="宋体" w:cs="宋体"/>
+              <w:rFonts w:ascii="宋体" w:eastAsia="宋体" w:hAnsi="宋体" w:cs="宋体" w:hint="eastAsia"/>
               <w:szCs w:val="24"/>
             </w:rPr>
             <w:fldChar w:fldCharType="separate"/>
@@ -2328,7 +2295,7 @@
           </w:r>
           <w:r>
             <w:rPr>
-              <w:rFonts w:hint="eastAsia" w:ascii="宋体" w:hAnsi="宋体" w:eastAsia="宋体" w:cs="宋体"/>
+              <w:rFonts w:ascii="宋体" w:eastAsia="宋体" w:hAnsi="宋体" w:cs="宋体" w:hint="eastAsia"/>
               <w:szCs w:val="24"/>
             </w:rPr>
             <w:fldChar w:fldCharType="end"/>
@@ -2336,28 +2303,28 @@
         </w:p>
         <w:p>
           <w:pPr>
-            <w:pStyle w:val="17"/>
+            <w:pStyle w:val="TOC2"/>
             <w:tabs>
               <w:tab w:val="right" w:leader="dot" w:pos="8306"/>
             </w:tabs>
           </w:pPr>
           <w:r>
             <w:rPr>
-              <w:rFonts w:hint="eastAsia" w:ascii="宋体" w:hAnsi="宋体" w:eastAsia="宋体" w:cs="宋体"/>
+              <w:rFonts w:ascii="宋体" w:eastAsia="宋体" w:hAnsi="宋体" w:cs="宋体" w:hint="eastAsia"/>
               <w:szCs w:val="24"/>
             </w:rPr>
             <w:fldChar w:fldCharType="begin"/>
           </w:r>
           <w:r>
             <w:rPr>
-              <w:rFonts w:hint="eastAsia" w:ascii="宋体" w:hAnsi="宋体" w:eastAsia="宋体" w:cs="宋体"/>
+              <w:rFonts w:ascii="宋体" w:eastAsia="宋体" w:hAnsi="宋体" w:cs="宋体" w:hint="eastAsia"/>
               <w:szCs w:val="24"/>
             </w:rPr>
             <w:instrText xml:space="preserve"> HYPERLINK \l _Toc141 </w:instrText>
           </w:r>
           <w:r>
             <w:rPr>
-              <w:rFonts w:hint="eastAsia" w:ascii="宋体" w:hAnsi="宋体" w:eastAsia="宋体" w:cs="宋体"/>
+              <w:rFonts w:ascii="宋体" w:eastAsia="宋体" w:hAnsi="宋体" w:cs="宋体" w:hint="eastAsia"/>
               <w:szCs w:val="24"/>
             </w:rPr>
             <w:fldChar w:fldCharType="separate"/>
@@ -2389,7 +2356,7 @@
           </w:r>
           <w:r>
             <w:rPr>
-              <w:rFonts w:hint="eastAsia" w:ascii="宋体" w:hAnsi="宋体" w:eastAsia="宋体" w:cs="宋体"/>
+              <w:rFonts w:ascii="宋体" w:eastAsia="宋体" w:hAnsi="宋体" w:cs="宋体" w:hint="eastAsia"/>
               <w:szCs w:val="24"/>
             </w:rPr>
             <w:fldChar w:fldCharType="end"/>
@@ -2397,28 +2364,28 @@
         </w:p>
         <w:p>
           <w:pPr>
-            <w:pStyle w:val="17"/>
+            <w:pStyle w:val="TOC2"/>
             <w:tabs>
               <w:tab w:val="right" w:leader="dot" w:pos="8306"/>
             </w:tabs>
           </w:pPr>
           <w:r>
             <w:rPr>
-              <w:rFonts w:hint="eastAsia" w:ascii="宋体" w:hAnsi="宋体" w:eastAsia="宋体" w:cs="宋体"/>
+              <w:rFonts w:ascii="宋体" w:eastAsia="宋体" w:hAnsi="宋体" w:cs="宋体" w:hint="eastAsia"/>
               <w:szCs w:val="24"/>
             </w:rPr>
             <w:fldChar w:fldCharType="begin"/>
           </w:r>
           <w:r>
             <w:rPr>
-              <w:rFonts w:hint="eastAsia" w:ascii="宋体" w:hAnsi="宋体" w:eastAsia="宋体" w:cs="宋体"/>
+              <w:rFonts w:ascii="宋体" w:eastAsia="宋体" w:hAnsi="宋体" w:cs="宋体" w:hint="eastAsia"/>
               <w:szCs w:val="24"/>
             </w:rPr>
             <w:instrText xml:space="preserve"> HYPERLINK \l _Toc12985 </w:instrText>
           </w:r>
           <w:r>
             <w:rPr>
-              <w:rFonts w:hint="eastAsia" w:ascii="宋体" w:hAnsi="宋体" w:eastAsia="宋体" w:cs="宋体"/>
+              <w:rFonts w:ascii="宋体" w:eastAsia="宋体" w:hAnsi="宋体" w:cs="宋体" w:hint="eastAsia"/>
               <w:szCs w:val="24"/>
             </w:rPr>
             <w:fldChar w:fldCharType="separate"/>
@@ -2450,7 +2417,7 @@
           </w:r>
           <w:r>
             <w:rPr>
-              <w:rFonts w:hint="eastAsia" w:ascii="宋体" w:hAnsi="宋体" w:eastAsia="宋体" w:cs="宋体"/>
+              <w:rFonts w:ascii="宋体" w:eastAsia="宋体" w:hAnsi="宋体" w:cs="宋体" w:hint="eastAsia"/>
               <w:szCs w:val="24"/>
             </w:rPr>
             <w:fldChar w:fldCharType="end"/>
@@ -2458,28 +2425,28 @@
         </w:p>
         <w:p>
           <w:pPr>
-            <w:pStyle w:val="17"/>
+            <w:pStyle w:val="TOC2"/>
             <w:tabs>
               <w:tab w:val="right" w:leader="dot" w:pos="8306"/>
             </w:tabs>
           </w:pPr>
           <w:r>
             <w:rPr>
-              <w:rFonts w:hint="eastAsia" w:ascii="宋体" w:hAnsi="宋体" w:eastAsia="宋体" w:cs="宋体"/>
+              <w:rFonts w:ascii="宋体" w:eastAsia="宋体" w:hAnsi="宋体" w:cs="宋体" w:hint="eastAsia"/>
               <w:szCs w:val="24"/>
             </w:rPr>
             <w:fldChar w:fldCharType="begin"/>
           </w:r>
           <w:r>
             <w:rPr>
-              <w:rFonts w:hint="eastAsia" w:ascii="宋体" w:hAnsi="宋体" w:eastAsia="宋体" w:cs="宋体"/>
+              <w:rFonts w:ascii="宋体" w:eastAsia="宋体" w:hAnsi="宋体" w:cs="宋体" w:hint="eastAsia"/>
               <w:szCs w:val="24"/>
             </w:rPr>
             <w:instrText xml:space="preserve"> HYPERLINK \l _Toc29001 </w:instrText>
           </w:r>
           <w:r>
             <w:rPr>
-              <w:rFonts w:hint="eastAsia" w:ascii="宋体" w:hAnsi="宋体" w:eastAsia="宋体" w:cs="宋体"/>
+              <w:rFonts w:ascii="宋体" w:eastAsia="宋体" w:hAnsi="宋体" w:cs="宋体" w:hint="eastAsia"/>
               <w:szCs w:val="24"/>
             </w:rPr>
             <w:fldChar w:fldCharType="separate"/>
@@ -2511,7 +2478,7 @@
           </w:r>
           <w:r>
             <w:rPr>
-              <w:rFonts w:hint="eastAsia" w:ascii="宋体" w:hAnsi="宋体" w:eastAsia="宋体" w:cs="宋体"/>
+              <w:rFonts w:ascii="宋体" w:eastAsia="宋体" w:hAnsi="宋体" w:cs="宋体" w:hint="eastAsia"/>
               <w:szCs w:val="24"/>
             </w:rPr>
             <w:fldChar w:fldCharType="end"/>
@@ -2519,28 +2486,28 @@
         </w:p>
         <w:p>
           <w:pPr>
-            <w:pStyle w:val="16"/>
+            <w:pStyle w:val="TOC1"/>
             <w:tabs>
               <w:tab w:val="right" w:leader="dot" w:pos="8306"/>
             </w:tabs>
           </w:pPr>
           <w:r>
             <w:rPr>
-              <w:rFonts w:hint="eastAsia" w:ascii="宋体" w:hAnsi="宋体" w:eastAsia="宋体" w:cs="宋体"/>
+              <w:rFonts w:ascii="宋体" w:eastAsia="宋体" w:hAnsi="宋体" w:cs="宋体" w:hint="eastAsia"/>
               <w:szCs w:val="24"/>
             </w:rPr>
             <w:fldChar w:fldCharType="begin"/>
           </w:r>
           <w:r>
             <w:rPr>
-              <w:rFonts w:hint="eastAsia" w:ascii="宋体" w:hAnsi="宋体" w:eastAsia="宋体" w:cs="宋体"/>
+              <w:rFonts w:ascii="宋体" w:eastAsia="宋体" w:hAnsi="宋体" w:cs="宋体" w:hint="eastAsia"/>
               <w:szCs w:val="24"/>
             </w:rPr>
             <w:instrText xml:space="preserve"> HYPERLINK \l _Toc16977 </w:instrText>
           </w:r>
           <w:r>
             <w:rPr>
-              <w:rFonts w:hint="eastAsia" w:ascii="宋体" w:hAnsi="宋体" w:eastAsia="宋体" w:cs="宋体"/>
+              <w:rFonts w:ascii="宋体" w:eastAsia="宋体" w:hAnsi="宋体" w:cs="宋体" w:hint="eastAsia"/>
               <w:szCs w:val="24"/>
             </w:rPr>
             <w:fldChar w:fldCharType="separate"/>
@@ -2572,7 +2539,7 @@
           </w:r>
           <w:r>
             <w:rPr>
-              <w:rFonts w:hint="eastAsia" w:ascii="宋体" w:hAnsi="宋体" w:eastAsia="宋体" w:cs="宋体"/>
+              <w:rFonts w:ascii="宋体" w:eastAsia="宋体" w:hAnsi="宋体" w:cs="宋体" w:hint="eastAsia"/>
               <w:szCs w:val="24"/>
             </w:rPr>
             <w:fldChar w:fldCharType="end"/>
@@ -2580,28 +2547,28 @@
         </w:p>
         <w:p>
           <w:pPr>
-            <w:pStyle w:val="17"/>
+            <w:pStyle w:val="TOC2"/>
             <w:tabs>
               <w:tab w:val="right" w:leader="dot" w:pos="8306"/>
             </w:tabs>
           </w:pPr>
           <w:r>
             <w:rPr>
-              <w:rFonts w:hint="eastAsia" w:ascii="宋体" w:hAnsi="宋体" w:eastAsia="宋体" w:cs="宋体"/>
+              <w:rFonts w:ascii="宋体" w:eastAsia="宋体" w:hAnsi="宋体" w:cs="宋体" w:hint="eastAsia"/>
               <w:szCs w:val="24"/>
             </w:rPr>
             <w:fldChar w:fldCharType="begin"/>
           </w:r>
           <w:r>
             <w:rPr>
-              <w:rFonts w:hint="eastAsia" w:ascii="宋体" w:hAnsi="宋体" w:eastAsia="宋体" w:cs="宋体"/>
+              <w:rFonts w:ascii="宋体" w:eastAsia="宋体" w:hAnsi="宋体" w:cs="宋体" w:hint="eastAsia"/>
               <w:szCs w:val="24"/>
             </w:rPr>
             <w:instrText xml:space="preserve"> HYPERLINK \l _Toc17725 </w:instrText>
           </w:r>
           <w:r>
             <w:rPr>
-              <w:rFonts w:hint="eastAsia" w:ascii="宋体" w:hAnsi="宋体" w:eastAsia="宋体" w:cs="宋体"/>
+              <w:rFonts w:ascii="宋体" w:eastAsia="宋体" w:hAnsi="宋体" w:cs="宋体" w:hint="eastAsia"/>
               <w:szCs w:val="24"/>
             </w:rPr>
             <w:fldChar w:fldCharType="separate"/>
@@ -2633,7 +2600,7 @@
           </w:r>
           <w:r>
             <w:rPr>
-              <w:rFonts w:hint="eastAsia" w:ascii="宋体" w:hAnsi="宋体" w:eastAsia="宋体" w:cs="宋体"/>
+              <w:rFonts w:ascii="宋体" w:eastAsia="宋体" w:hAnsi="宋体" w:cs="宋体" w:hint="eastAsia"/>
               <w:szCs w:val="24"/>
             </w:rPr>
             <w:fldChar w:fldCharType="end"/>
@@ -2641,28 +2608,28 @@
         </w:p>
         <w:p>
           <w:pPr>
-            <w:pStyle w:val="17"/>
+            <w:pStyle w:val="TOC2"/>
             <w:tabs>
               <w:tab w:val="right" w:leader="dot" w:pos="8306"/>
             </w:tabs>
           </w:pPr>
           <w:r>
             <w:rPr>
-              <w:rFonts w:hint="eastAsia" w:ascii="宋体" w:hAnsi="宋体" w:eastAsia="宋体" w:cs="宋体"/>
+              <w:rFonts w:ascii="宋体" w:eastAsia="宋体" w:hAnsi="宋体" w:cs="宋体" w:hint="eastAsia"/>
               <w:szCs w:val="24"/>
             </w:rPr>
             <w:fldChar w:fldCharType="begin"/>
           </w:r>
           <w:r>
             <w:rPr>
-              <w:rFonts w:hint="eastAsia" w:ascii="宋体" w:hAnsi="宋体" w:eastAsia="宋体" w:cs="宋体"/>
+              <w:rFonts w:ascii="宋体" w:eastAsia="宋体" w:hAnsi="宋体" w:cs="宋体" w:hint="eastAsia"/>
               <w:szCs w:val="24"/>
             </w:rPr>
             <w:instrText xml:space="preserve"> HYPERLINK \l _Toc17885 </w:instrText>
           </w:r>
           <w:r>
             <w:rPr>
-              <w:rFonts w:hint="eastAsia" w:ascii="宋体" w:hAnsi="宋体" w:eastAsia="宋体" w:cs="宋体"/>
+              <w:rFonts w:ascii="宋体" w:eastAsia="宋体" w:hAnsi="宋体" w:cs="宋体" w:hint="eastAsia"/>
               <w:szCs w:val="24"/>
             </w:rPr>
             <w:fldChar w:fldCharType="separate"/>
@@ -2694,7 +2661,7 @@
           </w:r>
           <w:r>
             <w:rPr>
-              <w:rFonts w:hint="eastAsia" w:ascii="宋体" w:hAnsi="宋体" w:eastAsia="宋体" w:cs="宋体"/>
+              <w:rFonts w:ascii="宋体" w:eastAsia="宋体" w:hAnsi="宋体" w:cs="宋体" w:hint="eastAsia"/>
               <w:szCs w:val="24"/>
             </w:rPr>
             <w:fldChar w:fldCharType="end"/>
@@ -2702,28 +2669,28 @@
         </w:p>
         <w:p>
           <w:pPr>
-            <w:pStyle w:val="13"/>
+            <w:pStyle w:val="TOC3"/>
             <w:tabs>
               <w:tab w:val="right" w:leader="dot" w:pos="8306"/>
             </w:tabs>
           </w:pPr>
           <w:r>
             <w:rPr>
-              <w:rFonts w:hint="eastAsia" w:ascii="宋体" w:hAnsi="宋体" w:eastAsia="宋体" w:cs="宋体"/>
+              <w:rFonts w:ascii="宋体" w:eastAsia="宋体" w:hAnsi="宋体" w:cs="宋体" w:hint="eastAsia"/>
               <w:szCs w:val="24"/>
             </w:rPr>
             <w:fldChar w:fldCharType="begin"/>
           </w:r>
           <w:r>
             <w:rPr>
-              <w:rFonts w:hint="eastAsia" w:ascii="宋体" w:hAnsi="宋体" w:eastAsia="宋体" w:cs="宋体"/>
+              <w:rFonts w:ascii="宋体" w:eastAsia="宋体" w:hAnsi="宋体" w:cs="宋体" w:hint="eastAsia"/>
               <w:szCs w:val="24"/>
             </w:rPr>
             <w:instrText xml:space="preserve"> HYPERLINK \l _Toc9602 </w:instrText>
           </w:r>
           <w:r>
             <w:rPr>
-              <w:rFonts w:hint="eastAsia" w:ascii="宋体" w:hAnsi="宋体" w:eastAsia="宋体" w:cs="宋体"/>
+              <w:rFonts w:ascii="宋体" w:eastAsia="宋体" w:hAnsi="宋体" w:cs="宋体" w:hint="eastAsia"/>
               <w:szCs w:val="24"/>
             </w:rPr>
             <w:fldChar w:fldCharType="separate"/>
@@ -2755,7 +2722,7 @@
           </w:r>
           <w:r>
             <w:rPr>
-              <w:rFonts w:hint="eastAsia" w:ascii="宋体" w:hAnsi="宋体" w:eastAsia="宋体" w:cs="宋体"/>
+              <w:rFonts w:ascii="宋体" w:eastAsia="宋体" w:hAnsi="宋体" w:cs="宋体" w:hint="eastAsia"/>
               <w:szCs w:val="24"/>
             </w:rPr>
             <w:fldChar w:fldCharType="end"/>
@@ -2763,28 +2730,28 @@
         </w:p>
         <w:p>
           <w:pPr>
-            <w:pStyle w:val="13"/>
+            <w:pStyle w:val="TOC3"/>
             <w:tabs>
               <w:tab w:val="right" w:leader="dot" w:pos="8306"/>
             </w:tabs>
           </w:pPr>
           <w:r>
             <w:rPr>
-              <w:rFonts w:hint="eastAsia" w:ascii="宋体" w:hAnsi="宋体" w:eastAsia="宋体" w:cs="宋体"/>
+              <w:rFonts w:ascii="宋体" w:eastAsia="宋体" w:hAnsi="宋体" w:cs="宋体" w:hint="eastAsia"/>
               <w:szCs w:val="24"/>
             </w:rPr>
             <w:fldChar w:fldCharType="begin"/>
           </w:r>
           <w:r>
             <w:rPr>
-              <w:rFonts w:hint="eastAsia" w:ascii="宋体" w:hAnsi="宋体" w:eastAsia="宋体" w:cs="宋体"/>
+              <w:rFonts w:ascii="宋体" w:eastAsia="宋体" w:hAnsi="宋体" w:cs="宋体" w:hint="eastAsia"/>
               <w:szCs w:val="24"/>
             </w:rPr>
             <w:instrText xml:space="preserve"> HYPERLINK \l _Toc10486 </w:instrText>
           </w:r>
           <w:r>
             <w:rPr>
-              <w:rFonts w:hint="eastAsia" w:ascii="宋体" w:hAnsi="宋体" w:eastAsia="宋体" w:cs="宋体"/>
+              <w:rFonts w:ascii="宋体" w:eastAsia="宋体" w:hAnsi="宋体" w:cs="宋体" w:hint="eastAsia"/>
               <w:szCs w:val="24"/>
             </w:rPr>
             <w:fldChar w:fldCharType="separate"/>
@@ -2816,7 +2783,7 @@
           </w:r>
           <w:r>
             <w:rPr>
-              <w:rFonts w:hint="eastAsia" w:ascii="宋体" w:hAnsi="宋体" w:eastAsia="宋体" w:cs="宋体"/>
+              <w:rFonts w:ascii="宋体" w:eastAsia="宋体" w:hAnsi="宋体" w:cs="宋体" w:hint="eastAsia"/>
               <w:szCs w:val="24"/>
             </w:rPr>
             <w:fldChar w:fldCharType="end"/>
@@ -2824,28 +2791,28 @@
         </w:p>
         <w:p>
           <w:pPr>
-            <w:pStyle w:val="13"/>
+            <w:pStyle w:val="TOC3"/>
             <w:tabs>
               <w:tab w:val="right" w:leader="dot" w:pos="8306"/>
             </w:tabs>
           </w:pPr>
           <w:r>
             <w:rPr>
-              <w:rFonts w:hint="eastAsia" w:ascii="宋体" w:hAnsi="宋体" w:eastAsia="宋体" w:cs="宋体"/>
+              <w:rFonts w:ascii="宋体" w:eastAsia="宋体" w:hAnsi="宋体" w:cs="宋体" w:hint="eastAsia"/>
               <w:szCs w:val="24"/>
             </w:rPr>
             <w:fldChar w:fldCharType="begin"/>
           </w:r>
           <w:r>
             <w:rPr>
-              <w:rFonts w:hint="eastAsia" w:ascii="宋体" w:hAnsi="宋体" w:eastAsia="宋体" w:cs="宋体"/>
+              <w:rFonts w:ascii="宋体" w:eastAsia="宋体" w:hAnsi="宋体" w:cs="宋体" w:hint="eastAsia"/>
               <w:szCs w:val="24"/>
             </w:rPr>
             <w:instrText xml:space="preserve"> HYPERLINK \l _Toc8869 </w:instrText>
           </w:r>
           <w:r>
             <w:rPr>
-              <w:rFonts w:hint="eastAsia" w:ascii="宋体" w:hAnsi="宋体" w:eastAsia="宋体" w:cs="宋体"/>
+              <w:rFonts w:ascii="宋体" w:eastAsia="宋体" w:hAnsi="宋体" w:cs="宋体" w:hint="eastAsia"/>
               <w:szCs w:val="24"/>
             </w:rPr>
             <w:fldChar w:fldCharType="separate"/>
@@ -2877,7 +2844,7 @@
           </w:r>
           <w:r>
             <w:rPr>
-              <w:rFonts w:hint="eastAsia" w:ascii="宋体" w:hAnsi="宋体" w:eastAsia="宋体" w:cs="宋体"/>
+              <w:rFonts w:ascii="宋体" w:eastAsia="宋体" w:hAnsi="宋体" w:cs="宋体" w:hint="eastAsia"/>
               <w:szCs w:val="24"/>
             </w:rPr>
             <w:fldChar w:fldCharType="end"/>
@@ -2885,28 +2852,28 @@
         </w:p>
         <w:p>
           <w:pPr>
-            <w:pStyle w:val="13"/>
+            <w:pStyle w:val="TOC3"/>
             <w:tabs>
               <w:tab w:val="right" w:leader="dot" w:pos="8306"/>
             </w:tabs>
           </w:pPr>
           <w:r>
             <w:rPr>
-              <w:rFonts w:hint="eastAsia" w:ascii="宋体" w:hAnsi="宋体" w:eastAsia="宋体" w:cs="宋体"/>
+              <w:rFonts w:ascii="宋体" w:eastAsia="宋体" w:hAnsi="宋体" w:cs="宋体" w:hint="eastAsia"/>
               <w:szCs w:val="24"/>
             </w:rPr>
             <w:fldChar w:fldCharType="begin"/>
           </w:r>
           <w:r>
             <w:rPr>
-              <w:rFonts w:hint="eastAsia" w:ascii="宋体" w:hAnsi="宋体" w:eastAsia="宋体" w:cs="宋体"/>
+              <w:rFonts w:ascii="宋体" w:eastAsia="宋体" w:hAnsi="宋体" w:cs="宋体" w:hint="eastAsia"/>
               <w:szCs w:val="24"/>
             </w:rPr>
             <w:instrText xml:space="preserve"> HYPERLINK \l _Toc10209 </w:instrText>
           </w:r>
           <w:r>
             <w:rPr>
-              <w:rFonts w:hint="eastAsia" w:ascii="宋体" w:hAnsi="宋体" w:eastAsia="宋体" w:cs="宋体"/>
+              <w:rFonts w:ascii="宋体" w:eastAsia="宋体" w:hAnsi="宋体" w:cs="宋体" w:hint="eastAsia"/>
               <w:szCs w:val="24"/>
             </w:rPr>
             <w:fldChar w:fldCharType="separate"/>
@@ -2938,7 +2905,7 @@
           </w:r>
           <w:r>
             <w:rPr>
-              <w:rFonts w:hint="eastAsia" w:ascii="宋体" w:hAnsi="宋体" w:eastAsia="宋体" w:cs="宋体"/>
+              <w:rFonts w:ascii="宋体" w:eastAsia="宋体" w:hAnsi="宋体" w:cs="宋体" w:hint="eastAsia"/>
               <w:szCs w:val="24"/>
             </w:rPr>
             <w:fldChar w:fldCharType="end"/>
@@ -2946,28 +2913,28 @@
         </w:p>
         <w:p>
           <w:pPr>
-            <w:pStyle w:val="16"/>
+            <w:pStyle w:val="TOC1"/>
             <w:tabs>
               <w:tab w:val="right" w:leader="dot" w:pos="8306"/>
             </w:tabs>
           </w:pPr>
           <w:r>
             <w:rPr>
-              <w:rFonts w:hint="eastAsia" w:ascii="宋体" w:hAnsi="宋体" w:eastAsia="宋体" w:cs="宋体"/>
+              <w:rFonts w:ascii="宋体" w:eastAsia="宋体" w:hAnsi="宋体" w:cs="宋体" w:hint="eastAsia"/>
               <w:szCs w:val="24"/>
             </w:rPr>
             <w:fldChar w:fldCharType="begin"/>
           </w:r>
           <w:r>
             <w:rPr>
-              <w:rFonts w:hint="eastAsia" w:ascii="宋体" w:hAnsi="宋体" w:eastAsia="宋体" w:cs="宋体"/>
+              <w:rFonts w:ascii="宋体" w:eastAsia="宋体" w:hAnsi="宋体" w:cs="宋体" w:hint="eastAsia"/>
               <w:szCs w:val="24"/>
             </w:rPr>
             <w:instrText xml:space="preserve"> HYPERLINK \l _Toc1538 </w:instrText>
           </w:r>
           <w:r>
             <w:rPr>
-              <w:rFonts w:hint="eastAsia" w:ascii="宋体" w:hAnsi="宋体" w:eastAsia="宋体" w:cs="宋体"/>
+              <w:rFonts w:ascii="宋体" w:eastAsia="宋体" w:hAnsi="宋体" w:cs="宋体" w:hint="eastAsia"/>
               <w:szCs w:val="24"/>
             </w:rPr>
             <w:fldChar w:fldCharType="separate"/>
@@ -2999,7 +2966,7 @@
           </w:r>
           <w:r>
             <w:rPr>
-              <w:rFonts w:hint="eastAsia" w:ascii="宋体" w:hAnsi="宋体" w:eastAsia="宋体" w:cs="宋体"/>
+              <w:rFonts w:ascii="宋体" w:eastAsia="宋体" w:hAnsi="宋体" w:cs="宋体" w:hint="eastAsia"/>
               <w:szCs w:val="24"/>
             </w:rPr>
             <w:fldChar w:fldCharType="end"/>
@@ -3007,28 +2974,28 @@
         </w:p>
         <w:p>
           <w:pPr>
-            <w:pStyle w:val="17"/>
+            <w:pStyle w:val="TOC2"/>
             <w:tabs>
               <w:tab w:val="right" w:leader="dot" w:pos="8306"/>
             </w:tabs>
           </w:pPr>
           <w:r>
             <w:rPr>
-              <w:rFonts w:hint="eastAsia" w:ascii="宋体" w:hAnsi="宋体" w:eastAsia="宋体" w:cs="宋体"/>
+              <w:rFonts w:ascii="宋体" w:eastAsia="宋体" w:hAnsi="宋体" w:cs="宋体" w:hint="eastAsia"/>
               <w:szCs w:val="24"/>
             </w:rPr>
             <w:fldChar w:fldCharType="begin"/>
           </w:r>
           <w:r>
             <w:rPr>
-              <w:rFonts w:hint="eastAsia" w:ascii="宋体" w:hAnsi="宋体" w:eastAsia="宋体" w:cs="宋体"/>
+              <w:rFonts w:ascii="宋体" w:eastAsia="宋体" w:hAnsi="宋体" w:cs="宋体" w:hint="eastAsia"/>
               <w:szCs w:val="24"/>
             </w:rPr>
             <w:instrText xml:space="preserve"> HYPERLINK \l _Toc5139 </w:instrText>
           </w:r>
           <w:r>
             <w:rPr>
-              <w:rFonts w:hint="eastAsia" w:ascii="宋体" w:hAnsi="宋体" w:eastAsia="宋体" w:cs="宋体"/>
+              <w:rFonts w:ascii="宋体" w:eastAsia="宋体" w:hAnsi="宋体" w:cs="宋体" w:hint="eastAsia"/>
               <w:szCs w:val="24"/>
             </w:rPr>
             <w:fldChar w:fldCharType="separate"/>
@@ -3060,7 +3027,7 @@
           </w:r>
           <w:r>
             <w:rPr>
-              <w:rFonts w:hint="eastAsia" w:ascii="宋体" w:hAnsi="宋体" w:eastAsia="宋体" w:cs="宋体"/>
+              <w:rFonts w:ascii="宋体" w:eastAsia="宋体" w:hAnsi="宋体" w:cs="宋体" w:hint="eastAsia"/>
               <w:szCs w:val="24"/>
             </w:rPr>
             <w:fldChar w:fldCharType="end"/>
@@ -3068,28 +3035,28 @@
         </w:p>
         <w:p>
           <w:pPr>
-            <w:pStyle w:val="17"/>
+            <w:pStyle w:val="TOC2"/>
             <w:tabs>
               <w:tab w:val="right" w:leader="dot" w:pos="8306"/>
             </w:tabs>
           </w:pPr>
           <w:r>
             <w:rPr>
-              <w:rFonts w:hint="eastAsia" w:ascii="宋体" w:hAnsi="宋体" w:eastAsia="宋体" w:cs="宋体"/>
+              <w:rFonts w:ascii="宋体" w:eastAsia="宋体" w:hAnsi="宋体" w:cs="宋体" w:hint="eastAsia"/>
               <w:szCs w:val="24"/>
             </w:rPr>
             <w:fldChar w:fldCharType="begin"/>
           </w:r>
           <w:r>
             <w:rPr>
-              <w:rFonts w:hint="eastAsia" w:ascii="宋体" w:hAnsi="宋体" w:eastAsia="宋体" w:cs="宋体"/>
+              <w:rFonts w:ascii="宋体" w:eastAsia="宋体" w:hAnsi="宋体" w:cs="宋体" w:hint="eastAsia"/>
               <w:szCs w:val="24"/>
             </w:rPr>
             <w:instrText xml:space="preserve"> HYPERLINK \l _Toc23217 </w:instrText>
           </w:r>
           <w:r>
             <w:rPr>
-              <w:rFonts w:hint="eastAsia" w:ascii="宋体" w:hAnsi="宋体" w:eastAsia="宋体" w:cs="宋体"/>
+              <w:rFonts w:ascii="宋体" w:eastAsia="宋体" w:hAnsi="宋体" w:cs="宋体" w:hint="eastAsia"/>
               <w:szCs w:val="24"/>
             </w:rPr>
             <w:fldChar w:fldCharType="separate"/>
@@ -3121,7 +3088,7 @@
           </w:r>
           <w:r>
             <w:rPr>
-              <w:rFonts w:hint="eastAsia" w:ascii="宋体" w:hAnsi="宋体" w:eastAsia="宋体" w:cs="宋体"/>
+              <w:rFonts w:ascii="宋体" w:eastAsia="宋体" w:hAnsi="宋体" w:cs="宋体" w:hint="eastAsia"/>
               <w:szCs w:val="24"/>
             </w:rPr>
             <w:fldChar w:fldCharType="end"/>
@@ -3129,28 +3096,28 @@
         </w:p>
         <w:p>
           <w:pPr>
-            <w:pStyle w:val="17"/>
+            <w:pStyle w:val="TOC2"/>
             <w:tabs>
               <w:tab w:val="right" w:leader="dot" w:pos="8306"/>
             </w:tabs>
           </w:pPr>
           <w:r>
             <w:rPr>
-              <w:rFonts w:hint="eastAsia" w:ascii="宋体" w:hAnsi="宋体" w:eastAsia="宋体" w:cs="宋体"/>
+              <w:rFonts w:ascii="宋体" w:eastAsia="宋体" w:hAnsi="宋体" w:cs="宋体" w:hint="eastAsia"/>
               <w:szCs w:val="24"/>
             </w:rPr>
             <w:fldChar w:fldCharType="begin"/>
           </w:r>
           <w:r>
             <w:rPr>
-              <w:rFonts w:hint="eastAsia" w:ascii="宋体" w:hAnsi="宋体" w:eastAsia="宋体" w:cs="宋体"/>
+              <w:rFonts w:ascii="宋体" w:eastAsia="宋体" w:hAnsi="宋体" w:cs="宋体" w:hint="eastAsia"/>
               <w:szCs w:val="24"/>
             </w:rPr>
             <w:instrText xml:space="preserve"> HYPERLINK \l _Toc13780 </w:instrText>
           </w:r>
           <w:r>
             <w:rPr>
-              <w:rFonts w:hint="eastAsia" w:ascii="宋体" w:hAnsi="宋体" w:eastAsia="宋体" w:cs="宋体"/>
+              <w:rFonts w:ascii="宋体" w:eastAsia="宋体" w:hAnsi="宋体" w:cs="宋体" w:hint="eastAsia"/>
               <w:szCs w:val="24"/>
             </w:rPr>
             <w:fldChar w:fldCharType="separate"/>
@@ -3182,7 +3149,7 @@
           </w:r>
           <w:r>
             <w:rPr>
-              <w:rFonts w:hint="eastAsia" w:ascii="宋体" w:hAnsi="宋体" w:eastAsia="宋体" w:cs="宋体"/>
+              <w:rFonts w:ascii="宋体" w:eastAsia="宋体" w:hAnsi="宋体" w:cs="宋体" w:hint="eastAsia"/>
               <w:szCs w:val="24"/>
             </w:rPr>
             <w:fldChar w:fldCharType="end"/>
@@ -3190,28 +3157,28 @@
         </w:p>
         <w:p>
           <w:pPr>
-            <w:pStyle w:val="16"/>
+            <w:pStyle w:val="TOC1"/>
             <w:tabs>
               <w:tab w:val="right" w:leader="dot" w:pos="8306"/>
             </w:tabs>
           </w:pPr>
           <w:r>
             <w:rPr>
-              <w:rFonts w:hint="eastAsia" w:ascii="宋体" w:hAnsi="宋体" w:eastAsia="宋体" w:cs="宋体"/>
+              <w:rFonts w:ascii="宋体" w:eastAsia="宋体" w:hAnsi="宋体" w:cs="宋体" w:hint="eastAsia"/>
               <w:szCs w:val="24"/>
             </w:rPr>
             <w:fldChar w:fldCharType="begin"/>
           </w:r>
           <w:r>
             <w:rPr>
-              <w:rFonts w:hint="eastAsia" w:ascii="宋体" w:hAnsi="宋体" w:eastAsia="宋体" w:cs="宋体"/>
+              <w:rFonts w:ascii="宋体" w:eastAsia="宋体" w:hAnsi="宋体" w:cs="宋体" w:hint="eastAsia"/>
               <w:szCs w:val="24"/>
             </w:rPr>
             <w:instrText xml:space="preserve"> HYPERLINK \l _Toc21289 </w:instrText>
           </w:r>
           <w:r>
             <w:rPr>
-              <w:rFonts w:hint="eastAsia" w:ascii="宋体" w:hAnsi="宋体" w:eastAsia="宋体" w:cs="宋体"/>
+              <w:rFonts w:ascii="宋体" w:eastAsia="宋体" w:hAnsi="宋体" w:cs="宋体" w:hint="eastAsia"/>
               <w:szCs w:val="24"/>
             </w:rPr>
             <w:fldChar w:fldCharType="separate"/>
@@ -3243,7 +3210,7 @@
           </w:r>
           <w:r>
             <w:rPr>
-              <w:rFonts w:hint="eastAsia" w:ascii="宋体" w:hAnsi="宋体" w:eastAsia="宋体" w:cs="宋体"/>
+              <w:rFonts w:ascii="宋体" w:eastAsia="宋体" w:hAnsi="宋体" w:cs="宋体" w:hint="eastAsia"/>
               <w:szCs w:val="24"/>
             </w:rPr>
             <w:fldChar w:fldCharType="end"/>
@@ -3251,28 +3218,28 @@
         </w:p>
         <w:p>
           <w:pPr>
-            <w:pStyle w:val="17"/>
+            <w:pStyle w:val="TOC2"/>
             <w:tabs>
               <w:tab w:val="right" w:leader="dot" w:pos="8306"/>
             </w:tabs>
           </w:pPr>
           <w:r>
             <w:rPr>
-              <w:rFonts w:hint="eastAsia" w:ascii="宋体" w:hAnsi="宋体" w:eastAsia="宋体" w:cs="宋体"/>
+              <w:rFonts w:ascii="宋体" w:eastAsia="宋体" w:hAnsi="宋体" w:cs="宋体" w:hint="eastAsia"/>
               <w:szCs w:val="24"/>
             </w:rPr>
             <w:fldChar w:fldCharType="begin"/>
           </w:r>
           <w:r>
             <w:rPr>
-              <w:rFonts w:hint="eastAsia" w:ascii="宋体" w:hAnsi="宋体" w:eastAsia="宋体" w:cs="宋体"/>
+              <w:rFonts w:ascii="宋体" w:eastAsia="宋体" w:hAnsi="宋体" w:cs="宋体" w:hint="eastAsia"/>
               <w:szCs w:val="24"/>
             </w:rPr>
             <w:instrText xml:space="preserve"> HYPERLINK \l _Toc31711 </w:instrText>
           </w:r>
           <w:r>
             <w:rPr>
-              <w:rFonts w:hint="eastAsia" w:ascii="宋体" w:hAnsi="宋体" w:eastAsia="宋体" w:cs="宋体"/>
+              <w:rFonts w:ascii="宋体" w:eastAsia="宋体" w:hAnsi="宋体" w:cs="宋体" w:hint="eastAsia"/>
               <w:szCs w:val="24"/>
             </w:rPr>
             <w:fldChar w:fldCharType="separate"/>
@@ -3304,7 +3271,7 @@
           </w:r>
           <w:r>
             <w:rPr>
-              <w:rFonts w:hint="eastAsia" w:ascii="宋体" w:hAnsi="宋体" w:eastAsia="宋体" w:cs="宋体"/>
+              <w:rFonts w:ascii="宋体" w:eastAsia="宋体" w:hAnsi="宋体" w:cs="宋体" w:hint="eastAsia"/>
               <w:szCs w:val="24"/>
             </w:rPr>
             <w:fldChar w:fldCharType="end"/>
@@ -3312,28 +3279,28 @@
         </w:p>
         <w:p>
           <w:pPr>
-            <w:pStyle w:val="17"/>
+            <w:pStyle w:val="TOC2"/>
             <w:tabs>
               <w:tab w:val="right" w:leader="dot" w:pos="8306"/>
             </w:tabs>
           </w:pPr>
           <w:r>
             <w:rPr>
-              <w:rFonts w:hint="eastAsia" w:ascii="宋体" w:hAnsi="宋体" w:eastAsia="宋体" w:cs="宋体"/>
+              <w:rFonts w:ascii="宋体" w:eastAsia="宋体" w:hAnsi="宋体" w:cs="宋体" w:hint="eastAsia"/>
               <w:szCs w:val="24"/>
             </w:rPr>
             <w:fldChar w:fldCharType="begin"/>
           </w:r>
           <w:r>
             <w:rPr>
-              <w:rFonts w:hint="eastAsia" w:ascii="宋体" w:hAnsi="宋体" w:eastAsia="宋体" w:cs="宋体"/>
+              <w:rFonts w:ascii="宋体" w:eastAsia="宋体" w:hAnsi="宋体" w:cs="宋体" w:hint="eastAsia"/>
               <w:szCs w:val="24"/>
             </w:rPr>
             <w:instrText xml:space="preserve"> HYPERLINK \l _Toc6350 </w:instrText>
           </w:r>
           <w:r>
             <w:rPr>
-              <w:rFonts w:hint="eastAsia" w:ascii="宋体" w:hAnsi="宋体" w:eastAsia="宋体" w:cs="宋体"/>
+              <w:rFonts w:ascii="宋体" w:eastAsia="宋体" w:hAnsi="宋体" w:cs="宋体" w:hint="eastAsia"/>
               <w:szCs w:val="24"/>
             </w:rPr>
             <w:fldChar w:fldCharType="separate"/>
@@ -3365,7 +3332,7 @@
           </w:r>
           <w:r>
             <w:rPr>
-              <w:rFonts w:hint="eastAsia" w:ascii="宋体" w:hAnsi="宋体" w:eastAsia="宋体" w:cs="宋体"/>
+              <w:rFonts w:ascii="宋体" w:eastAsia="宋体" w:hAnsi="宋体" w:cs="宋体" w:hint="eastAsia"/>
               <w:szCs w:val="24"/>
             </w:rPr>
             <w:fldChar w:fldCharType="end"/>
@@ -3373,28 +3340,28 @@
         </w:p>
         <w:p>
           <w:pPr>
-            <w:pStyle w:val="17"/>
+            <w:pStyle w:val="TOC2"/>
             <w:tabs>
               <w:tab w:val="right" w:leader="dot" w:pos="8306"/>
             </w:tabs>
           </w:pPr>
           <w:r>
             <w:rPr>
-              <w:rFonts w:hint="eastAsia" w:ascii="宋体" w:hAnsi="宋体" w:eastAsia="宋体" w:cs="宋体"/>
+              <w:rFonts w:ascii="宋体" w:eastAsia="宋体" w:hAnsi="宋体" w:cs="宋体" w:hint="eastAsia"/>
               <w:szCs w:val="24"/>
             </w:rPr>
             <w:fldChar w:fldCharType="begin"/>
           </w:r>
           <w:r>
             <w:rPr>
-              <w:rFonts w:hint="eastAsia" w:ascii="宋体" w:hAnsi="宋体" w:eastAsia="宋体" w:cs="宋体"/>
+              <w:rFonts w:ascii="宋体" w:eastAsia="宋体" w:hAnsi="宋体" w:cs="宋体" w:hint="eastAsia"/>
               <w:szCs w:val="24"/>
             </w:rPr>
             <w:instrText xml:space="preserve"> HYPERLINK \l _Toc28987 </w:instrText>
           </w:r>
           <w:r>
             <w:rPr>
-              <w:rFonts w:hint="eastAsia" w:ascii="宋体" w:hAnsi="宋体" w:eastAsia="宋体" w:cs="宋体"/>
+              <w:rFonts w:ascii="宋体" w:eastAsia="宋体" w:hAnsi="宋体" w:cs="宋体" w:hint="eastAsia"/>
               <w:szCs w:val="24"/>
             </w:rPr>
             <w:fldChar w:fldCharType="separate"/>
@@ -3426,7 +3393,7 @@
           </w:r>
           <w:r>
             <w:rPr>
-              <w:rFonts w:hint="eastAsia" w:ascii="宋体" w:hAnsi="宋体" w:eastAsia="宋体" w:cs="宋体"/>
+              <w:rFonts w:ascii="宋体" w:eastAsia="宋体" w:hAnsi="宋体" w:cs="宋体" w:hint="eastAsia"/>
               <w:szCs w:val="24"/>
             </w:rPr>
             <w:fldChar w:fldCharType="end"/>
@@ -3434,28 +3401,28 @@
         </w:p>
         <w:p>
           <w:pPr>
-            <w:pStyle w:val="16"/>
+            <w:pStyle w:val="TOC1"/>
             <w:tabs>
               <w:tab w:val="right" w:leader="dot" w:pos="8306"/>
             </w:tabs>
           </w:pPr>
           <w:r>
             <w:rPr>
-              <w:rFonts w:hint="eastAsia" w:ascii="宋体" w:hAnsi="宋体" w:eastAsia="宋体" w:cs="宋体"/>
+              <w:rFonts w:ascii="宋体" w:eastAsia="宋体" w:hAnsi="宋体" w:cs="宋体" w:hint="eastAsia"/>
               <w:szCs w:val="24"/>
             </w:rPr>
             <w:fldChar w:fldCharType="begin"/>
           </w:r>
           <w:r>
             <w:rPr>
-              <w:rFonts w:hint="eastAsia" w:ascii="宋体" w:hAnsi="宋体" w:eastAsia="宋体" w:cs="宋体"/>
+              <w:rFonts w:ascii="宋体" w:eastAsia="宋体" w:hAnsi="宋体" w:cs="宋体" w:hint="eastAsia"/>
               <w:szCs w:val="24"/>
             </w:rPr>
             <w:instrText xml:space="preserve"> HYPERLINK \l _Toc15610 </w:instrText>
           </w:r>
           <w:r>
             <w:rPr>
-              <w:rFonts w:hint="eastAsia" w:ascii="宋体" w:hAnsi="宋体" w:eastAsia="宋体" w:cs="宋体"/>
+              <w:rFonts w:ascii="宋体" w:eastAsia="宋体" w:hAnsi="宋体" w:cs="宋体" w:hint="eastAsia"/>
               <w:szCs w:val="24"/>
             </w:rPr>
             <w:fldChar w:fldCharType="separate"/>
@@ -3487,7 +3454,7 @@
           </w:r>
           <w:r>
             <w:rPr>
-              <w:rFonts w:hint="eastAsia" w:ascii="宋体" w:hAnsi="宋体" w:eastAsia="宋体" w:cs="宋体"/>
+              <w:rFonts w:ascii="宋体" w:eastAsia="宋体" w:hAnsi="宋体" w:cs="宋体" w:hint="eastAsia"/>
               <w:szCs w:val="24"/>
             </w:rPr>
             <w:fldChar w:fldCharType="end"/>
@@ -3495,28 +3462,28 @@
         </w:p>
         <w:p>
           <w:pPr>
-            <w:pStyle w:val="17"/>
+            <w:pStyle w:val="TOC2"/>
             <w:tabs>
               <w:tab w:val="right" w:leader="dot" w:pos="8306"/>
             </w:tabs>
           </w:pPr>
           <w:r>
             <w:rPr>
-              <w:rFonts w:hint="eastAsia" w:ascii="宋体" w:hAnsi="宋体" w:eastAsia="宋体" w:cs="宋体"/>
+              <w:rFonts w:ascii="宋体" w:eastAsia="宋体" w:hAnsi="宋体" w:cs="宋体" w:hint="eastAsia"/>
               <w:szCs w:val="24"/>
             </w:rPr>
             <w:fldChar w:fldCharType="begin"/>
           </w:r>
           <w:r>
             <w:rPr>
-              <w:rFonts w:hint="eastAsia" w:ascii="宋体" w:hAnsi="宋体" w:eastAsia="宋体" w:cs="宋体"/>
+              <w:rFonts w:ascii="宋体" w:eastAsia="宋体" w:hAnsi="宋体" w:cs="宋体" w:hint="eastAsia"/>
               <w:szCs w:val="24"/>
             </w:rPr>
             <w:instrText xml:space="preserve"> HYPERLINK \l _Toc29340 </w:instrText>
           </w:r>
           <w:r>
             <w:rPr>
-              <w:rFonts w:hint="eastAsia" w:ascii="宋体" w:hAnsi="宋体" w:eastAsia="宋体" w:cs="宋体"/>
+              <w:rFonts w:ascii="宋体" w:eastAsia="宋体" w:hAnsi="宋体" w:cs="宋体" w:hint="eastAsia"/>
               <w:szCs w:val="24"/>
             </w:rPr>
             <w:fldChar w:fldCharType="separate"/>
@@ -3548,7 +3515,7 @@
           </w:r>
           <w:r>
             <w:rPr>
-              <w:rFonts w:hint="eastAsia" w:ascii="宋体" w:hAnsi="宋体" w:eastAsia="宋体" w:cs="宋体"/>
+              <w:rFonts w:ascii="宋体" w:eastAsia="宋体" w:hAnsi="宋体" w:cs="宋体" w:hint="eastAsia"/>
               <w:szCs w:val="24"/>
             </w:rPr>
             <w:fldChar w:fldCharType="end"/>
@@ -3556,28 +3523,28 @@
         </w:p>
         <w:p>
           <w:pPr>
-            <w:pStyle w:val="17"/>
+            <w:pStyle w:val="TOC2"/>
             <w:tabs>
               <w:tab w:val="right" w:leader="dot" w:pos="8306"/>
             </w:tabs>
           </w:pPr>
           <w:r>
             <w:rPr>
-              <w:rFonts w:hint="eastAsia" w:ascii="宋体" w:hAnsi="宋体" w:eastAsia="宋体" w:cs="宋体"/>
+              <w:rFonts w:ascii="宋体" w:eastAsia="宋体" w:hAnsi="宋体" w:cs="宋体" w:hint="eastAsia"/>
               <w:szCs w:val="24"/>
             </w:rPr>
             <w:fldChar w:fldCharType="begin"/>
           </w:r>
           <w:r>
             <w:rPr>
-              <w:rFonts w:hint="eastAsia" w:ascii="宋体" w:hAnsi="宋体" w:eastAsia="宋体" w:cs="宋体"/>
+              <w:rFonts w:ascii="宋体" w:eastAsia="宋体" w:hAnsi="宋体" w:cs="宋体" w:hint="eastAsia"/>
               <w:szCs w:val="24"/>
             </w:rPr>
             <w:instrText xml:space="preserve"> HYPERLINK \l _Toc32580 </w:instrText>
           </w:r>
           <w:r>
             <w:rPr>
-              <w:rFonts w:hint="eastAsia" w:ascii="宋体" w:hAnsi="宋体" w:eastAsia="宋体" w:cs="宋体"/>
+              <w:rFonts w:ascii="宋体" w:eastAsia="宋体" w:hAnsi="宋体" w:cs="宋体" w:hint="eastAsia"/>
               <w:szCs w:val="24"/>
             </w:rPr>
             <w:fldChar w:fldCharType="separate"/>
@@ -3609,7 +3576,7 @@
           </w:r>
           <w:r>
             <w:rPr>
-              <w:rFonts w:hint="eastAsia" w:ascii="宋体" w:hAnsi="宋体" w:eastAsia="宋体" w:cs="宋体"/>
+              <w:rFonts w:ascii="宋体" w:eastAsia="宋体" w:hAnsi="宋体" w:cs="宋体" w:hint="eastAsia"/>
               <w:szCs w:val="24"/>
             </w:rPr>
             <w:fldChar w:fldCharType="end"/>
@@ -3617,28 +3584,28 @@
         </w:p>
         <w:p>
           <w:pPr>
-            <w:pStyle w:val="17"/>
+            <w:pStyle w:val="TOC2"/>
             <w:tabs>
               <w:tab w:val="right" w:leader="dot" w:pos="8306"/>
             </w:tabs>
           </w:pPr>
           <w:r>
             <w:rPr>
-              <w:rFonts w:hint="eastAsia" w:ascii="宋体" w:hAnsi="宋体" w:eastAsia="宋体" w:cs="宋体"/>
+              <w:rFonts w:ascii="宋体" w:eastAsia="宋体" w:hAnsi="宋体" w:cs="宋体" w:hint="eastAsia"/>
               <w:szCs w:val="24"/>
             </w:rPr>
             <w:fldChar w:fldCharType="begin"/>
           </w:r>
           <w:r>
             <w:rPr>
-              <w:rFonts w:hint="eastAsia" w:ascii="宋体" w:hAnsi="宋体" w:eastAsia="宋体" w:cs="宋体"/>
+              <w:rFonts w:ascii="宋体" w:eastAsia="宋体" w:hAnsi="宋体" w:cs="宋体" w:hint="eastAsia"/>
               <w:szCs w:val="24"/>
             </w:rPr>
             <w:instrText xml:space="preserve"> HYPERLINK \l _Toc10256 </w:instrText>
           </w:r>
           <w:r>
             <w:rPr>
-              <w:rFonts w:hint="eastAsia" w:ascii="宋体" w:hAnsi="宋体" w:eastAsia="宋体" w:cs="宋体"/>
+              <w:rFonts w:ascii="宋体" w:eastAsia="宋体" w:hAnsi="宋体" w:cs="宋体" w:hint="eastAsia"/>
               <w:szCs w:val="24"/>
             </w:rPr>
             <w:fldChar w:fldCharType="separate"/>
@@ -3670,7 +3637,7 @@
           </w:r>
           <w:r>
             <w:rPr>
-              <w:rFonts w:hint="eastAsia" w:ascii="宋体" w:hAnsi="宋体" w:eastAsia="宋体" w:cs="宋体"/>
+              <w:rFonts w:ascii="宋体" w:eastAsia="宋体" w:hAnsi="宋体" w:cs="宋体" w:hint="eastAsia"/>
               <w:szCs w:val="24"/>
             </w:rPr>
             <w:fldChar w:fldCharType="end"/>
@@ -3678,28 +3645,28 @@
         </w:p>
         <w:p>
           <w:pPr>
-            <w:pStyle w:val="16"/>
+            <w:pStyle w:val="TOC1"/>
             <w:tabs>
               <w:tab w:val="right" w:leader="dot" w:pos="8306"/>
             </w:tabs>
           </w:pPr>
           <w:r>
             <w:rPr>
-              <w:rFonts w:hint="eastAsia" w:ascii="宋体" w:hAnsi="宋体" w:eastAsia="宋体" w:cs="宋体"/>
+              <w:rFonts w:ascii="宋体" w:eastAsia="宋体" w:hAnsi="宋体" w:cs="宋体" w:hint="eastAsia"/>
               <w:szCs w:val="24"/>
             </w:rPr>
             <w:fldChar w:fldCharType="begin"/>
           </w:r>
           <w:r>
             <w:rPr>
-              <w:rFonts w:hint="eastAsia" w:ascii="宋体" w:hAnsi="宋体" w:eastAsia="宋体" w:cs="宋体"/>
+              <w:rFonts w:ascii="宋体" w:eastAsia="宋体" w:hAnsi="宋体" w:cs="宋体" w:hint="eastAsia"/>
               <w:szCs w:val="24"/>
             </w:rPr>
             <w:instrText xml:space="preserve"> HYPERLINK \l _Toc31508 </w:instrText>
           </w:r>
           <w:r>
             <w:rPr>
-              <w:rFonts w:hint="eastAsia" w:ascii="宋体" w:hAnsi="宋体" w:eastAsia="宋体" w:cs="宋体"/>
+              <w:rFonts w:ascii="宋体" w:eastAsia="宋体" w:hAnsi="宋体" w:cs="宋体" w:hint="eastAsia"/>
               <w:szCs w:val="24"/>
             </w:rPr>
             <w:fldChar w:fldCharType="separate"/>
@@ -3738,7 +3705,7 @@
           </w:r>
           <w:r>
             <w:rPr>
-              <w:rFonts w:hint="eastAsia" w:ascii="宋体" w:hAnsi="宋体" w:eastAsia="宋体" w:cs="宋体"/>
+              <w:rFonts w:ascii="宋体" w:eastAsia="宋体" w:hAnsi="宋体" w:cs="宋体" w:hint="eastAsia"/>
               <w:szCs w:val="24"/>
             </w:rPr>
             <w:fldChar w:fldCharType="end"/>
@@ -3746,28 +3713,28 @@
         </w:p>
         <w:p>
           <w:pPr>
-            <w:pStyle w:val="16"/>
+            <w:pStyle w:val="TOC1"/>
             <w:tabs>
               <w:tab w:val="right" w:leader="dot" w:pos="8306"/>
             </w:tabs>
           </w:pPr>
           <w:r>
             <w:rPr>
-              <w:rFonts w:hint="eastAsia" w:ascii="宋体" w:hAnsi="宋体" w:eastAsia="宋体" w:cs="宋体"/>
+              <w:rFonts w:ascii="宋体" w:eastAsia="宋体" w:hAnsi="宋体" w:cs="宋体" w:hint="eastAsia"/>
               <w:szCs w:val="24"/>
             </w:rPr>
             <w:fldChar w:fldCharType="begin"/>
           </w:r>
           <w:r>
             <w:rPr>
-              <w:rFonts w:hint="eastAsia" w:ascii="宋体" w:hAnsi="宋体" w:eastAsia="宋体" w:cs="宋体"/>
+              <w:rFonts w:ascii="宋体" w:eastAsia="宋体" w:hAnsi="宋体" w:cs="宋体" w:hint="eastAsia"/>
               <w:szCs w:val="24"/>
             </w:rPr>
             <w:instrText xml:space="preserve"> HYPERLINK \l _Toc11455 </w:instrText>
           </w:r>
           <w:r>
             <w:rPr>
-              <w:rFonts w:hint="eastAsia" w:ascii="宋体" w:hAnsi="宋体" w:eastAsia="宋体" w:cs="宋体"/>
+              <w:rFonts w:ascii="宋体" w:eastAsia="宋体" w:hAnsi="宋体" w:cs="宋体" w:hint="eastAsia"/>
               <w:szCs w:val="24"/>
             </w:rPr>
             <w:fldChar w:fldCharType="separate"/>
@@ -3799,7 +3766,7 @@
           </w:r>
           <w:r>
             <w:rPr>
-              <w:rFonts w:hint="eastAsia" w:ascii="宋体" w:hAnsi="宋体" w:eastAsia="宋体" w:cs="宋体"/>
+              <w:rFonts w:ascii="宋体" w:eastAsia="宋体" w:hAnsi="宋体" w:cs="宋体" w:hint="eastAsia"/>
               <w:szCs w:val="24"/>
             </w:rPr>
             <w:fldChar w:fldCharType="end"/>
@@ -3823,7 +3790,7 @@
             <w:spacing w:line="312" w:lineRule="auto"/>
             <w:textAlignment w:val="baseline"/>
             <w:rPr>
-              <w:rFonts w:hint="eastAsia" w:ascii="宋体" w:hAnsi="宋体" w:eastAsia="宋体" w:cs="宋体"/>
+              <w:rFonts w:ascii="宋体" w:eastAsia="宋体" w:hAnsi="宋体" w:cs="宋体" w:hint="eastAsia"/>
               <w:snapToGrid w:val="0"/>
               <w:color w:val="000000"/>
               <w:kern w:val="0"/>
@@ -3834,7 +3801,7 @@
           </w:pPr>
           <w:r>
             <w:rPr>
-              <w:rFonts w:hint="eastAsia" w:ascii="宋体" w:hAnsi="宋体" w:eastAsia="宋体" w:cs="宋体"/>
+              <w:rFonts w:ascii="宋体" w:eastAsia="宋体" w:hAnsi="宋体" w:cs="宋体" w:hint="eastAsia"/>
               <w:szCs w:val="24"/>
             </w:rPr>
             <w:fldChar w:fldCharType="end"/>
@@ -3859,7 +3826,7 @@
         <w:snapToGrid w:val="0"/>
         <w:textAlignment w:val="baseline"/>
         <w:rPr>
-          <w:rFonts w:ascii="Arial" w:hAnsi="Arial" w:eastAsia="Arial" w:cs="Arial"/>
+          <w:rFonts w:ascii="Arial" w:eastAsia="Arial" w:hAnsi="Arial" w:cs="Arial"/>
           <w:snapToGrid w:val="0"/>
           <w:color w:val="000000"/>
           <w:kern w:val="0"/>
@@ -3870,7 +3837,7 @@
       </w:pPr>
       <w:r>
         <w:rPr>
-          <w:rFonts w:ascii="Arial" w:hAnsi="Arial" w:eastAsia="Arial" w:cs="Arial"/>
+          <w:rFonts w:ascii="Arial" w:eastAsia="Arial" w:hAnsi="Arial" w:cs="Arial"/>
           <w:snapToGrid w:val="0"/>
           <w:color w:val="000000"/>
           <w:kern w:val="0"/>
@@ -3883,7 +3850,7 @@
     </w:p>
     <w:p>
       <w:pPr>
-        <w:pStyle w:val="28"/>
+        <w:pStyle w:val="1"/>
         <w:keepNext w:val="0"/>
         <w:keepLines w:val="0"/>
         <w:pageBreakBefore w:val="0"/>
@@ -3903,7 +3870,7 @@
           <w:lang w:val="en-US" w:eastAsia="zh-CN"/>
         </w:rPr>
       </w:pPr>
-      <w:bookmarkStart w:id="2" w:name="_Toc281"/>
+      <w:bookmarkStart w:id="3" w:name="_Toc281"/>
       <w:r>
         <w:rPr>
           <w:rFonts w:hint="default"/>
@@ -3911,11 +3878,11 @@
         </w:rPr>
         <w:t>总则</w:t>
       </w:r>
-      <w:bookmarkEnd w:id="2"/>
-    </w:p>
-    <w:p>
-      <w:pPr>
-        <w:pStyle w:val="30"/>
+      <w:bookmarkEnd w:id="3"/>
+    </w:p>
+    <w:p>
+      <w:pPr>
+        <w:pStyle w:val="2"/>
         <w:keepNext w:val="0"/>
         <w:keepLines w:val="0"/>
         <w:pageBreakBefore w:val="0"/>
@@ -3935,7 +3902,7 @@
           <w:lang w:val="en-US" w:eastAsia="zh-CN"/>
         </w:rPr>
       </w:pPr>
-      <w:bookmarkStart w:id="3" w:name="_Toc141"/>
+      <w:bookmarkStart w:id="4" w:name="_Toc141"/>
       <w:r>
         <w:rPr>
           <w:rFonts w:hint="default"/>
@@ -3943,11 +3910,11 @@
         </w:rPr>
         <w:t>目的</w:t>
       </w:r>
-      <w:bookmarkEnd w:id="3"/>
-    </w:p>
-    <w:p>
-      <w:pPr>
-        <w:pStyle w:val="29"/>
+      <w:bookmarkEnd w:id="4"/>
+    </w:p>
+    <w:p>
+      <w:pPr>
+        <w:pStyle w:val="a1"/>
         <w:keepNext w:val="0"/>
         <w:keepLines w:val="0"/>
         <w:pageBreakBefore w:val="0"/>
@@ -3991,7 +3958,7 @@
     </w:p>
     <w:p>
       <w:pPr>
-        <w:pStyle w:val="30"/>
+        <w:pStyle w:val="2"/>
         <w:keepNext w:val="0"/>
         <w:keepLines w:val="0"/>
         <w:pageBreakBefore w:val="0"/>
@@ -4011,7 +3978,7 @@
           <w:lang w:val="en-US" w:eastAsia="zh-CN"/>
         </w:rPr>
       </w:pPr>
-      <w:bookmarkStart w:id="4" w:name="_Toc12985"/>
+      <w:bookmarkStart w:id="5" w:name="_Toc12985"/>
       <w:r>
         <w:rPr>
           <w:rFonts w:hint="default"/>
@@ -4019,11 +3986,11 @@
         </w:rPr>
         <w:t>适用范围</w:t>
       </w:r>
-      <w:bookmarkEnd w:id="4"/>
-    </w:p>
-    <w:p>
-      <w:pPr>
-        <w:pStyle w:val="29"/>
+      <w:bookmarkEnd w:id="5"/>
+    </w:p>
+    <w:p>
+      <w:pPr>
+        <w:pStyle w:val="a1"/>
         <w:keepNext w:val="0"/>
         <w:keepLines w:val="0"/>
         <w:pageBreakBefore w:val="0"/>
@@ -4053,7 +4020,7 @@
     </w:p>
     <w:p>
       <w:pPr>
-        <w:pStyle w:val="30"/>
+        <w:pStyle w:val="2"/>
         <w:keepNext w:val="0"/>
         <w:keepLines w:val="0"/>
         <w:pageBreakBefore w:val="0"/>
@@ -4073,7 +4040,7 @@
           <w:lang w:val="en-US" w:eastAsia="zh-CN"/>
         </w:rPr>
       </w:pPr>
-      <w:bookmarkStart w:id="5" w:name="_Toc29001"/>
+      <w:bookmarkStart w:id="6" w:name="_Toc29001"/>
       <w:r>
         <w:rPr>
           <w:rFonts w:hint="default"/>
@@ -4081,11 +4048,11 @@
         </w:rPr>
         <w:t>框架原则</w:t>
       </w:r>
-      <w:bookmarkEnd w:id="5"/>
-    </w:p>
-    <w:p>
-      <w:pPr>
-        <w:pStyle w:val="29"/>
+      <w:bookmarkEnd w:id="6"/>
+    </w:p>
+    <w:p>
+      <w:pPr>
+        <w:pStyle w:val="a1"/>
         <w:keepNext w:val="0"/>
         <w:keepLines w:val="0"/>
         <w:pageBreakBefore w:val="0"/>
@@ -4115,7 +4082,7 @@
     </w:p>
     <w:p>
       <w:pPr>
-        <w:pStyle w:val="29"/>
+        <w:pStyle w:val="a1"/>
         <w:keepNext w:val="0"/>
         <w:keepLines w:val="0"/>
         <w:pageBreakBefore w:val="0"/>
@@ -4140,12 +4107,12 @@
           <w:rFonts w:hint="default"/>
           <w:lang w:val="en-US" w:eastAsia="zh-CN"/>
         </w:rPr>
-        <w:t>过程方法原则：采用过程方法管理相互关联的活动和资源，追求整体效能最优。</w:t>
-      </w:r>
-    </w:p>
-    <w:p>
-      <w:pPr>
-        <w:pStyle w:val="29"/>
+        <w:t>过强宇涛法原则：采用过强宇涛法管理相互关联的活动和资源，追求整体效能最优。</w:t>
+      </w:r>
+    </w:p>
+    <w:p>
+      <w:pPr>
+        <w:pStyle w:val="a1"/>
         <w:keepNext w:val="0"/>
         <w:keepLines w:val="0"/>
         <w:pageBreakBefore w:val="0"/>
@@ -4175,7 +4142,7 @@
     </w:p>
     <w:p>
       <w:pPr>
-        <w:pStyle w:val="29"/>
+        <w:pStyle w:val="a1"/>
         <w:keepNext w:val="0"/>
         <w:keepLines w:val="0"/>
         <w:pageBreakBefore w:val="0"/>
@@ -4205,7 +4172,7 @@
     </w:p>
     <w:p>
       <w:pPr>
-        <w:pStyle w:val="29"/>
+        <w:pStyle w:val="a1"/>
         <w:keepNext w:val="0"/>
         <w:keepLines w:val="0"/>
         <w:pageBreakBefore w:val="0"/>
@@ -4235,7 +4202,7 @@
     </w:p>
     <w:p>
       <w:pPr>
-        <w:pStyle w:val="28"/>
+        <w:pStyle w:val="1"/>
         <w:keepNext w:val="0"/>
         <w:keepLines w:val="0"/>
         <w:pageBreakBefore w:val="0"/>
@@ -4255,7 +4222,7 @@
           <w:lang w:val="en-US" w:eastAsia="zh-CN"/>
         </w:rPr>
       </w:pPr>
-      <w:bookmarkStart w:id="6" w:name="_Toc16977"/>
+      <w:bookmarkStart w:id="7" w:name="_Toc16977"/>
       <w:r>
         <w:rPr>
           <w:rFonts w:hint="default"/>
@@ -4263,11 +4230,11 @@
         </w:rPr>
         <w:t>过程框架构成</w:t>
       </w:r>
-      <w:bookmarkEnd w:id="6"/>
-    </w:p>
-    <w:p>
-      <w:pPr>
-        <w:pStyle w:val="30"/>
+      <w:bookmarkEnd w:id="7"/>
+    </w:p>
+    <w:p>
+      <w:pPr>
+        <w:pStyle w:val="2"/>
         <w:keepNext w:val="0"/>
         <w:keepLines w:val="0"/>
         <w:pageBreakBefore w:val="0"/>
@@ -4287,7 +4254,7 @@
           <w:lang w:val="en-US" w:eastAsia="zh-CN"/>
         </w:rPr>
       </w:pPr>
-      <w:bookmarkStart w:id="7" w:name="_Toc17725"/>
+      <w:bookmarkStart w:id="8" w:name="_Toc17725"/>
       <w:r>
         <w:rPr>
           <w:rFonts w:hint="default"/>
@@ -4295,11 +4262,11 @@
         </w:rPr>
         <w:t>过程框架总览</w:t>
       </w:r>
-      <w:bookmarkEnd w:id="7"/>
-    </w:p>
-    <w:p>
-      <w:pPr>
-        <w:pStyle w:val="29"/>
+      <w:bookmarkEnd w:id="8"/>
+    </w:p>
+    <w:p>
+      <w:pPr>
+        <w:pStyle w:val="a1"/>
         <w:keepNext w:val="0"/>
         <w:keepLines w:val="0"/>
         <w:pageBreakBefore w:val="0"/>
@@ -4329,7 +4296,7 @@
     </w:p>
     <w:p>
       <w:pPr>
-        <w:pStyle w:val="29"/>
+        <w:pStyle w:val="a1"/>
         <w:keepNext w:val="0"/>
         <w:keepLines w:val="0"/>
         <w:pageBreakBefore w:val="0"/>
@@ -4368,7 +4335,7 @@
                     </pic:cNvPicPr>
                   </pic:nvPicPr>
                   <pic:blipFill>
-                    <a:blip r:embed="rId10"/>
+                    <a:blip xmlns:r="http://schemas.openxmlformats.org/officeDocument/2006/relationships" r:embed="rId7"/>
                     <a:stretch>
                       <a:fillRect/>
                     </a:stretch>
@@ -4395,7 +4362,7 @@
     </w:p>
     <w:p>
       <w:pPr>
-        <w:pStyle w:val="30"/>
+        <w:pStyle w:val="2"/>
         <w:keepNext w:val="0"/>
         <w:keepLines w:val="0"/>
         <w:pageBreakBefore w:val="0"/>
@@ -4415,7 +4382,7 @@
           <w:lang w:val="en-US" w:eastAsia="zh-CN"/>
         </w:rPr>
       </w:pPr>
-      <w:bookmarkStart w:id="8" w:name="_Toc17885"/>
+      <w:bookmarkStart w:id="9" w:name="_Toc17885"/>
       <w:r>
         <w:rPr>
           <w:rFonts w:hint="default"/>
@@ -4423,11 +4390,11 @@
         </w:rPr>
         <w:t>过程组及核心过程定义</w:t>
       </w:r>
-      <w:bookmarkEnd w:id="8"/>
-    </w:p>
-    <w:p>
-      <w:pPr>
-        <w:pStyle w:val="29"/>
+      <w:bookmarkEnd w:id="9"/>
+    </w:p>
+    <w:p>
+      <w:pPr>
+        <w:pStyle w:val="a1"/>
         <w:keepNext w:val="0"/>
         <w:keepLines w:val="0"/>
         <w:pageBreakBefore w:val="0"/>
@@ -4457,7 +4424,7 @@
     </w:p>
     <w:p>
       <w:pPr>
-        <w:pStyle w:val="31"/>
+        <w:pStyle w:val="3"/>
         <w:keepNext w:val="0"/>
         <w:keepLines w:val="0"/>
         <w:pageBreakBefore w:val="0"/>
@@ -4477,7 +4444,7 @@
           <w:lang w:val="en-US" w:eastAsia="zh-CN"/>
         </w:rPr>
       </w:pPr>
-      <w:bookmarkStart w:id="9" w:name="_Toc9602"/>
+      <w:bookmarkStart w:id="10" w:name="_Toc9602"/>
       <w:r>
         <w:rPr>
           <w:rFonts w:hint="default"/>
@@ -4485,11 +4452,11 @@
         </w:rPr>
         <w:t>战略与治理过程组</w:t>
       </w:r>
-      <w:bookmarkEnd w:id="9"/>
-    </w:p>
-    <w:p>
-      <w:pPr>
-        <w:pStyle w:val="29"/>
+      <w:bookmarkEnd w:id="10"/>
+    </w:p>
+    <w:p>
+      <w:pPr>
+        <w:pStyle w:val="a1"/>
         <w:keepNext w:val="0"/>
         <w:keepLines w:val="0"/>
         <w:pageBreakBefore w:val="0"/>
@@ -4519,7 +4486,7 @@
     </w:p>
     <w:p>
       <w:pPr>
-        <w:pStyle w:val="29"/>
+        <w:pStyle w:val="a1"/>
         <w:keepNext w:val="0"/>
         <w:keepLines w:val="0"/>
         <w:pageBreakBefore w:val="0"/>
@@ -4549,7 +4516,7 @@
     </w:p>
     <w:p>
       <w:pPr>
-        <w:pStyle w:val="29"/>
+        <w:pStyle w:val="a1"/>
         <w:keepNext w:val="0"/>
         <w:keepLines w:val="0"/>
         <w:pageBreakBefore w:val="0"/>
@@ -4579,7 +4546,7 @@
     </w:p>
     <w:p>
       <w:pPr>
-        <w:pStyle w:val="29"/>
+        <w:pStyle w:val="a1"/>
         <w:keepNext w:val="0"/>
         <w:keepLines w:val="0"/>
         <w:pageBreakBefore w:val="0"/>
@@ -4609,7 +4576,7 @@
     </w:p>
     <w:p>
       <w:pPr>
-        <w:pStyle w:val="31"/>
+        <w:pStyle w:val="3"/>
         <w:keepNext w:val="0"/>
         <w:keepLines w:val="0"/>
         <w:pageBreakBefore w:val="0"/>
@@ -4629,7 +4596,7 @@
           <w:lang w:val="en-US" w:eastAsia="zh-CN"/>
         </w:rPr>
       </w:pPr>
-      <w:bookmarkStart w:id="10" w:name="_Toc10486"/>
+      <w:bookmarkStart w:id="11" w:name="_Toc10486"/>
       <w:r>
         <w:rPr>
           <w:rFonts w:hint="default"/>
@@ -4637,11 +4604,11 @@
         </w:rPr>
         <w:t>核心交付与运营过程组</w:t>
       </w:r>
-      <w:bookmarkEnd w:id="10"/>
-    </w:p>
-    <w:p>
-      <w:pPr>
-        <w:pStyle w:val="29"/>
+      <w:bookmarkEnd w:id="11"/>
+    </w:p>
+    <w:p>
+      <w:pPr>
+        <w:pStyle w:val="a1"/>
         <w:keepNext w:val="0"/>
         <w:keepLines w:val="0"/>
         <w:pageBreakBefore w:val="0"/>
@@ -4671,7 +4638,7 @@
     </w:p>
     <w:p>
       <w:pPr>
-        <w:pStyle w:val="29"/>
+        <w:pStyle w:val="a1"/>
         <w:keepNext w:val="0"/>
         <w:keepLines w:val="0"/>
         <w:pageBreakBefore w:val="0"/>
@@ -4701,7 +4668,7 @@
     </w:p>
     <w:p>
       <w:pPr>
-        <w:pStyle w:val="29"/>
+        <w:pStyle w:val="a1"/>
         <w:keepNext w:val="0"/>
         <w:keepLines w:val="0"/>
         <w:pageBreakBefore w:val="0"/>
@@ -4731,7 +4698,7 @@
     </w:p>
     <w:p>
       <w:pPr>
-        <w:pStyle w:val="29"/>
+        <w:pStyle w:val="a1"/>
         <w:keepNext w:val="0"/>
         <w:keepLines w:val="0"/>
         <w:pageBreakBefore w:val="0"/>
@@ -4761,7 +4728,7 @@
     </w:p>
     <w:p>
       <w:pPr>
-        <w:pStyle w:val="29"/>
+        <w:pStyle w:val="a1"/>
         <w:keepNext w:val="0"/>
         <w:keepLines w:val="0"/>
         <w:pageBreakBefore w:val="0"/>
@@ -4791,7 +4758,7 @@
     </w:p>
     <w:p>
       <w:pPr>
-        <w:pStyle w:val="29"/>
+        <w:pStyle w:val="a1"/>
         <w:keepNext w:val="0"/>
         <w:keepLines w:val="0"/>
         <w:pageBreakBefore w:val="0"/>
@@ -4821,7 +4788,7 @@
     </w:p>
     <w:p>
       <w:pPr>
-        <w:pStyle w:val="31"/>
+        <w:pStyle w:val="3"/>
         <w:keepNext w:val="0"/>
         <w:keepLines w:val="0"/>
         <w:pageBreakBefore w:val="0"/>
@@ -4841,7 +4808,7 @@
           <w:lang w:val="en-US" w:eastAsia="zh-CN"/>
         </w:rPr>
       </w:pPr>
-      <w:bookmarkStart w:id="11" w:name="_Toc8869"/>
+      <w:bookmarkStart w:id="12" w:name="_Toc8869"/>
       <w:r>
         <w:rPr>
           <w:rFonts w:hint="default"/>
@@ -4849,11 +4816,11 @@
         </w:rPr>
         <w:t>支持保障过程组</w:t>
       </w:r>
-      <w:bookmarkEnd w:id="11"/>
-    </w:p>
-    <w:p>
-      <w:pPr>
-        <w:pStyle w:val="29"/>
+      <w:bookmarkEnd w:id="12"/>
+    </w:p>
+    <w:p>
+      <w:pPr>
+        <w:pStyle w:val="a1"/>
         <w:keepNext w:val="0"/>
         <w:keepLines w:val="0"/>
         <w:pageBreakBefore w:val="0"/>
@@ -4883,7 +4850,7 @@
     </w:p>
     <w:p>
       <w:pPr>
-        <w:pStyle w:val="29"/>
+        <w:pStyle w:val="a1"/>
         <w:keepNext w:val="0"/>
         <w:keepLines w:val="0"/>
         <w:pageBreakBefore w:val="0"/>
@@ -4913,7 +4880,7 @@
     </w:p>
     <w:p>
       <w:pPr>
-        <w:pStyle w:val="29"/>
+        <w:pStyle w:val="a1"/>
         <w:keepNext w:val="0"/>
         <w:keepLines w:val="0"/>
         <w:pageBreakBefore w:val="0"/>
@@ -4943,7 +4910,7 @@
     </w:p>
     <w:p>
       <w:pPr>
-        <w:pStyle w:val="29"/>
+        <w:pStyle w:val="a1"/>
         <w:keepNext w:val="0"/>
         <w:keepLines w:val="0"/>
         <w:pageBreakBefore w:val="0"/>
@@ -4973,7 +4940,7 @@
     </w:p>
     <w:p>
       <w:pPr>
-        <w:pStyle w:val="29"/>
+        <w:pStyle w:val="a1"/>
         <w:keepNext w:val="0"/>
         <w:keepLines w:val="0"/>
         <w:pageBreakBefore w:val="0"/>
@@ -5003,7 +4970,7 @@
     </w:p>
     <w:p>
       <w:pPr>
-        <w:pStyle w:val="29"/>
+        <w:pStyle w:val="a1"/>
         <w:keepNext w:val="0"/>
         <w:keepLines w:val="0"/>
         <w:pageBreakBefore w:val="0"/>
@@ -5033,7 +5000,7 @@
     </w:p>
     <w:p>
       <w:pPr>
-        <w:pStyle w:val="31"/>
+        <w:pStyle w:val="3"/>
         <w:keepNext w:val="0"/>
         <w:keepLines w:val="0"/>
         <w:pageBreakBefore w:val="0"/>
@@ -5053,7 +5020,7 @@
           <w:lang w:val="en-US" w:eastAsia="zh-CN"/>
         </w:rPr>
       </w:pPr>
-      <w:bookmarkStart w:id="12" w:name="_Toc10209"/>
+      <w:bookmarkStart w:id="13" w:name="_Toc10209"/>
       <w:r>
         <w:rPr>
           <w:rFonts w:hint="default"/>
@@ -5061,11 +5028,11 @@
         </w:rPr>
         <w:t>测量与改进过程组</w:t>
       </w:r>
-      <w:bookmarkEnd w:id="12"/>
-    </w:p>
-    <w:p>
-      <w:pPr>
-        <w:pStyle w:val="29"/>
+      <w:bookmarkEnd w:id="13"/>
+    </w:p>
+    <w:p>
+      <w:pPr>
+        <w:pStyle w:val="a1"/>
         <w:keepNext w:val="0"/>
         <w:keepLines w:val="0"/>
         <w:pageBreakBefore w:val="0"/>
@@ -5095,7 +5062,7 @@
     </w:p>
     <w:p>
       <w:pPr>
-        <w:pStyle w:val="29"/>
+        <w:pStyle w:val="a1"/>
         <w:keepNext w:val="0"/>
         <w:keepLines w:val="0"/>
         <w:pageBreakBefore w:val="0"/>
@@ -5125,7 +5092,7 @@
     </w:p>
     <w:p>
       <w:pPr>
-        <w:pStyle w:val="28"/>
+        <w:pStyle w:val="1"/>
         <w:keepNext w:val="0"/>
         <w:keepLines w:val="0"/>
         <w:pageBreakBefore w:val="0"/>
@@ -5145,7 +5112,7 @@
           <w:lang w:val="en-US" w:eastAsia="zh-CN"/>
         </w:rPr>
       </w:pPr>
-      <w:bookmarkStart w:id="13" w:name="_Toc1538"/>
+      <w:bookmarkStart w:id="14" w:name="_Toc1538"/>
       <w:r>
         <w:rPr>
           <w:rFonts w:hint="default"/>
@@ -5153,11 +5120,11 @@
         </w:rPr>
         <w:t>过程间关系与协同机制</w:t>
       </w:r>
-      <w:bookmarkEnd w:id="13"/>
-    </w:p>
-    <w:p>
-      <w:pPr>
-        <w:pStyle w:val="30"/>
+      <w:bookmarkEnd w:id="14"/>
+    </w:p>
+    <w:p>
+      <w:pPr>
+        <w:pStyle w:val="2"/>
         <w:keepNext w:val="0"/>
         <w:keepLines w:val="0"/>
         <w:pageBreakBefore w:val="0"/>
@@ -5177,7 +5144,7 @@
           <w:lang w:val="en-US" w:eastAsia="zh-CN"/>
         </w:rPr>
       </w:pPr>
-      <w:bookmarkStart w:id="14" w:name="_Toc5139"/>
+      <w:bookmarkStart w:id="15" w:name="_Toc5139"/>
       <w:r>
         <w:rPr>
           <w:rFonts w:hint="default"/>
@@ -5185,11 +5152,11 @@
         </w:rPr>
         <w:t>关键过程交互关系</w:t>
       </w:r>
-      <w:bookmarkEnd w:id="14"/>
-    </w:p>
-    <w:p>
-      <w:pPr>
-        <w:pStyle w:val="29"/>
+      <w:bookmarkEnd w:id="15"/>
+    </w:p>
+    <w:p>
+      <w:pPr>
+        <w:pStyle w:val="a1"/>
         <w:keepNext w:val="0"/>
         <w:keepLines w:val="0"/>
         <w:pageBreakBefore w:val="0"/>
@@ -5219,7 +5186,7 @@
     </w:p>
     <w:p>
       <w:pPr>
-        <w:pStyle w:val="29"/>
+        <w:pStyle w:val="a1"/>
         <w:keepNext w:val="0"/>
         <w:keepLines w:val="0"/>
         <w:pageBreakBefore w:val="0"/>
@@ -5249,7 +5216,7 @@
     </w:p>
     <w:p>
       <w:pPr>
-        <w:pStyle w:val="29"/>
+        <w:pStyle w:val="a1"/>
         <w:keepNext w:val="0"/>
         <w:keepLines w:val="0"/>
         <w:pageBreakBefore w:val="0"/>
@@ -5279,7 +5246,7 @@
     </w:p>
     <w:p>
       <w:pPr>
-        <w:pStyle w:val="29"/>
+        <w:pStyle w:val="a1"/>
         <w:keepNext w:val="0"/>
         <w:keepLines w:val="0"/>
         <w:pageBreakBefore w:val="0"/>
@@ -5309,7 +5276,7 @@
     </w:p>
     <w:p>
       <w:pPr>
-        <w:pStyle w:val="29"/>
+        <w:pStyle w:val="a1"/>
         <w:keepNext w:val="0"/>
         <w:keepLines w:val="0"/>
         <w:pageBreakBefore w:val="0"/>
@@ -5339,7 +5306,7 @@
     </w:p>
     <w:p>
       <w:pPr>
-        <w:pStyle w:val="29"/>
+        <w:pStyle w:val="a1"/>
         <w:keepNext w:val="0"/>
         <w:keepLines w:val="0"/>
         <w:pageBreakBefore w:val="0"/>
@@ -5369,7 +5336,7 @@
     </w:p>
     <w:p>
       <w:pPr>
-        <w:pStyle w:val="30"/>
+        <w:pStyle w:val="2"/>
         <w:keepNext w:val="0"/>
         <w:keepLines w:val="0"/>
         <w:pageBreakBefore w:val="0"/>
@@ -5389,7 +5356,7 @@
           <w:lang w:val="en-US" w:eastAsia="zh-CN"/>
         </w:rPr>
       </w:pPr>
-      <w:bookmarkStart w:id="15" w:name="_Toc23217"/>
+      <w:bookmarkStart w:id="16" w:name="_Toc23217"/>
       <w:r>
         <w:rPr>
           <w:rFonts w:hint="default"/>
@@ -5397,11 +5364,11 @@
         </w:rPr>
         <w:t>信息流与数据共享要求</w:t>
       </w:r>
-      <w:bookmarkEnd w:id="15"/>
-    </w:p>
-    <w:p>
-      <w:pPr>
-        <w:pStyle w:val="29"/>
+      <w:bookmarkEnd w:id="16"/>
+    </w:p>
+    <w:p>
+      <w:pPr>
+        <w:pStyle w:val="a1"/>
         <w:keepNext w:val="0"/>
         <w:keepLines w:val="0"/>
         <w:pageBreakBefore w:val="0"/>
@@ -5431,7 +5398,7 @@
     </w:p>
     <w:p>
       <w:pPr>
-        <w:pStyle w:val="30"/>
+        <w:pStyle w:val="2"/>
         <w:keepNext w:val="0"/>
         <w:keepLines w:val="0"/>
         <w:pageBreakBefore w:val="0"/>
@@ -5451,7 +5418,7 @@
           <w:lang w:val="en-US" w:eastAsia="zh-CN"/>
         </w:rPr>
       </w:pPr>
-      <w:bookmarkStart w:id="16" w:name="_Toc13780"/>
+      <w:bookmarkStart w:id="17" w:name="_Toc13780"/>
       <w:r>
         <w:rPr>
           <w:rFonts w:hint="default"/>
@@ -5459,11 +5426,11 @@
         </w:rPr>
         <w:t>跨部门协同职责</w:t>
       </w:r>
-      <w:bookmarkEnd w:id="16"/>
-    </w:p>
-    <w:p>
-      <w:pPr>
-        <w:pStyle w:val="29"/>
+      <w:bookmarkEnd w:id="17"/>
+    </w:p>
+    <w:p>
+      <w:pPr>
+        <w:pStyle w:val="a1"/>
         <w:keepNext w:val="0"/>
         <w:keepLines w:val="0"/>
         <w:pageBreakBefore w:val="0"/>
@@ -5493,7 +5460,7 @@
     </w:p>
     <w:p>
       <w:pPr>
-        <w:pStyle w:val="29"/>
+        <w:pStyle w:val="a1"/>
         <w:keepNext w:val="0"/>
         <w:keepLines w:val="0"/>
         <w:pageBreakBefore w:val="0"/>
@@ -5523,7 +5490,7 @@
     </w:p>
     <w:p>
       <w:pPr>
-        <w:pStyle w:val="29"/>
+        <w:pStyle w:val="a1"/>
         <w:keepNext w:val="0"/>
         <w:keepLines w:val="0"/>
         <w:pageBreakBefore w:val="0"/>
@@ -5553,7 +5520,7 @@
     </w:p>
     <w:p>
       <w:pPr>
-        <w:pStyle w:val="29"/>
+        <w:pStyle w:val="a1"/>
         <w:keepNext w:val="0"/>
         <w:keepLines w:val="0"/>
         <w:pageBreakBefore w:val="0"/>
@@ -5583,7 +5550,7 @@
     </w:p>
     <w:p>
       <w:pPr>
-        <w:pStyle w:val="29"/>
+        <w:pStyle w:val="a1"/>
         <w:keepNext w:val="0"/>
         <w:keepLines w:val="0"/>
         <w:pageBreakBefore w:val="0"/>
@@ -5613,7 +5580,7 @@
     </w:p>
     <w:p>
       <w:pPr>
-        <w:pStyle w:val="28"/>
+        <w:pStyle w:val="1"/>
         <w:keepNext w:val="0"/>
         <w:keepLines w:val="0"/>
         <w:pageBreakBefore w:val="0"/>
@@ -5633,7 +5600,7 @@
           <w:lang w:val="en-US" w:eastAsia="zh-CN"/>
         </w:rPr>
       </w:pPr>
-      <w:bookmarkStart w:id="17" w:name="_Toc21289"/>
+      <w:bookmarkStart w:id="18" w:name="_Toc21289"/>
       <w:r>
         <w:rPr>
           <w:rFonts w:hint="default"/>
@@ -5641,18 +5608,18 @@
         </w:rPr>
         <w:t>过程的治理与生命周期管理</w:t>
       </w:r>
-      <w:bookmarkEnd w:id="17"/>
-    </w:p>
-    <w:p>
-      <w:pPr>
-        <w:pStyle w:val="30"/>
-        <w:bidi w:val="0"/>
-        <w:rPr>
-          <w:rFonts w:hint="default"/>
-          <w:lang w:val="en-US" w:eastAsia="zh-CN"/>
-        </w:rPr>
-      </w:pPr>
-      <w:bookmarkStart w:id="18" w:name="_Toc31711"/>
+      <w:bookmarkEnd w:id="18"/>
+    </w:p>
+    <w:p>
+      <w:pPr>
+        <w:pStyle w:val="2"/>
+        <w:bidi w:val="0"/>
+        <w:rPr>
+          <w:rFonts w:hint="default"/>
+          <w:lang w:val="en-US" w:eastAsia="zh-CN"/>
+        </w:rPr>
+      </w:pPr>
+      <w:bookmarkStart w:id="19" w:name="_Toc31711"/>
       <w:r>
         <w:rPr>
           <w:rFonts w:hint="default"/>
@@ -5660,11 +5627,11 @@
         </w:rPr>
         <w:t>过程的建立与审批</w:t>
       </w:r>
-      <w:bookmarkEnd w:id="18"/>
-    </w:p>
-    <w:p>
-      <w:pPr>
-        <w:pStyle w:val="29"/>
+      <w:bookmarkEnd w:id="19"/>
+    </w:p>
+    <w:p>
+      <w:pPr>
+        <w:pStyle w:val="a1"/>
         <w:keepNext w:val="0"/>
         <w:keepLines w:val="0"/>
         <w:pageBreakBefore w:val="0"/>
@@ -5694,14 +5661,14 @@
     </w:p>
     <w:p>
       <w:pPr>
-        <w:pStyle w:val="30"/>
-        <w:bidi w:val="0"/>
-        <w:rPr>
-          <w:rFonts w:hint="default"/>
-          <w:lang w:val="en-US" w:eastAsia="zh-CN"/>
-        </w:rPr>
-      </w:pPr>
-      <w:bookmarkStart w:id="19" w:name="_Toc6350"/>
+        <w:pStyle w:val="2"/>
+        <w:bidi w:val="0"/>
+        <w:rPr>
+          <w:rFonts w:hint="default"/>
+          <w:lang w:val="en-US" w:eastAsia="zh-CN"/>
+        </w:rPr>
+      </w:pPr>
+      <w:bookmarkStart w:id="20" w:name="_Toc6350"/>
       <w:r>
         <w:rPr>
           <w:rFonts w:hint="default"/>
@@ -5709,11 +5676,11 @@
         </w:rPr>
         <w:t>过程的变更与优化</w:t>
       </w:r>
-      <w:bookmarkEnd w:id="19"/>
-    </w:p>
-    <w:p>
-      <w:pPr>
-        <w:pStyle w:val="29"/>
+      <w:bookmarkEnd w:id="20"/>
+    </w:p>
+    <w:p>
+      <w:pPr>
+        <w:pStyle w:val="a1"/>
         <w:keepNext w:val="0"/>
         <w:keepLines w:val="0"/>
         <w:pageBreakBefore w:val="0"/>
@@ -5743,14 +5710,14 @@
     </w:p>
     <w:p>
       <w:pPr>
-        <w:pStyle w:val="30"/>
-        <w:bidi w:val="0"/>
-        <w:rPr>
-          <w:rFonts w:hint="default"/>
-          <w:lang w:val="en-US" w:eastAsia="zh-CN"/>
-        </w:rPr>
-      </w:pPr>
-      <w:bookmarkStart w:id="20" w:name="_Toc28987"/>
+        <w:pStyle w:val="2"/>
+        <w:bidi w:val="0"/>
+        <w:rPr>
+          <w:rFonts w:hint="default"/>
+          <w:lang w:val="en-US" w:eastAsia="zh-CN"/>
+        </w:rPr>
+      </w:pPr>
+      <w:bookmarkStart w:id="21" w:name="_Toc28987"/>
       <w:r>
         <w:rPr>
           <w:rFonts w:hint="default"/>
@@ -5758,11 +5725,11 @@
         </w:rPr>
         <w:t>过程的废止</w:t>
       </w:r>
-      <w:bookmarkEnd w:id="20"/>
-    </w:p>
-    <w:p>
-      <w:pPr>
-        <w:pStyle w:val="29"/>
+      <w:bookmarkEnd w:id="21"/>
+    </w:p>
+    <w:p>
+      <w:pPr>
+        <w:pStyle w:val="a1"/>
         <w:keepNext w:val="0"/>
         <w:keepLines w:val="0"/>
         <w:pageBreakBefore w:val="0"/>
@@ -5792,7 +5759,7 @@
     </w:p>
     <w:p>
       <w:pPr>
-        <w:pStyle w:val="28"/>
+        <w:pStyle w:val="1"/>
         <w:keepNext w:val="0"/>
         <w:keepLines w:val="0"/>
         <w:pageBreakBefore w:val="0"/>
@@ -5812,7 +5779,7 @@
           <w:lang w:val="en-US" w:eastAsia="zh-CN"/>
         </w:rPr>
       </w:pPr>
-      <w:bookmarkStart w:id="21" w:name="_Toc15610"/>
+      <w:bookmarkStart w:id="22" w:name="_Toc15610"/>
       <w:r>
         <w:rPr>
           <w:rFonts w:hint="default"/>
@@ -5820,18 +5787,18 @@
         </w:rPr>
         <w:t>过程的监督、测量与评审</w:t>
       </w:r>
-      <w:bookmarkEnd w:id="21"/>
-    </w:p>
-    <w:p>
-      <w:pPr>
-        <w:pStyle w:val="30"/>
-        <w:bidi w:val="0"/>
-        <w:rPr>
-          <w:rFonts w:hint="default"/>
-          <w:lang w:val="en-US" w:eastAsia="zh-CN"/>
-        </w:rPr>
-      </w:pPr>
-      <w:bookmarkStart w:id="22" w:name="_Toc29340"/>
+      <w:bookmarkEnd w:id="22"/>
+    </w:p>
+    <w:p>
+      <w:pPr>
+        <w:pStyle w:val="2"/>
+        <w:bidi w:val="0"/>
+        <w:rPr>
+          <w:rFonts w:hint="default"/>
+          <w:lang w:val="en-US" w:eastAsia="zh-CN"/>
+        </w:rPr>
+      </w:pPr>
+      <w:bookmarkStart w:id="23" w:name="_Toc29340"/>
       <w:r>
         <w:rPr>
           <w:rFonts w:hint="default"/>
@@ -5839,11 +5806,11 @@
         </w:rPr>
         <w:t>过程执行监督</w:t>
       </w:r>
-      <w:bookmarkEnd w:id="22"/>
-    </w:p>
-    <w:p>
-      <w:pPr>
-        <w:pStyle w:val="29"/>
+      <w:bookmarkEnd w:id="23"/>
+    </w:p>
+    <w:p>
+      <w:pPr>
+        <w:pStyle w:val="a1"/>
         <w:keepNext w:val="0"/>
         <w:keepLines w:val="0"/>
         <w:pageBreakBefore w:val="0"/>
@@ -5873,14 +5840,14 @@
     </w:p>
     <w:p>
       <w:pPr>
-        <w:pStyle w:val="30"/>
-        <w:bidi w:val="0"/>
-        <w:rPr>
-          <w:rFonts w:hint="default"/>
-          <w:lang w:val="en-US" w:eastAsia="zh-CN"/>
-        </w:rPr>
-      </w:pPr>
-      <w:bookmarkStart w:id="23" w:name="_Toc32580"/>
+        <w:pStyle w:val="2"/>
+        <w:bidi w:val="0"/>
+        <w:rPr>
+          <w:rFonts w:hint="default"/>
+          <w:lang w:val="en-US" w:eastAsia="zh-CN"/>
+        </w:rPr>
+      </w:pPr>
+      <w:bookmarkStart w:id="24" w:name="_Toc32580"/>
       <w:r>
         <w:rPr>
           <w:rFonts w:hint="default"/>
@@ -5888,11 +5855,11 @@
         </w:rPr>
         <w:t>过程绩效测量</w:t>
       </w:r>
-      <w:bookmarkEnd w:id="23"/>
-    </w:p>
-    <w:p>
-      <w:pPr>
-        <w:pStyle w:val="29"/>
+      <w:bookmarkEnd w:id="24"/>
+    </w:p>
+    <w:p>
+      <w:pPr>
+        <w:pStyle w:val="a1"/>
         <w:keepNext w:val="0"/>
         <w:keepLines w:val="0"/>
         <w:pageBreakBefore w:val="0"/>
@@ -5922,14 +5889,14 @@
     </w:p>
     <w:p>
       <w:pPr>
-        <w:pStyle w:val="30"/>
-        <w:bidi w:val="0"/>
-        <w:rPr>
-          <w:rFonts w:hint="default"/>
-          <w:lang w:val="en-US" w:eastAsia="zh-CN"/>
-        </w:rPr>
-      </w:pPr>
-      <w:bookmarkStart w:id="24" w:name="_Toc10256"/>
+        <w:pStyle w:val="2"/>
+        <w:bidi w:val="0"/>
+        <w:rPr>
+          <w:rFonts w:hint="default"/>
+          <w:lang w:val="en-US" w:eastAsia="zh-CN"/>
+        </w:rPr>
+      </w:pPr>
+      <w:bookmarkStart w:id="25" w:name="_Toc10256"/>
       <w:r>
         <w:rPr>
           <w:rFonts w:hint="default"/>
@@ -5937,11 +5904,11 @@
         </w:rPr>
         <w:t>管理评审与持续改进</w:t>
       </w:r>
-      <w:bookmarkEnd w:id="24"/>
-    </w:p>
-    <w:p>
-      <w:pPr>
-        <w:pStyle w:val="29"/>
+      <w:bookmarkEnd w:id="25"/>
+    </w:p>
+    <w:p>
+      <w:pPr>
+        <w:pStyle w:val="a1"/>
         <w:keepNext w:val="0"/>
         <w:keepLines w:val="0"/>
         <w:pageBreakBefore w:val="0"/>
@@ -5971,7 +5938,7 @@
     </w:p>
     <w:p>
       <w:pPr>
-        <w:pStyle w:val="28"/>
+        <w:pStyle w:val="1"/>
         <w:keepNext w:val="0"/>
         <w:keepLines w:val="0"/>
         <w:pageBreakBefore w:val="0"/>
@@ -5991,7 +5958,7 @@
           <w:lang w:val="en-US" w:eastAsia="zh-CN"/>
         </w:rPr>
       </w:pPr>
-      <w:bookmarkStart w:id="25" w:name="_Toc31508"/>
+      <w:bookmarkStart w:id="26" w:name="_Toc31508"/>
       <w:r>
         <w:rPr>
           <w:rFonts w:hint="eastAsia"/>
@@ -5999,23 +5966,22 @@
         </w:rPr>
         <w:t>考核指标</w:t>
       </w:r>
-      <w:bookmarkEnd w:id="25"/>
+      <w:bookmarkEnd w:id="26"/>
     </w:p>
     <w:tbl>
       <w:tblPr>
-        <w:tblStyle w:val="20"/>
+        <w:tblStyle w:val="TableNormal"/>
         <w:tblW w:w="7675" w:type="dxa"/>
         <w:tblInd w:w="96" w:type="dxa"/>
         <w:tblBorders>
-          <w:top w:val="none" w:color="auto" w:sz="0" w:space="0"/>
-          <w:left w:val="none" w:color="auto" w:sz="0" w:space="0"/>
-          <w:bottom w:val="none" w:color="auto" w:sz="0" w:space="0"/>
-          <w:right w:val="none" w:color="auto" w:sz="0" w:space="0"/>
-          <w:insideH w:val="none" w:color="auto" w:sz="0" w:space="0"/>
-          <w:insideV w:val="none" w:color="auto" w:sz="0" w:space="0"/>
+          <w:top w:val="nil"/>
+          <w:left w:val="nil"/>
+          <w:bottom w:val="nil"/>
+          <w:right w:val="nil"/>
+          <w:insideH w:val="nil"/>
+          <w:insideV w:val="nil"/>
         </w:tblBorders>
         <w:shd w:val="clear" w:color="auto" w:fill="auto"/>
-        <w:tblLayout w:type="autofit"/>
         <w:tblCellMar>
           <w:top w:w="0" w:type="dxa"/>
           <w:left w:w="108" w:type="dxa"/>
@@ -6031,14 +5997,17 @@
       </w:tblGrid>
       <w:tr>
         <w:tblPrEx>
+          <w:tblW w:w="7675" w:type="dxa"/>
+          <w:tblInd w:w="96" w:type="dxa"/>
           <w:tblBorders>
-            <w:top w:val="none" w:color="auto" w:sz="0" w:space="0"/>
-            <w:left w:val="none" w:color="auto" w:sz="0" w:space="0"/>
-            <w:bottom w:val="none" w:color="auto" w:sz="0" w:space="0"/>
-            <w:right w:val="none" w:color="auto" w:sz="0" w:space="0"/>
-            <w:insideH w:val="none" w:color="auto" w:sz="0" w:space="0"/>
-            <w:insideV w:val="none" w:color="auto" w:sz="0" w:space="0"/>
+            <w:top w:val="nil"/>
+            <w:left w:val="nil"/>
+            <w:bottom w:val="nil"/>
+            <w:right w:val="nil"/>
+            <w:insideH w:val="nil"/>
+            <w:insideV w:val="nil"/>
           </w:tblBorders>
+          <w:shd w:val="clear" w:color="auto" w:fill="auto"/>
           <w:tblCellMar>
             <w:top w:w="0" w:type="dxa"/>
             <w:left w:w="108" w:type="dxa"/>
@@ -6047,16 +6016,16 @@
           </w:tblCellMar>
         </w:tblPrEx>
         <w:trPr>
-          <w:trHeight w:val="493" w:hRule="atLeast"/>
+          <w:trHeight w:val="493"/>
         </w:trPr>
         <w:tc>
           <w:tcPr>
             <w:tcW w:w="2227" w:type="dxa"/>
             <w:tcBorders>
-              <w:top w:val="single" w:color="000000" w:sz="4" w:space="0"/>
-              <w:left w:val="single" w:color="000000" w:sz="4" w:space="0"/>
-              <w:bottom w:val="single" w:color="000000" w:sz="4" w:space="0"/>
-              <w:right w:val="single" w:color="000000" w:sz="4" w:space="0"/>
+              <w:top w:val="single" w:sz="4" w:space="0" w:color="000000"/>
+              <w:left w:val="single" w:sz="4" w:space="0" w:color="000000"/>
+              <w:bottom w:val="single" w:sz="4" w:space="0" w:color="000000"/>
+              <w:right w:val="single" w:sz="4" w:space="0" w:color="000000"/>
             </w:tcBorders>
             <w:shd w:val="clear" w:color="auto" w:fill="C0C0C0"/>
             <w:vAlign w:val="center"/>
@@ -6070,7 +6039,7 @@
               <w:jc w:val="center"/>
               <w:textAlignment w:val="center"/>
               <w:rPr>
-                <w:rFonts w:hint="default" w:ascii="楷体_GB2312" w:hAnsi="宋体" w:eastAsia="楷体_GB2312" w:cs="楷体_GB2312"/>
+                <w:rFonts w:ascii="楷体_GB2312" w:eastAsia="楷体_GB2312" w:hAnsi="宋体" w:cs="楷体_GB2312" w:hint="default"/>
                 <w:b/>
                 <w:bCs/>
                 <w:i w:val="0"/>
@@ -6083,7 +6052,7 @@
             </w:pPr>
             <w:r>
               <w:rPr>
-                <w:rFonts w:hint="default" w:ascii="楷体_GB2312" w:hAnsi="宋体" w:eastAsia="楷体_GB2312" w:cs="楷体_GB2312"/>
+                <w:rFonts w:ascii="楷体_GB2312" w:eastAsia="楷体_GB2312" w:hAnsi="宋体" w:cs="楷体_GB2312" w:hint="default"/>
                 <w:b/>
                 <w:bCs/>
                 <w:i w:val="0"/>
@@ -6104,10 +6073,10 @@
           <w:tcPr>
             <w:tcW w:w="1092" w:type="dxa"/>
             <w:tcBorders>
-              <w:top w:val="single" w:color="000000" w:sz="4" w:space="0"/>
-              <w:left w:val="single" w:color="000000" w:sz="4" w:space="0"/>
-              <w:bottom w:val="single" w:color="000000" w:sz="4" w:space="0"/>
-              <w:right w:val="single" w:color="000000" w:sz="4" w:space="0"/>
+              <w:top w:val="single" w:sz="4" w:space="0" w:color="000000"/>
+              <w:left w:val="single" w:sz="4" w:space="0" w:color="000000"/>
+              <w:bottom w:val="single" w:sz="4" w:space="0" w:color="000000"/>
+              <w:right w:val="single" w:sz="4" w:space="0" w:color="000000"/>
             </w:tcBorders>
             <w:shd w:val="clear" w:color="auto" w:fill="C0C0C0"/>
             <w:vAlign w:val="center"/>
@@ -6121,7 +6090,7 @@
               <w:jc w:val="center"/>
               <w:textAlignment w:val="center"/>
               <w:rPr>
-                <w:rFonts w:hint="default" w:ascii="楷体_GB2312" w:hAnsi="宋体" w:eastAsia="楷体_GB2312" w:cs="楷体_GB2312"/>
+                <w:rFonts w:ascii="楷体_GB2312" w:eastAsia="楷体_GB2312" w:hAnsi="宋体" w:cs="楷体_GB2312" w:hint="default"/>
                 <w:b/>
                 <w:bCs/>
                 <w:i w:val="0"/>
@@ -6134,7 +6103,7 @@
             </w:pPr>
             <w:r>
               <w:rPr>
-                <w:rFonts w:hint="default" w:ascii="楷体_GB2312" w:hAnsi="宋体" w:eastAsia="楷体_GB2312" w:cs="楷体_GB2312"/>
+                <w:rFonts w:ascii="楷体_GB2312" w:eastAsia="楷体_GB2312" w:hAnsi="宋体" w:cs="楷体_GB2312" w:hint="default"/>
                 <w:b/>
                 <w:bCs/>
                 <w:i w:val="0"/>
@@ -6155,10 +6124,10 @@
           <w:tcPr>
             <w:tcW w:w="3300" w:type="dxa"/>
             <w:tcBorders>
-              <w:top w:val="single" w:color="000000" w:sz="4" w:space="0"/>
-              <w:left w:val="single" w:color="000000" w:sz="4" w:space="0"/>
-              <w:bottom w:val="single" w:color="000000" w:sz="4" w:space="0"/>
-              <w:right w:val="single" w:color="000000" w:sz="4" w:space="0"/>
+              <w:top w:val="single" w:sz="4" w:space="0" w:color="000000"/>
+              <w:left w:val="single" w:sz="4" w:space="0" w:color="000000"/>
+              <w:bottom w:val="single" w:sz="4" w:space="0" w:color="000000"/>
+              <w:right w:val="single" w:sz="4" w:space="0" w:color="000000"/>
             </w:tcBorders>
             <w:shd w:val="clear" w:color="auto" w:fill="C0C0C0"/>
             <w:vAlign w:val="center"/>
@@ -6172,7 +6141,7 @@
               <w:jc w:val="center"/>
               <w:textAlignment w:val="center"/>
               <w:rPr>
-                <w:rFonts w:hint="default" w:ascii="楷体_GB2312" w:hAnsi="宋体" w:eastAsia="楷体_GB2312" w:cs="楷体_GB2312"/>
+                <w:rFonts w:ascii="楷体_GB2312" w:eastAsia="楷体_GB2312" w:hAnsi="宋体" w:cs="楷体_GB2312" w:hint="default"/>
                 <w:b/>
                 <w:bCs/>
                 <w:i w:val="0"/>
@@ -6185,7 +6154,7 @@
             </w:pPr>
             <w:r>
               <w:rPr>
-                <w:rFonts w:hint="default" w:ascii="楷体_GB2312" w:hAnsi="宋体" w:eastAsia="楷体_GB2312" w:cs="楷体_GB2312"/>
+                <w:rFonts w:ascii="楷体_GB2312" w:eastAsia="楷体_GB2312" w:hAnsi="宋体" w:cs="楷体_GB2312" w:hint="default"/>
                 <w:b/>
                 <w:bCs/>
                 <w:i w:val="0"/>
@@ -6206,10 +6175,10 @@
           <w:tcPr>
             <w:tcW w:w="1056" w:type="dxa"/>
             <w:tcBorders>
-              <w:top w:val="single" w:color="000000" w:sz="4" w:space="0"/>
-              <w:left w:val="single" w:color="000000" w:sz="4" w:space="0"/>
-              <w:bottom w:val="single" w:color="000000" w:sz="4" w:space="0"/>
-              <w:right w:val="single" w:color="000000" w:sz="4" w:space="0"/>
+              <w:top w:val="single" w:sz="4" w:space="0" w:color="000000"/>
+              <w:left w:val="single" w:sz="4" w:space="0" w:color="000000"/>
+              <w:bottom w:val="single" w:sz="4" w:space="0" w:color="000000"/>
+              <w:right w:val="single" w:sz="4" w:space="0" w:color="000000"/>
             </w:tcBorders>
             <w:shd w:val="clear" w:color="auto" w:fill="C0C0C0"/>
             <w:vAlign w:val="center"/>
@@ -6223,7 +6192,7 @@
               <w:jc w:val="center"/>
               <w:textAlignment w:val="center"/>
               <w:rPr>
-                <w:rFonts w:hint="default" w:ascii="楷体_GB2312" w:hAnsi="宋体" w:eastAsia="楷体_GB2312" w:cs="楷体_GB2312"/>
+                <w:rFonts w:ascii="楷体_GB2312" w:eastAsia="楷体_GB2312" w:hAnsi="宋体" w:cs="楷体_GB2312" w:hint="default"/>
                 <w:b/>
                 <w:bCs/>
                 <w:i w:val="0"/>
@@ -6236,7 +6205,7 @@
             </w:pPr>
             <w:r>
               <w:rPr>
-                <w:rFonts w:hint="default" w:ascii="楷体_GB2312" w:hAnsi="宋体" w:eastAsia="楷体_GB2312" w:cs="楷体_GB2312"/>
+                <w:rFonts w:ascii="楷体_GB2312" w:eastAsia="楷体_GB2312" w:hAnsi="宋体" w:cs="楷体_GB2312" w:hint="default"/>
                 <w:b/>
                 <w:bCs/>
                 <w:i w:val="0"/>
@@ -6256,14 +6225,8 @@
       </w:tr>
       <w:tr>
         <w:tblPrEx>
-          <w:tblBorders>
-            <w:top w:val="none" w:color="auto" w:sz="0" w:space="0"/>
-            <w:left w:val="none" w:color="auto" w:sz="0" w:space="0"/>
-            <w:bottom w:val="none" w:color="auto" w:sz="0" w:space="0"/>
-            <w:right w:val="none" w:color="auto" w:sz="0" w:space="0"/>
-            <w:insideH w:val="none" w:color="auto" w:sz="0" w:space="0"/>
-            <w:insideV w:val="none" w:color="auto" w:sz="0" w:space="0"/>
-          </w:tblBorders>
+          <w:tblW w:w="7675" w:type="dxa"/>
+          <w:tblInd w:w="96" w:type="dxa"/>
           <w:shd w:val="clear" w:color="auto" w:fill="auto"/>
           <w:tblCellMar>
             <w:top w:w="0" w:type="dxa"/>
@@ -6273,16 +6236,16 @@
           </w:tblCellMar>
         </w:tblPrEx>
         <w:trPr>
-          <w:trHeight w:val="493" w:hRule="atLeast"/>
+          <w:trHeight w:val="493"/>
         </w:trPr>
         <w:tc>
           <w:tcPr>
             <w:tcW w:w="2227" w:type="dxa"/>
             <w:tcBorders>
-              <w:top w:val="single" w:color="000000" w:sz="4" w:space="0"/>
-              <w:left w:val="single" w:color="000000" w:sz="4" w:space="0"/>
-              <w:bottom w:val="single" w:color="000000" w:sz="4" w:space="0"/>
-              <w:right w:val="single" w:color="000000" w:sz="4" w:space="0"/>
+              <w:top w:val="single" w:sz="4" w:space="0" w:color="000000"/>
+              <w:left w:val="single" w:sz="4" w:space="0" w:color="000000"/>
+              <w:bottom w:val="single" w:sz="4" w:space="0" w:color="000000"/>
+              <w:right w:val="single" w:sz="4" w:space="0" w:color="000000"/>
             </w:tcBorders>
             <w:shd w:val="clear" w:color="auto" w:fill="auto"/>
             <w:vAlign w:val="center"/>
@@ -6296,7 +6259,7 @@
               <w:jc w:val="left"/>
               <w:textAlignment w:val="center"/>
               <w:rPr>
-                <w:rFonts w:hint="default" w:ascii="楷体_GB2312" w:hAnsi="宋体" w:eastAsia="楷体_GB2312" w:cs="楷体_GB2312"/>
+                <w:rFonts w:ascii="楷体_GB2312" w:eastAsia="楷体_GB2312" w:hAnsi="宋体" w:cs="楷体_GB2312" w:hint="default"/>
                 <w:b/>
                 <w:bCs/>
                 <w:i w:val="0"/>
@@ -6312,7 +6275,7 @@
             </w:pPr>
             <w:r>
               <w:rPr>
-                <w:rFonts w:hint="eastAsia" w:ascii="宋体" w:hAnsi="宋体" w:eastAsia="宋体" w:cs="宋体"/>
+                <w:rFonts w:ascii="宋体" w:eastAsia="宋体" w:hAnsi="宋体" w:cs="宋体" w:hint="eastAsia"/>
                 <w:i w:val="0"/>
                 <w:iCs w:val="0"/>
                 <w:snapToGrid w:val="0"/>
@@ -6331,10 +6294,10 @@
           <w:tcPr>
             <w:tcW w:w="1092" w:type="dxa"/>
             <w:tcBorders>
-              <w:top w:val="single" w:color="000000" w:sz="4" w:space="0"/>
-              <w:left w:val="single" w:color="000000" w:sz="4" w:space="0"/>
-              <w:bottom w:val="single" w:color="000000" w:sz="4" w:space="0"/>
-              <w:right w:val="single" w:color="000000" w:sz="4" w:space="0"/>
+              <w:top w:val="single" w:sz="4" w:space="0" w:color="000000"/>
+              <w:left w:val="single" w:sz="4" w:space="0" w:color="000000"/>
+              <w:bottom w:val="single" w:sz="4" w:space="0" w:color="000000"/>
+              <w:right w:val="single" w:sz="4" w:space="0" w:color="000000"/>
             </w:tcBorders>
             <w:shd w:val="clear" w:color="auto" w:fill="auto"/>
             <w:vAlign w:val="center"/>
@@ -6348,7 +6311,7 @@
               <w:jc w:val="left"/>
               <w:textAlignment w:val="center"/>
               <w:rPr>
-                <w:rFonts w:hint="default" w:ascii="楷体_GB2312" w:hAnsi="宋体" w:eastAsia="楷体_GB2312" w:cs="楷体_GB2312"/>
+                <w:rFonts w:ascii="楷体_GB2312" w:eastAsia="楷体_GB2312" w:hAnsi="宋体" w:cs="楷体_GB2312" w:hint="default"/>
                 <w:b/>
                 <w:bCs/>
                 <w:i w:val="0"/>
@@ -6364,7 +6327,7 @@
             </w:pPr>
             <w:r>
               <w:rPr>
-                <w:rFonts w:hint="eastAsia" w:ascii="宋体" w:hAnsi="宋体" w:eastAsia="宋体" w:cs="宋体"/>
+                <w:rFonts w:ascii="宋体" w:eastAsia="宋体" w:hAnsi="宋体" w:cs="宋体" w:hint="eastAsia"/>
                 <w:i w:val="0"/>
                 <w:iCs w:val="0"/>
                 <w:snapToGrid w:val="0"/>
@@ -6383,10 +6346,10 @@
           <w:tcPr>
             <w:tcW w:w="3300" w:type="dxa"/>
             <w:tcBorders>
-              <w:top w:val="single" w:color="000000" w:sz="4" w:space="0"/>
-              <w:left w:val="single" w:color="000000" w:sz="4" w:space="0"/>
-              <w:bottom w:val="single" w:color="000000" w:sz="4" w:space="0"/>
-              <w:right w:val="single" w:color="000000" w:sz="4" w:space="0"/>
+              <w:top w:val="single" w:sz="4" w:space="0" w:color="000000"/>
+              <w:left w:val="single" w:sz="4" w:space="0" w:color="000000"/>
+              <w:bottom w:val="single" w:sz="4" w:space="0" w:color="000000"/>
+              <w:right w:val="single" w:sz="4" w:space="0" w:color="000000"/>
             </w:tcBorders>
             <w:shd w:val="clear" w:color="auto" w:fill="auto"/>
             <w:vAlign w:val="center"/>
@@ -6400,7 +6363,7 @@
               <w:jc w:val="left"/>
               <w:textAlignment w:val="center"/>
               <w:rPr>
-                <w:rFonts w:hint="default" w:ascii="楷体_GB2312" w:hAnsi="宋体" w:eastAsia="楷体_GB2312" w:cs="楷体_GB2312"/>
+                <w:rFonts w:ascii="楷体_GB2312" w:eastAsia="楷体_GB2312" w:hAnsi="宋体" w:cs="楷体_GB2312" w:hint="default"/>
                 <w:b/>
                 <w:bCs/>
                 <w:i w:val="0"/>
@@ -6416,7 +6379,7 @@
             </w:pPr>
             <w:r>
               <w:rPr>
-                <w:rFonts w:hint="eastAsia" w:ascii="宋体" w:hAnsi="宋体" w:eastAsia="宋体" w:cs="宋体"/>
+                <w:rFonts w:ascii="宋体" w:eastAsia="宋体" w:hAnsi="宋体" w:cs="宋体" w:hint="eastAsia"/>
                 <w:i w:val="0"/>
                 <w:iCs w:val="0"/>
                 <w:snapToGrid w:val="0"/>
@@ -6435,10 +6398,10 @@
           <w:tcPr>
             <w:tcW w:w="1056" w:type="dxa"/>
             <w:tcBorders>
-              <w:top w:val="single" w:color="000000" w:sz="4" w:space="0"/>
-              <w:left w:val="single" w:color="000000" w:sz="4" w:space="0"/>
-              <w:bottom w:val="single" w:color="000000" w:sz="4" w:space="0"/>
-              <w:right w:val="single" w:color="000000" w:sz="4" w:space="0"/>
+              <w:top w:val="single" w:sz="4" w:space="0" w:color="000000"/>
+              <w:left w:val="single" w:sz="4" w:space="0" w:color="000000"/>
+              <w:bottom w:val="single" w:sz="4" w:space="0" w:color="000000"/>
+              <w:right w:val="single" w:sz="4" w:space="0" w:color="000000"/>
             </w:tcBorders>
             <w:shd w:val="clear" w:color="auto" w:fill="auto"/>
             <w:vAlign w:val="center"/>
@@ -6452,7 +6415,7 @@
               <w:jc w:val="left"/>
               <w:textAlignment w:val="center"/>
               <w:rPr>
-                <w:rFonts w:hint="default" w:ascii="楷体_GB2312" w:hAnsi="宋体" w:eastAsia="楷体_GB2312" w:cs="楷体_GB2312"/>
+                <w:rFonts w:ascii="楷体_GB2312" w:eastAsia="楷体_GB2312" w:hAnsi="宋体" w:cs="楷体_GB2312" w:hint="default"/>
                 <w:b/>
                 <w:bCs/>
                 <w:i w:val="0"/>
@@ -6468,7 +6431,7 @@
             </w:pPr>
             <w:r>
               <w:rPr>
-                <w:rFonts w:hint="eastAsia" w:ascii="宋体" w:hAnsi="宋体" w:eastAsia="宋体" w:cs="宋体"/>
+                <w:rFonts w:ascii="宋体" w:eastAsia="宋体" w:hAnsi="宋体" w:cs="宋体" w:hint="eastAsia"/>
                 <w:i w:val="0"/>
                 <w:iCs w:val="0"/>
                 <w:snapToGrid w:val="0"/>
@@ -6487,7 +6450,7 @@
     </w:tbl>
     <w:p>
       <w:pPr>
-        <w:pStyle w:val="28"/>
+        <w:pStyle w:val="1"/>
         <w:keepNext w:val="0"/>
         <w:keepLines w:val="0"/>
         <w:pageBreakBefore w:val="0"/>
@@ -6507,7 +6470,7 @@
           <w:lang w:val="en-US" w:eastAsia="zh-CN"/>
         </w:rPr>
       </w:pPr>
-      <w:bookmarkStart w:id="26" w:name="_Toc11455"/>
+      <w:bookmarkStart w:id="27" w:name="_Toc11455"/>
       <w:r>
         <w:rPr>
           <w:rFonts w:hint="default"/>
@@ -6515,11 +6478,11 @@
         </w:rPr>
         <w:t>附则</w:t>
       </w:r>
-      <w:bookmarkEnd w:id="26"/>
-    </w:p>
-    <w:p>
-      <w:pPr>
-        <w:pStyle w:val="29"/>
+      <w:bookmarkEnd w:id="27"/>
+    </w:p>
+    <w:p>
+      <w:pPr>
+        <w:pStyle w:val="a1"/>
         <w:keepNext w:val="0"/>
         <w:keepLines w:val="0"/>
         <w:pageBreakBefore w:val="0"/>
@@ -6549,7 +6512,7 @@
     </w:p>
     <w:p>
       <w:pPr>
-        <w:pStyle w:val="29"/>
+        <w:pStyle w:val="a1"/>
         <w:keepNext w:val="0"/>
         <w:keepLines w:val="0"/>
         <w:pageBreakBefore w:val="0"/>
@@ -6579,7 +6542,7 @@
     </w:p>
     <w:p>
       <w:pPr>
-        <w:pStyle w:val="29"/>
+        <w:pStyle w:val="a1"/>
         <w:keepNext w:val="0"/>
         <w:keepLines w:val="0"/>
         <w:pageBreakBefore w:val="0"/>
@@ -6608,73 +6571,23 @@
       </w:r>
     </w:p>
     <w:sectPr>
-      <w:headerReference r:id="rId5" w:type="default"/>
+      <w:headerReference w:type="default" r:id="rId8"/>
       <w:pgSz w:w="11906" w:h="16838"/>
       <w:pgMar w:top="1417" w:right="1800" w:bottom="1440" w:left="1800" w:header="1140" w:footer="992" w:gutter="0"/>
-      <w:cols w:space="425" w:num="1"/>
+      <w:cols w:num="1" w:space="425"/>
       <w:docGrid w:type="lines" w:linePitch="312" w:charSpace="0"/>
     </w:sectPr>
   </w:body>
 </w:document>
 </file>
 
-<file path=word/endnotes.xml><?xml version="1.0" encoding="utf-8"?>
-<w:endnotes xmlns:wpc="http://schemas.microsoft.com/office/word/2010/wordprocessingCanvas" xmlns:mc="http://schemas.openxmlformats.org/markup-compatibility/2006" xmlns:o="urn:schemas-microsoft-com:office:office" xmlns:r="http://schemas.openxmlformats.org/officeDocument/2006/relationships" xmlns:m="http://schemas.openxmlformats.org/officeDocument/2006/math" xmlns:v="urn:schemas-microsoft-com:vml" xmlns:wp14="http://schemas.microsoft.com/office/word/2010/wordprocessingDrawing" xmlns:wp="http://schemas.openxmlformats.org/drawingml/2006/wordprocessingDrawing" xmlns:w="http://schemas.openxmlformats.org/wordprocessingml/2006/main" xmlns:w14="http://schemas.microsoft.com/office/word/2010/wordml" xmlns:w15="http://schemas.microsoft.com/office/word/2012/wordml" xmlns:w10="urn:schemas-microsoft-com:office:word" xmlns:wpg="http://schemas.microsoft.com/office/word/2010/wordprocessingGroup" xmlns:wpi="http://schemas.microsoft.com/office/word/2010/wordprocessingInk" xmlns:wne="http://schemas.microsoft.com/office/word/2006/wordml" xmlns:wps="http://schemas.microsoft.com/office/word/2010/wordprocessingShape" xmlns:wpsCustomData="http://www.wps.cn/officeDocument/2013/wpsCustomData" mc:Ignorable="w14 w15 wp14">
-  <w:endnote w:type="separator" w:id="0">
-    <w:p>
-      <w:pPr>
-        <w:spacing w:line="240" w:lineRule="auto"/>
-      </w:pPr>
-      <w:r>
-        <w:separator/>
-      </w:r>
-    </w:p>
-  </w:endnote>
-  <w:endnote w:type="continuationSeparator" w:id="1">
-    <w:p>
-      <w:pPr>
-        <w:spacing w:line="240" w:lineRule="auto"/>
-      </w:pPr>
-      <w:r>
-        <w:continuationSeparator/>
-      </w:r>
-    </w:p>
-  </w:endnote>
-</w:endnotes>
-</file>
-
-<file path=word/footnotes.xml><?xml version="1.0" encoding="utf-8"?>
-<w:footnotes xmlns:wpc="http://schemas.microsoft.com/office/word/2010/wordprocessingCanvas" xmlns:mc="http://schemas.openxmlformats.org/markup-compatibility/2006" xmlns:o="urn:schemas-microsoft-com:office:office" xmlns:r="http://schemas.openxmlformats.org/officeDocument/2006/relationships" xmlns:m="http://schemas.openxmlformats.org/officeDocument/2006/math" xmlns:v="urn:schemas-microsoft-com:vml" xmlns:wp14="http://schemas.microsoft.com/office/word/2010/wordprocessingDrawing" xmlns:wp="http://schemas.openxmlformats.org/drawingml/2006/wordprocessingDrawing" xmlns:w="http://schemas.openxmlformats.org/wordprocessingml/2006/main" xmlns:w14="http://schemas.microsoft.com/office/word/2010/wordml" xmlns:w15="http://schemas.microsoft.com/office/word/2012/wordml" xmlns:w10="urn:schemas-microsoft-com:office:word" xmlns:wpg="http://schemas.microsoft.com/office/word/2010/wordprocessingGroup" xmlns:wpi="http://schemas.microsoft.com/office/word/2010/wordprocessingInk" xmlns:wne="http://schemas.microsoft.com/office/word/2006/wordml" xmlns:wps="http://schemas.microsoft.com/office/word/2010/wordprocessingShape" xmlns:wpsCustomData="http://www.wps.cn/officeDocument/2013/wpsCustomData" mc:Ignorable="w14 w15 wp14">
-  <w:footnote w:type="separator" w:id="0">
-    <w:p>
-      <w:pPr>
-        <w:spacing w:line="360" w:lineRule="auto"/>
-      </w:pPr>
-      <w:r>
-        <w:separator/>
-      </w:r>
-    </w:p>
-  </w:footnote>
-  <w:footnote w:type="continuationSeparator" w:id="1">
-    <w:p>
-      <w:pPr>
-        <w:spacing w:line="360" w:lineRule="auto"/>
-      </w:pPr>
-      <w:r>
-        <w:continuationSeparator/>
-      </w:r>
-    </w:p>
-  </w:footnote>
-</w:footnotes>
-</file>
-
 <file path=word/header1.xml><?xml version="1.0" encoding="utf-8"?>
-<w:hdr xmlns:wpc="http://schemas.microsoft.com/office/word/2010/wordprocessingCanvas" xmlns:mc="http://schemas.openxmlformats.org/markup-compatibility/2006" xmlns:o="urn:schemas-microsoft-com:office:office" xmlns:r="http://schemas.openxmlformats.org/officeDocument/2006/relationships" xmlns:m="http://schemas.openxmlformats.org/officeDocument/2006/math" xmlns:v="urn:schemas-microsoft-com:vml" xmlns:wp14="http://schemas.microsoft.com/office/word/2010/wordprocessingDrawing" xmlns:wp="http://schemas.openxmlformats.org/drawingml/2006/wordprocessingDrawing" xmlns:w10="urn:schemas-microsoft-com:office:word" xmlns:w="http://schemas.openxmlformats.org/wordprocessingml/2006/main" xmlns:w14="http://schemas.microsoft.com/office/word/2010/wordml" xmlns:w15="http://schemas.microsoft.com/office/word/2012/wordml" xmlns:wpg="http://schemas.microsoft.com/office/word/2010/wordprocessingGroup" xmlns:wpi="http://schemas.microsoft.com/office/word/2010/wordprocessingInk" xmlns:wne="http://schemas.microsoft.com/office/word/2006/wordml" xmlns:wps="http://schemas.microsoft.com/office/word/2010/wordprocessingShape" xmlns:wpsCustomData="http://www.wps.cn/officeDocument/2013/wpsCustomData" mc:Ignorable="w14 w15 wp14">
+<w:hdr xmlns:wpc="http://schemas.microsoft.com/office/word/2010/wordprocessingCanvas" xmlns:mc="http://schemas.openxmlformats.org/markup-compatibility/2006" xmlns:o="urn:schemas-microsoft-com:office:office" xmlns:r="http://schemas.openxmlformats.org/officeDocument/2006/relationships" xmlns:m="http://schemas.openxmlformats.org/officeDocument/2006/math" xmlns:v="urn:schemas-microsoft-com:vml" xmlns:wp14="http://schemas.microsoft.com/office/word/2010/wordprocessingDrawing" xmlns:wp="http://schemas.openxmlformats.org/drawingml/2006/wordprocessingDrawing" xmlns:w10="urn:schemas-microsoft-com:office:word" xmlns:w="http://schemas.openxmlformats.org/wordprocessingml/2006/main" xmlns:w14="http://schemas.microsoft.com/office/word/2010/wordml" xmlns:w15="http://schemas.microsoft.com/office/word/2012/wordml" xmlns:wne="http://schemas.microsoft.com/office/word/2006/wordml" xmlns:wpg="http://schemas.microsoft.com/office/word/2010/wordprocessingGroup" xmlns:wpi="http://schemas.microsoft.com/office/word/2010/wordprocessingInk" xmlns:wps="http://schemas.microsoft.com/office/word/2010/wordprocessingShape" mc:Ignorable="w14 w15 wp14">
   <w:p>
     <w:pPr>
-      <w:pStyle w:val="15"/>
+      <w:pStyle w:val="Header"/>
       <w:pBdr>
-        <w:bottom w:val="single" w:color="auto" w:sz="4" w:space="1"/>
+        <w:bottom w:val="single" w:sz="4" w:space="1" w:color="auto"/>
       </w:pBdr>
       <w:tabs>
         <w:tab w:val="left" w:pos="335"/>
@@ -6682,27 +6595,27 @@
       </w:tabs>
       <w:jc w:val="right"/>
       <w:rPr>
-        <w:rFonts w:hint="eastAsia" w:eastAsiaTheme="minorEastAsia"/>
+        <w:rFonts w:eastAsiaTheme="minorEastAsia" w:hint="eastAsia"/>
         <w:lang w:eastAsia="zh-CN"/>
       </w:rPr>
     </w:pPr>
     <w:r>
       <w:rPr>
-        <w:rFonts w:hint="eastAsia" w:eastAsiaTheme="minorEastAsia"/>
+        <w:rFonts w:eastAsiaTheme="minorEastAsia" w:hint="eastAsia"/>
         <w:lang w:val="en-US" w:eastAsia="zh-CN"/>
       </w:rPr>
       <w:tab/>
     </w:r>
     <w:r>
       <w:rPr>
-        <w:rFonts w:hint="eastAsia" w:eastAsiaTheme="minorEastAsia"/>
+        <w:rFonts w:eastAsiaTheme="minorEastAsia" w:hint="eastAsia"/>
         <w:lang w:val="en-US" w:eastAsia="zh-CN"/>
       </w:rPr>
       <w:tab/>
     </w:r>
     <w:r>
       <w:rPr>
-        <w:rFonts w:hint="eastAsia" w:eastAsiaTheme="minorEastAsia"/>
+        <w:rFonts w:eastAsiaTheme="minorEastAsia" w:hint="eastAsia"/>
         <w:lang w:val="en-US" w:eastAsia="zh-CN"/>
       </w:rPr>
       <w:t>桐乡华数广电网络有限公司</w:t>
@@ -6712,15 +6625,15 @@
 </file>
 
 <file path=word/numbering.xml><?xml version="1.0" encoding="utf-8"?>
-<w:numbering xmlns:wpc="http://schemas.microsoft.com/office/word/2010/wordprocessingCanvas" xmlns:mc="http://schemas.openxmlformats.org/markup-compatibility/2006" xmlns:o="urn:schemas-microsoft-com:office:office" xmlns:r="http://schemas.openxmlformats.org/officeDocument/2006/relationships" xmlns:m="http://schemas.openxmlformats.org/officeDocument/2006/math" xmlns:v="urn:schemas-microsoft-com:vml" xmlns:wp14="http://schemas.microsoft.com/office/word/2010/wordprocessingDrawing" xmlns:wp="http://schemas.openxmlformats.org/drawingml/2006/wordprocessingDrawing" xmlns:w10="urn:schemas-microsoft-com:office:word" xmlns:w="http://schemas.openxmlformats.org/wordprocessingml/2006/main" xmlns:w14="http://schemas.microsoft.com/office/word/2010/wordml" xmlns:wpg="http://schemas.microsoft.com/office/word/2010/wordprocessingGroup" xmlns:wpi="http://schemas.microsoft.com/office/word/2010/wordprocessingInk" xmlns:wne="http://schemas.microsoft.com/office/word/2006/wordml" xmlns:wps="http://schemas.microsoft.com/office/word/2010/wordprocessingShape" xmlns:wpsCustomData="http://www.wps.cn/officeDocument/2013/wpsCustomData" mc:Ignorable="w14 wp14">
+<w:numbering xmlns:wpc="http://schemas.microsoft.com/office/word/2010/wordprocessingCanvas" xmlns:mc="http://schemas.openxmlformats.org/markup-compatibility/2006" xmlns:o="urn:schemas-microsoft-com:office:office" xmlns:r="http://schemas.openxmlformats.org/officeDocument/2006/relationships" xmlns:m="http://schemas.openxmlformats.org/officeDocument/2006/math" xmlns:v="urn:schemas-microsoft-com:vml" xmlns:wp14="http://schemas.microsoft.com/office/word/2010/wordprocessingDrawing" xmlns:wp="http://schemas.openxmlformats.org/drawingml/2006/wordprocessingDrawing" xmlns:w10="urn:schemas-microsoft-com:office:word" xmlns:w="http://schemas.openxmlformats.org/wordprocessingml/2006/main" xmlns:w14="http://schemas.microsoft.com/office/word/2010/wordml" xmlns:w15="http://schemas.microsoft.com/office/word/2012/wordml" xmlns:wne="http://schemas.microsoft.com/office/word/2006/wordml" xmlns:wpg="http://schemas.microsoft.com/office/word/2010/wordprocessingGroup" xmlns:wpi="http://schemas.microsoft.com/office/word/2010/wordprocessingInk" xmlns:wps="http://schemas.microsoft.com/office/word/2010/wordprocessingShape" mc:Ignorable="w14 w15 wp14">
   <w:abstractNum w:abstractNumId="0">
     <w:nsid w:val="8E964DCE"/>
     <w:multiLevelType w:val="multilevel"/>
     <w:tmpl w:val="8E964DCE"/>
-    <w:lvl w:ilvl="0" w:tentative="0">
+    <w:lvl w:ilvl="0">
       <w:start w:val="1"/>
       <w:numFmt w:val="decimal"/>
-      <w:pStyle w:val="2"/>
+      <w:pStyle w:val="Heading1"/>
       <w:lvlText w:val="%1."/>
       <w:lvlJc w:val="left"/>
       <w:pPr>
@@ -6730,10 +6643,10 @@
         <w:rFonts w:hint="default"/>
       </w:rPr>
     </w:lvl>
-    <w:lvl w:ilvl="1" w:tentative="0">
+    <w:lvl w:ilvl="1">
       <w:start w:val="1"/>
       <w:numFmt w:val="decimal"/>
-      <w:pStyle w:val="3"/>
+      <w:pStyle w:val="Heading2"/>
       <w:lvlText w:val="%1.%2."/>
       <w:lvlJc w:val="left"/>
       <w:pPr>
@@ -6743,10 +6656,10 @@
         <w:rFonts w:hint="default"/>
       </w:rPr>
     </w:lvl>
-    <w:lvl w:ilvl="2" w:tentative="0">
+    <w:lvl w:ilvl="2">
       <w:start w:val="1"/>
       <w:numFmt w:val="decimal"/>
-      <w:pStyle w:val="4"/>
+      <w:pStyle w:val="Heading3"/>
       <w:lvlText w:val="%1.%2.%3."/>
       <w:lvlJc w:val="left"/>
       <w:pPr>
@@ -6756,10 +6669,10 @@
         <w:rFonts w:hint="default"/>
       </w:rPr>
     </w:lvl>
-    <w:lvl w:ilvl="3" w:tentative="0">
+    <w:lvl w:ilvl="3">
       <w:start w:val="1"/>
       <w:numFmt w:val="decimal"/>
-      <w:pStyle w:val="5"/>
+      <w:pStyle w:val="Heading4"/>
       <w:lvlText w:val="%1.%2.%3.%4."/>
       <w:lvlJc w:val="left"/>
       <w:pPr>
@@ -6769,10 +6682,10 @@
         <w:rFonts w:hint="default"/>
       </w:rPr>
     </w:lvl>
-    <w:lvl w:ilvl="4" w:tentative="0">
+    <w:lvl w:ilvl="4">
       <w:start w:val="1"/>
       <w:numFmt w:val="decimal"/>
-      <w:pStyle w:val="6"/>
+      <w:pStyle w:val="Heading5"/>
       <w:lvlText w:val="%1.%2.%3.%4.%5."/>
       <w:lvlJc w:val="left"/>
       <w:pPr>
@@ -6782,10 +6695,10 @@
         <w:rFonts w:hint="default"/>
       </w:rPr>
     </w:lvl>
-    <w:lvl w:ilvl="5" w:tentative="0">
+    <w:lvl w:ilvl="5">
       <w:start w:val="1"/>
       <w:numFmt w:val="decimal"/>
-      <w:pStyle w:val="7"/>
+      <w:pStyle w:val="Heading6"/>
       <w:lvlText w:val="%1.%2.%3.%4.%5.%6."/>
       <w:lvlJc w:val="left"/>
       <w:pPr>
@@ -6795,10 +6708,10 @@
         <w:rFonts w:hint="default"/>
       </w:rPr>
     </w:lvl>
-    <w:lvl w:ilvl="6" w:tentative="0">
+    <w:lvl w:ilvl="6">
       <w:start w:val="1"/>
       <w:numFmt w:val="decimal"/>
-      <w:pStyle w:val="8"/>
+      <w:pStyle w:val="Heading7"/>
       <w:lvlText w:val="%1.%2.%3.%4.%5.%6.%7."/>
       <w:lvlJc w:val="left"/>
       <w:pPr>
@@ -6808,10 +6721,10 @@
         <w:rFonts w:hint="default"/>
       </w:rPr>
     </w:lvl>
-    <w:lvl w:ilvl="7" w:tentative="0">
+    <w:lvl w:ilvl="7">
       <w:start w:val="1"/>
       <w:numFmt w:val="decimal"/>
-      <w:pStyle w:val="9"/>
+      <w:pStyle w:val="Heading8"/>
       <w:lvlText w:val="%1.%2.%3.%4.%5.%6.%7.%8."/>
       <w:lvlJc w:val="left"/>
       <w:pPr>
@@ -6821,10 +6734,10 @@
         <w:rFonts w:hint="default"/>
       </w:rPr>
     </w:lvl>
-    <w:lvl w:ilvl="8" w:tentative="0">
+    <w:lvl w:ilvl="8">
       <w:start w:val="1"/>
       <w:numFmt w:val="decimal"/>
-      <w:pStyle w:val="10"/>
+      <w:pStyle w:val="Heading9"/>
       <w:lvlText w:val="%1.%2.%3.%4.%5.%6.%7.%8.%9."/>
       <w:lvlJc w:val="left"/>
       <w:pPr>
@@ -6842,269 +6755,267 @@
 </file>
 
 <file path=word/styles.xml><?xml version="1.0" encoding="utf-8"?>
-<w:styles xmlns:mc="http://schemas.openxmlformats.org/markup-compatibility/2006" xmlns:o="urn:schemas-microsoft-com:office:office" xmlns:r="http://schemas.openxmlformats.org/officeDocument/2006/relationships" xmlns:m="http://schemas.openxmlformats.org/officeDocument/2006/math" xmlns:v="urn:schemas-microsoft-com:vml" xmlns:w="http://schemas.openxmlformats.org/wordprocessingml/2006/main" xmlns:w14="http://schemas.microsoft.com/office/word/2010/wordml" xmlns:w10="urn:schemas-microsoft-com:office:word" xmlns:sl="http://schemas.openxmlformats.org/schemaLibrary/2006/main" xmlns:wpsCustomData="http://www.wps.cn/officeDocument/2013/wpsCustomData" mc:Ignorable="w14">
+<w:styles xmlns:mc="http://schemas.openxmlformats.org/markup-compatibility/2006" xmlns:r="http://schemas.openxmlformats.org/officeDocument/2006/relationships" xmlns:w="http://schemas.openxmlformats.org/wordprocessingml/2006/main" xmlns:w14="http://schemas.microsoft.com/office/word/2010/wordml" xmlns:w15="http://schemas.microsoft.com/office/word/2012/wordml" mc:Ignorable="w14 w15">
   <w:docDefaults>
     <w:rPrDefault>
       <w:rPr>
-        <w:rFonts w:ascii="Times New Roman" w:hAnsi="Times New Roman" w:eastAsia="宋体" w:cs="Times New Roman"/>
+        <w:rFonts w:ascii="Times New Roman" w:eastAsia="宋体" w:hAnsi="Times New Roman" w:cs="Times New Roman"/>
       </w:rPr>
     </w:rPrDefault>
     <w:pPrDefault/>
   </w:docDefaults>
-  <w:latentStyles w:count="260" w:defQFormat="0" w:defUnhideWhenUsed="1" w:defSemiHidden="1" w:defUIPriority="99" w:defLockedState="0">
-    <w:lsdException w:qFormat="1" w:unhideWhenUsed="0" w:uiPriority="0" w:semiHidden="0" w:name="Normal"/>
-    <w:lsdException w:qFormat="1" w:unhideWhenUsed="0" w:uiPriority="0" w:semiHidden="0" w:name="heading 1"/>
-    <w:lsdException w:qFormat="1" w:uiPriority="0" w:semiHidden="0" w:name="heading 2"/>
-    <w:lsdException w:qFormat="1" w:uiPriority="0" w:name="heading 3"/>
-    <w:lsdException w:qFormat="1" w:uiPriority="0" w:semiHidden="0" w:name="heading 4"/>
-    <w:lsdException w:qFormat="1" w:uiPriority="0" w:name="heading 5"/>
-    <w:lsdException w:qFormat="1" w:uiPriority="0" w:name="heading 6"/>
-    <w:lsdException w:qFormat="1" w:uiPriority="0" w:name="heading 7"/>
-    <w:lsdException w:qFormat="1" w:uiPriority="0" w:name="heading 8"/>
-    <w:lsdException w:qFormat="1" w:uiPriority="0" w:name="heading 9"/>
-    <w:lsdException w:unhideWhenUsed="0" w:uiPriority="0" w:semiHidden="0" w:name="index 1"/>
-    <w:lsdException w:unhideWhenUsed="0" w:uiPriority="0" w:semiHidden="0" w:name="index 2"/>
-    <w:lsdException w:unhideWhenUsed="0" w:uiPriority="0" w:semiHidden="0" w:name="index 3"/>
-    <w:lsdException w:unhideWhenUsed="0" w:uiPriority="0" w:semiHidden="0" w:name="index 4"/>
-    <w:lsdException w:unhideWhenUsed="0" w:uiPriority="0" w:semiHidden="0" w:name="index 5"/>
-    <w:lsdException w:unhideWhenUsed="0" w:uiPriority="0" w:semiHidden="0" w:name="index 6"/>
-    <w:lsdException w:unhideWhenUsed="0" w:uiPriority="0" w:semiHidden="0" w:name="index 7"/>
-    <w:lsdException w:unhideWhenUsed="0" w:uiPriority="0" w:semiHidden="0" w:name="index 8"/>
-    <w:lsdException w:unhideWhenUsed="0" w:uiPriority="0" w:semiHidden="0" w:name="index 9"/>
-    <w:lsdException w:qFormat="1" w:unhideWhenUsed="0" w:uiPriority="0" w:semiHidden="0" w:name="toc 1"/>
-    <w:lsdException w:qFormat="1" w:unhideWhenUsed="0" w:uiPriority="0" w:semiHidden="0" w:name="toc 2"/>
-    <w:lsdException w:qFormat="1" w:unhideWhenUsed="0" w:uiPriority="0" w:semiHidden="0" w:name="toc 3"/>
-    <w:lsdException w:unhideWhenUsed="0" w:uiPriority="0" w:semiHidden="0" w:name="toc 4"/>
-    <w:lsdException w:unhideWhenUsed="0" w:uiPriority="0" w:semiHidden="0" w:name="toc 5"/>
-    <w:lsdException w:unhideWhenUsed="0" w:uiPriority="0" w:semiHidden="0" w:name="toc 6"/>
-    <w:lsdException w:unhideWhenUsed="0" w:uiPriority="0" w:semiHidden="0" w:name="toc 7"/>
-    <w:lsdException w:unhideWhenUsed="0" w:uiPriority="0" w:semiHidden="0" w:name="toc 8"/>
-    <w:lsdException w:unhideWhenUsed="0" w:uiPriority="0" w:semiHidden="0" w:name="toc 9"/>
-    <w:lsdException w:unhideWhenUsed="0" w:uiPriority="0" w:semiHidden="0" w:name="Normal Indent"/>
-    <w:lsdException w:unhideWhenUsed="0" w:uiPriority="0" w:semiHidden="0" w:name="footnote text"/>
-    <w:lsdException w:qFormat="1" w:unhideWhenUsed="0" w:uiPriority="0" w:semiHidden="0" w:name="annotation text"/>
-    <w:lsdException w:qFormat="1" w:unhideWhenUsed="0" w:uiPriority="0" w:semiHidden="0" w:name="header"/>
-    <w:lsdException w:qFormat="1" w:unhideWhenUsed="0" w:uiPriority="0" w:semiHidden="0" w:name="footer"/>
-    <w:lsdException w:unhideWhenUsed="0" w:uiPriority="0" w:semiHidden="0" w:name="index heading"/>
-    <w:lsdException w:qFormat="1" w:uiPriority="0" w:name="caption"/>
-    <w:lsdException w:unhideWhenUsed="0" w:uiPriority="0" w:semiHidden="0" w:name="table of figures"/>
-    <w:lsdException w:unhideWhenUsed="0" w:uiPriority="0" w:semiHidden="0" w:name="envelope address"/>
-    <w:lsdException w:unhideWhenUsed="0" w:uiPriority="0" w:semiHidden="0" w:name="envelope return"/>
-    <w:lsdException w:unhideWhenUsed="0" w:uiPriority="0" w:semiHidden="0" w:name="footnote reference"/>
-    <w:lsdException w:unhideWhenUsed="0" w:uiPriority="0" w:semiHidden="0" w:name="annotation reference"/>
-    <w:lsdException w:unhideWhenUsed="0" w:uiPriority="0" w:semiHidden="0" w:name="line number"/>
-    <w:lsdException w:unhideWhenUsed="0" w:uiPriority="0" w:semiHidden="0" w:name="page number"/>
-    <w:lsdException w:unhideWhenUsed="0" w:uiPriority="0" w:semiHidden="0" w:name="endnote reference"/>
-    <w:lsdException w:unhideWhenUsed="0" w:uiPriority="0" w:semiHidden="0" w:name="endnote text"/>
-    <w:lsdException w:unhideWhenUsed="0" w:uiPriority="0" w:semiHidden="0" w:name="table of authorities"/>
-    <w:lsdException w:unhideWhenUsed="0" w:uiPriority="0" w:semiHidden="0" w:name="macro"/>
-    <w:lsdException w:unhideWhenUsed="0" w:uiPriority="0" w:semiHidden="0" w:name="toa heading"/>
-    <w:lsdException w:unhideWhenUsed="0" w:uiPriority="0" w:semiHidden="0" w:name="List"/>
-    <w:lsdException w:unhideWhenUsed="0" w:uiPriority="0" w:semiHidden="0" w:name="List Bullet"/>
-    <w:lsdException w:unhideWhenUsed="0" w:uiPriority="0" w:semiHidden="0" w:name="List Number"/>
-    <w:lsdException w:unhideWhenUsed="0" w:uiPriority="0" w:semiHidden="0" w:name="List 2"/>
-    <w:lsdException w:unhideWhenUsed="0" w:uiPriority="0" w:semiHidden="0" w:name="List 3"/>
-    <w:lsdException w:unhideWhenUsed="0" w:uiPriority="0" w:semiHidden="0" w:name="List 4"/>
-    <w:lsdException w:unhideWhenUsed="0" w:uiPriority="0" w:semiHidden="0" w:name="List 5"/>
-    <w:lsdException w:unhideWhenUsed="0" w:uiPriority="0" w:semiHidden="0" w:name="List Bullet 2"/>
-    <w:lsdException w:unhideWhenUsed="0" w:uiPriority="0" w:semiHidden="0" w:name="List Bullet 3"/>
-    <w:lsdException w:unhideWhenUsed="0" w:uiPriority="0" w:semiHidden="0" w:name="List Bullet 4"/>
-    <w:lsdException w:unhideWhenUsed="0" w:uiPriority="0" w:semiHidden="0" w:name="List Bullet 5"/>
-    <w:lsdException w:unhideWhenUsed="0" w:uiPriority="0" w:semiHidden="0" w:name="List Number 2"/>
-    <w:lsdException w:unhideWhenUsed="0" w:uiPriority="0" w:semiHidden="0" w:name="List Number 3"/>
-    <w:lsdException w:unhideWhenUsed="0" w:uiPriority="0" w:semiHidden="0" w:name="List Number 4"/>
-    <w:lsdException w:unhideWhenUsed="0" w:uiPriority="0" w:semiHidden="0" w:name="List Number 5"/>
-    <w:lsdException w:qFormat="1" w:unhideWhenUsed="0" w:uiPriority="0" w:semiHidden="0" w:name="Title"/>
-    <w:lsdException w:unhideWhenUsed="0" w:uiPriority="0" w:semiHidden="0" w:name="Closing"/>
-    <w:lsdException w:unhideWhenUsed="0" w:uiPriority="0" w:semiHidden="0" w:name="Signature"/>
-    <w:lsdException w:qFormat="1" w:unhideWhenUsed="0" w:uiPriority="0" w:name="Default Paragraph Font"/>
-    <w:lsdException w:qFormat="1" w:unhideWhenUsed="0" w:uiPriority="0" w:name="Body Text"/>
-    <w:lsdException w:unhideWhenUsed="0" w:uiPriority="0" w:semiHidden="0" w:name="Body Text Indent"/>
-    <w:lsdException w:unhideWhenUsed="0" w:uiPriority="0" w:semiHidden="0" w:name="List Continue"/>
-    <w:lsdException w:unhideWhenUsed="0" w:uiPriority="0" w:semiHidden="0" w:name="List Continue 2"/>
-    <w:lsdException w:unhideWhenUsed="0" w:uiPriority="0" w:semiHidden="0" w:name="List Continue 3"/>
-    <w:lsdException w:unhideWhenUsed="0" w:uiPriority="0" w:semiHidden="0" w:name="List Continue 4"/>
-    <w:lsdException w:unhideWhenUsed="0" w:uiPriority="0" w:semiHidden="0" w:name="List Continue 5"/>
-    <w:lsdException w:unhideWhenUsed="0" w:uiPriority="0" w:semiHidden="0" w:name="Message Header"/>
-    <w:lsdException w:qFormat="1" w:unhideWhenUsed="0" w:uiPriority="0" w:semiHidden="0" w:name="Subtitle"/>
-    <w:lsdException w:unhideWhenUsed="0" w:uiPriority="0" w:semiHidden="0" w:name="Salutation"/>
-    <w:lsdException w:unhideWhenUsed="0" w:uiPriority="0" w:semiHidden="0" w:name="Date"/>
-    <w:lsdException w:unhideWhenUsed="0" w:uiPriority="0" w:semiHidden="0" w:name="Body Text First Indent"/>
-    <w:lsdException w:unhideWhenUsed="0" w:uiPriority="0" w:semiHidden="0" w:name="Body Text First Indent 2"/>
-    <w:lsdException w:uiPriority="99" w:name="Note Heading"/>
-    <w:lsdException w:unhideWhenUsed="0" w:uiPriority="0" w:semiHidden="0" w:name="Body Text 2"/>
-    <w:lsdException w:unhideWhenUsed="0" w:uiPriority="0" w:semiHidden="0" w:name="Body Text 3"/>
-    <w:lsdException w:unhideWhenUsed="0" w:uiPriority="0" w:semiHidden="0" w:name="Body Text Indent 2"/>
-    <w:lsdException w:unhideWhenUsed="0" w:uiPriority="0" w:semiHidden="0" w:name="Body Text Indent 3"/>
-    <w:lsdException w:unhideWhenUsed="0" w:uiPriority="0" w:semiHidden="0" w:name="Block Text"/>
-    <w:lsdException w:unhideWhenUsed="0" w:uiPriority="0" w:semiHidden="0" w:name="Hyperlink"/>
-    <w:lsdException w:unhideWhenUsed="0" w:uiPriority="0" w:semiHidden="0" w:name="FollowedHyperlink"/>
-    <w:lsdException w:qFormat="1" w:unhideWhenUsed="0" w:uiPriority="0" w:semiHidden="0" w:name="Strong"/>
-    <w:lsdException w:qFormat="1" w:unhideWhenUsed="0" w:uiPriority="0" w:semiHidden="0" w:name="Emphasis"/>
-    <w:lsdException w:unhideWhenUsed="0" w:uiPriority="0" w:semiHidden="0" w:name="Document Map"/>
-    <w:lsdException w:unhideWhenUsed="0" w:uiPriority="0" w:semiHidden="0" w:name="Plain Text"/>
-    <w:lsdException w:unhideWhenUsed="0" w:uiPriority="0" w:semiHidden="0" w:name="E-mail Signature"/>
-    <w:lsdException w:qFormat="1" w:unhideWhenUsed="0" w:uiPriority="0" w:semiHidden="0" w:name="Normal (Web)"/>
-    <w:lsdException w:unhideWhenUsed="0" w:uiPriority="0" w:semiHidden="0" w:name="HTML Acronym"/>
-    <w:lsdException w:unhideWhenUsed="0" w:uiPriority="0" w:semiHidden="0" w:name="HTML Address"/>
-    <w:lsdException w:unhideWhenUsed="0" w:uiPriority="0" w:semiHidden="0" w:name="HTML Cite"/>
-    <w:lsdException w:unhideWhenUsed="0" w:uiPriority="0" w:semiHidden="0" w:name="HTML Code"/>
-    <w:lsdException w:unhideWhenUsed="0" w:uiPriority="0" w:semiHidden="0" w:name="HTML Definition"/>
-    <w:lsdException w:unhideWhenUsed="0" w:uiPriority="0" w:semiHidden="0" w:name="HTML Keyboard"/>
-    <w:lsdException w:unhideWhenUsed="0" w:uiPriority="0" w:semiHidden="0" w:name="HTML Preformatted"/>
-    <w:lsdException w:unhideWhenUsed="0" w:uiPriority="0" w:semiHidden="0" w:name="HTML Sample"/>
-    <w:lsdException w:unhideWhenUsed="0" w:uiPriority="0" w:semiHidden="0" w:name="HTML Typewriter"/>
-    <w:lsdException w:unhideWhenUsed="0" w:uiPriority="0" w:semiHidden="0" w:name="HTML Variable"/>
-    <w:lsdException w:qFormat="1" w:unhideWhenUsed="0" w:uiPriority="0" w:name="Normal Table"/>
-    <w:lsdException w:unhideWhenUsed="0" w:uiPriority="0" w:semiHidden="0" w:name="annotation subject"/>
-    <w:lsdException w:unhideWhenUsed="0" w:uiPriority="0" w:semiHidden="0" w:name="Table Simple 1"/>
-    <w:lsdException w:unhideWhenUsed="0" w:uiPriority="0" w:semiHidden="0" w:name="Table Simple 2"/>
-    <w:lsdException w:unhideWhenUsed="0" w:uiPriority="0" w:semiHidden="0" w:name="Table Simple 3"/>
-    <w:lsdException w:unhideWhenUsed="0" w:uiPriority="0" w:semiHidden="0" w:name="Table Classic 1"/>
-    <w:lsdException w:unhideWhenUsed="0" w:uiPriority="0" w:semiHidden="0" w:name="Table Classic 2"/>
-    <w:lsdException w:unhideWhenUsed="0" w:uiPriority="0" w:semiHidden="0" w:name="Table Classic 3"/>
-    <w:lsdException w:unhideWhenUsed="0" w:uiPriority="0" w:semiHidden="0" w:name="Table Classic 4"/>
-    <w:lsdException w:unhideWhenUsed="0" w:uiPriority="0" w:semiHidden="0" w:name="Table Colorful 1"/>
-    <w:lsdException w:unhideWhenUsed="0" w:uiPriority="0" w:semiHidden="0" w:name="Table Colorful 2"/>
-    <w:lsdException w:unhideWhenUsed="0" w:uiPriority="0" w:semiHidden="0" w:name="Table Colorful 3"/>
-    <w:lsdException w:unhideWhenUsed="0" w:uiPriority="0" w:semiHidden="0" w:name="Table Columns 1"/>
-    <w:lsdException w:unhideWhenUsed="0" w:uiPriority="0" w:semiHidden="0" w:name="Table Columns 2"/>
-    <w:lsdException w:unhideWhenUsed="0" w:uiPriority="0" w:semiHidden="0" w:name="Table Columns 3"/>
-    <w:lsdException w:unhideWhenUsed="0" w:uiPriority="0" w:semiHidden="0" w:name="Table Columns 4"/>
-    <w:lsdException w:unhideWhenUsed="0" w:uiPriority="0" w:semiHidden="0" w:name="Table Columns 5"/>
-    <w:lsdException w:unhideWhenUsed="0" w:uiPriority="0" w:semiHidden="0" w:name="Table Grid 1"/>
-    <w:lsdException w:unhideWhenUsed="0" w:uiPriority="0" w:semiHidden="0" w:name="Table Grid 2"/>
-    <w:lsdException w:unhideWhenUsed="0" w:uiPriority="0" w:semiHidden="0" w:name="Table Grid 3"/>
-    <w:lsdException w:unhideWhenUsed="0" w:uiPriority="0" w:semiHidden="0" w:name="Table Grid 4"/>
-    <w:lsdException w:unhideWhenUsed="0" w:uiPriority="0" w:semiHidden="0" w:name="Table Grid 5"/>
-    <w:lsdException w:unhideWhenUsed="0" w:uiPriority="0" w:semiHidden="0" w:name="Table Grid 6"/>
-    <w:lsdException w:unhideWhenUsed="0" w:uiPriority="0" w:semiHidden="0" w:name="Table Grid 7"/>
-    <w:lsdException w:unhideWhenUsed="0" w:uiPriority="0" w:semiHidden="0" w:name="Table Grid 8"/>
-    <w:lsdException w:unhideWhenUsed="0" w:uiPriority="0" w:semiHidden="0" w:name="Table List 1"/>
-    <w:lsdException w:unhideWhenUsed="0" w:uiPriority="0" w:semiHidden="0" w:name="Table List 2"/>
-    <w:lsdException w:unhideWhenUsed="0" w:uiPriority="0" w:semiHidden="0" w:name="Table List 3"/>
-    <w:lsdException w:unhideWhenUsed="0" w:uiPriority="0" w:semiHidden="0" w:name="Table List 4"/>
-    <w:lsdException w:unhideWhenUsed="0" w:uiPriority="0" w:semiHidden="0" w:name="Table List 5"/>
-    <w:lsdException w:unhideWhenUsed="0" w:uiPriority="0" w:semiHidden="0" w:name="Table List 6"/>
-    <w:lsdException w:unhideWhenUsed="0" w:uiPriority="0" w:semiHidden="0" w:name="Table List 7"/>
-    <w:lsdException w:unhideWhenUsed="0" w:uiPriority="0" w:semiHidden="0" w:name="Table List 8"/>
-    <w:lsdException w:unhideWhenUsed="0" w:uiPriority="0" w:semiHidden="0" w:name="Table 3D effects 1"/>
-    <w:lsdException w:unhideWhenUsed="0" w:uiPriority="0" w:semiHidden="0" w:name="Table 3D effects 2"/>
-    <w:lsdException w:unhideWhenUsed="0" w:uiPriority="0" w:semiHidden="0" w:name="Table 3D effects 3"/>
-    <w:lsdException w:unhideWhenUsed="0" w:uiPriority="0" w:semiHidden="0" w:name="Table Contemporary"/>
-    <w:lsdException w:unhideWhenUsed="0" w:uiPriority="0" w:semiHidden="0" w:name="Table Elegant"/>
-    <w:lsdException w:unhideWhenUsed="0" w:uiPriority="0" w:semiHidden="0" w:name="Table Professional"/>
-    <w:lsdException w:unhideWhenUsed="0" w:uiPriority="0" w:semiHidden="0" w:name="Table Subtle 1"/>
-    <w:lsdException w:unhideWhenUsed="0" w:uiPriority="0" w:semiHidden="0" w:name="Table Subtle 2"/>
-    <w:lsdException w:unhideWhenUsed="0" w:uiPriority="0" w:semiHidden="0" w:name="Table Web 1"/>
-    <w:lsdException w:unhideWhenUsed="0" w:uiPriority="0" w:semiHidden="0" w:name="Table Web 2"/>
-    <w:lsdException w:unhideWhenUsed="0" w:uiPriority="0" w:semiHidden="0" w:name="Table Web 3"/>
-    <w:lsdException w:unhideWhenUsed="0" w:uiPriority="0" w:semiHidden="0" w:name="Balloon Text"/>
-    <w:lsdException w:qFormat="1" w:unhideWhenUsed="0" w:uiPriority="0" w:semiHidden="0" w:name="Table Grid"/>
-    <w:lsdException w:unhideWhenUsed="0" w:uiPriority="0" w:semiHidden="0" w:name="Table Theme"/>
-    <w:lsdException w:unhideWhenUsed="0" w:uiPriority="60" w:semiHidden="0" w:name="Light Shading"/>
-    <w:lsdException w:unhideWhenUsed="0" w:uiPriority="61" w:semiHidden="0" w:name="Light List"/>
-    <w:lsdException w:unhideWhenUsed="0" w:uiPriority="62" w:semiHidden="0" w:name="Light Grid"/>
-    <w:lsdException w:unhideWhenUsed="0" w:uiPriority="63" w:semiHidden="0" w:name="Medium Shading 1"/>
-    <w:lsdException w:unhideWhenUsed="0" w:uiPriority="64" w:semiHidden="0" w:name="Medium Shading 2"/>
-    <w:lsdException w:unhideWhenUsed="0" w:uiPriority="65" w:semiHidden="0" w:name="Medium List 1"/>
-    <w:lsdException w:unhideWhenUsed="0" w:uiPriority="66" w:semiHidden="0" w:name="Medium List 2"/>
-    <w:lsdException w:unhideWhenUsed="0" w:uiPriority="67" w:semiHidden="0" w:name="Medium Grid 1"/>
-    <w:lsdException w:unhideWhenUsed="0" w:uiPriority="68" w:semiHidden="0" w:name="Medium Grid 2"/>
-    <w:lsdException w:unhideWhenUsed="0" w:uiPriority="69" w:semiHidden="0" w:name="Medium Grid 3"/>
-    <w:lsdException w:unhideWhenUsed="0" w:uiPriority="70" w:semiHidden="0" w:name="Dark List"/>
-    <w:lsdException w:unhideWhenUsed="0" w:uiPriority="71" w:semiHidden="0" w:name="Colorful Shading"/>
-    <w:lsdException w:unhideWhenUsed="0" w:uiPriority="72" w:semiHidden="0" w:name="Colorful List"/>
-    <w:lsdException w:unhideWhenUsed="0" w:uiPriority="73" w:semiHidden="0" w:name="Colorful Grid"/>
-    <w:lsdException w:unhideWhenUsed="0" w:uiPriority="60" w:semiHidden="0" w:name="Light Shading Accent 1"/>
-    <w:lsdException w:unhideWhenUsed="0" w:uiPriority="61" w:semiHidden="0" w:name="Light List Accent 1"/>
-    <w:lsdException w:unhideWhenUsed="0" w:uiPriority="62" w:semiHidden="0" w:name="Light Grid Accent 1"/>
-    <w:lsdException w:unhideWhenUsed="0" w:uiPriority="63" w:semiHidden="0" w:name="Medium Shading 1 Accent 1"/>
-    <w:lsdException w:unhideWhenUsed="0" w:uiPriority="64" w:semiHidden="0" w:name="Medium Shading 2 Accent 1"/>
-    <w:lsdException w:unhideWhenUsed="0" w:uiPriority="65" w:semiHidden="0" w:name="Medium List 1 Accent 1"/>
-    <w:lsdException w:unhideWhenUsed="0" w:uiPriority="66" w:semiHidden="0" w:name="Medium List 2 Accent 1"/>
-    <w:lsdException w:unhideWhenUsed="0" w:uiPriority="67" w:semiHidden="0" w:name="Medium Grid 1 Accent 1"/>
-    <w:lsdException w:unhideWhenUsed="0" w:uiPriority="68" w:semiHidden="0" w:name="Medium Grid 2 Accent 1"/>
-    <w:lsdException w:unhideWhenUsed="0" w:uiPriority="69" w:semiHidden="0" w:name="Medium Grid 3 Accent 1"/>
-    <w:lsdException w:unhideWhenUsed="0" w:uiPriority="70" w:semiHidden="0" w:name="Dark List Accent 1"/>
-    <w:lsdException w:unhideWhenUsed="0" w:uiPriority="71" w:semiHidden="0" w:name="Colorful Shading Accent 1"/>
-    <w:lsdException w:unhideWhenUsed="0" w:uiPriority="72" w:semiHidden="0" w:name="Colorful List Accent 1"/>
-    <w:lsdException w:unhideWhenUsed="0" w:uiPriority="73" w:semiHidden="0" w:name="Colorful Grid Accent 1"/>
-    <w:lsdException w:unhideWhenUsed="0" w:uiPriority="60" w:semiHidden="0" w:name="Light Shading Accent 2"/>
-    <w:lsdException w:unhideWhenUsed="0" w:uiPriority="61" w:semiHidden="0" w:name="Light List Accent 2"/>
-    <w:lsdException w:unhideWhenUsed="0" w:uiPriority="62" w:semiHidden="0" w:name="Light Grid Accent 2"/>
-    <w:lsdException w:unhideWhenUsed="0" w:uiPriority="63" w:semiHidden="0" w:name="Medium Shading 1 Accent 2"/>
-    <w:lsdException w:unhideWhenUsed="0" w:uiPriority="64" w:semiHidden="0" w:name="Medium Shading 2 Accent 2"/>
-    <w:lsdException w:unhideWhenUsed="0" w:uiPriority="65" w:semiHidden="0" w:name="Medium List 1 Accent 2"/>
-    <w:lsdException w:unhideWhenUsed="0" w:uiPriority="66" w:semiHidden="0" w:name="Medium List 2 Accent 2"/>
-    <w:lsdException w:unhideWhenUsed="0" w:uiPriority="67" w:semiHidden="0" w:name="Medium Grid 1 Accent 2"/>
-    <w:lsdException w:unhideWhenUsed="0" w:uiPriority="68" w:semiHidden="0" w:name="Medium Grid 2 Accent 2"/>
-    <w:lsdException w:unhideWhenUsed="0" w:uiPriority="69" w:semiHidden="0" w:name="Medium Grid 3 Accent 2"/>
-    <w:lsdException w:unhideWhenUsed="0" w:uiPriority="70" w:semiHidden="0" w:name="Dark List Accent 2"/>
-    <w:lsdException w:unhideWhenUsed="0" w:uiPriority="71" w:semiHidden="0" w:name="Colorful Shading Accent 2"/>
-    <w:lsdException w:unhideWhenUsed="0" w:uiPriority="72" w:semiHidden="0" w:name="Colorful List Accent 2"/>
-    <w:lsdException w:unhideWhenUsed="0" w:uiPriority="73" w:semiHidden="0" w:name="Colorful Grid Accent 2"/>
-    <w:lsdException w:unhideWhenUsed="0" w:uiPriority="60" w:semiHidden="0" w:name="Light Shading Accent 3"/>
-    <w:lsdException w:unhideWhenUsed="0" w:uiPriority="61" w:semiHidden="0" w:name="Light List Accent 3"/>
-    <w:lsdException w:unhideWhenUsed="0" w:uiPriority="62" w:semiHidden="0" w:name="Light Grid Accent 3"/>
-    <w:lsdException w:unhideWhenUsed="0" w:uiPriority="63" w:semiHidden="0" w:name="Medium Shading 1 Accent 3"/>
-    <w:lsdException w:unhideWhenUsed="0" w:uiPriority="64" w:semiHidden="0" w:name="Medium Shading 2 Accent 3"/>
-    <w:lsdException w:unhideWhenUsed="0" w:uiPriority="65" w:semiHidden="0" w:name="Medium List 1 Accent 3"/>
-    <w:lsdException w:unhideWhenUsed="0" w:uiPriority="66" w:semiHidden="0" w:name="Medium List 2 Accent 3"/>
-    <w:lsdException w:unhideWhenUsed="0" w:uiPriority="67" w:semiHidden="0" w:name="Medium Grid 1 Accent 3"/>
-    <w:lsdException w:unhideWhenUsed="0" w:uiPriority="68" w:semiHidden="0" w:name="Medium Grid 2 Accent 3"/>
-    <w:lsdException w:unhideWhenUsed="0" w:uiPriority="69" w:semiHidden="0" w:name="Medium Grid 3 Accent 3"/>
-    <w:lsdException w:unhideWhenUsed="0" w:uiPriority="70" w:semiHidden="0" w:name="Dark List Accent 3"/>
-    <w:lsdException w:unhideWhenUsed="0" w:uiPriority="71" w:semiHidden="0" w:name="Colorful Shading Accent 3"/>
-    <w:lsdException w:unhideWhenUsed="0" w:uiPriority="72" w:semiHidden="0" w:name="Colorful List Accent 3"/>
-    <w:lsdException w:unhideWhenUsed="0" w:uiPriority="73" w:semiHidden="0" w:name="Colorful Grid Accent 3"/>
-    <w:lsdException w:unhideWhenUsed="0" w:uiPriority="60" w:semiHidden="0" w:name="Light Shading Accent 4"/>
-    <w:lsdException w:unhideWhenUsed="0" w:uiPriority="61" w:semiHidden="0" w:name="Light List Accent 4"/>
-    <w:lsdException w:unhideWhenUsed="0" w:uiPriority="62" w:semiHidden="0" w:name="Light Grid Accent 4"/>
-    <w:lsdException w:unhideWhenUsed="0" w:uiPriority="63" w:semiHidden="0" w:name="Medium Shading 1 Accent 4"/>
-    <w:lsdException w:unhideWhenUsed="0" w:uiPriority="64" w:semiHidden="0" w:name="Medium Shading 2 Accent 4"/>
-    <w:lsdException w:unhideWhenUsed="0" w:uiPriority="65" w:semiHidden="0" w:name="Medium List 1 Accent 4"/>
-    <w:lsdException w:unhideWhenUsed="0" w:uiPriority="66" w:semiHidden="0" w:name="Medium List 2 Accent 4"/>
-    <w:lsdException w:unhideWhenUsed="0" w:uiPriority="67" w:semiHidden="0" w:name="Medium Grid 1 Accent 4"/>
-    <w:lsdException w:unhideWhenUsed="0" w:uiPriority="68" w:semiHidden="0" w:name="Medium Grid 2 Accent 4"/>
-    <w:lsdException w:unhideWhenUsed="0" w:uiPriority="69" w:semiHidden="0" w:name="Medium Grid 3 Accent 4"/>
-    <w:lsdException w:unhideWhenUsed="0" w:uiPriority="70" w:semiHidden="0" w:name="Dark List Accent 4"/>
-    <w:lsdException w:unhideWhenUsed="0" w:uiPriority="71" w:semiHidden="0" w:name="Colorful Shading Accent 4"/>
-    <w:lsdException w:unhideWhenUsed="0" w:uiPriority="72" w:semiHidden="0" w:name="Colorful List Accent 4"/>
-    <w:lsdException w:unhideWhenUsed="0" w:uiPriority="73" w:semiHidden="0" w:name="Colorful Grid Accent 4"/>
-    <w:lsdException w:unhideWhenUsed="0" w:uiPriority="60" w:semiHidden="0" w:name="Light Shading Accent 5"/>
-    <w:lsdException w:unhideWhenUsed="0" w:uiPriority="61" w:semiHidden="0" w:name="Light List Accent 5"/>
-    <w:lsdException w:unhideWhenUsed="0" w:uiPriority="62" w:semiHidden="0" w:name="Light Grid Accent 5"/>
-    <w:lsdException w:unhideWhenUsed="0" w:uiPriority="63" w:semiHidden="0" w:name="Medium Shading 1 Accent 5"/>
-    <w:lsdException w:unhideWhenUsed="0" w:uiPriority="64" w:semiHidden="0" w:name="Medium Shading 2 Accent 5"/>
-    <w:lsdException w:unhideWhenUsed="0" w:uiPriority="65" w:semiHidden="0" w:name="Medium List 1 Accent 5"/>
-    <w:lsdException w:unhideWhenUsed="0" w:uiPriority="66" w:semiHidden="0" w:name="Medium List 2 Accent 5"/>
-    <w:lsdException w:unhideWhenUsed="0" w:uiPriority="67" w:semiHidden="0" w:name="Medium Grid 1 Accent 5"/>
-    <w:lsdException w:unhideWhenUsed="0" w:uiPriority="68" w:semiHidden="0" w:name="Medium Grid 2 Accent 5"/>
-    <w:lsdException w:unhideWhenUsed="0" w:uiPriority="69" w:semiHidden="0" w:name="Medium Grid 3 Accent 5"/>
-    <w:lsdException w:unhideWhenUsed="0" w:uiPriority="70" w:semiHidden="0" w:name="Dark List Accent 5"/>
-    <w:lsdException w:unhideWhenUsed="0" w:uiPriority="71" w:semiHidden="0" w:name="Colorful Shading Accent 5"/>
-    <w:lsdException w:unhideWhenUsed="0" w:uiPriority="72" w:semiHidden="0" w:name="Colorful List Accent 5"/>
-    <w:lsdException w:unhideWhenUsed="0" w:uiPriority="73" w:semiHidden="0" w:name="Colorful Grid Accent 5"/>
-    <w:lsdException w:unhideWhenUsed="0" w:uiPriority="60" w:semiHidden="0" w:name="Light Shading Accent 6"/>
-    <w:lsdException w:unhideWhenUsed="0" w:uiPriority="61" w:semiHidden="0" w:name="Light List Accent 6"/>
-    <w:lsdException w:unhideWhenUsed="0" w:uiPriority="62" w:semiHidden="0" w:name="Light Grid Accent 6"/>
-    <w:lsdException w:unhideWhenUsed="0" w:uiPriority="63" w:semiHidden="0" w:name="Medium Shading 1 Accent 6"/>
-    <w:lsdException w:unhideWhenUsed="0" w:uiPriority="64" w:semiHidden="0" w:name="Medium Shading 2 Accent 6"/>
-    <w:lsdException w:unhideWhenUsed="0" w:uiPriority="65" w:semiHidden="0" w:name="Medium List 1 Accent 6"/>
-    <w:lsdException w:unhideWhenUsed="0" w:uiPriority="66" w:semiHidden="0" w:name="Medium List 2 Accent 6"/>
-    <w:lsdException w:unhideWhenUsed="0" w:uiPriority="67" w:semiHidden="0" w:name="Medium Grid 1 Accent 6"/>
-    <w:lsdException w:unhideWhenUsed="0" w:uiPriority="68" w:semiHidden="0" w:name="Medium Grid 2 Accent 6"/>
-    <w:lsdException w:unhideWhenUsed="0" w:uiPriority="69" w:semiHidden="0" w:name="Medium Grid 3 Accent 6"/>
-    <w:lsdException w:unhideWhenUsed="0" w:uiPriority="70" w:semiHidden="0" w:name="Dark List Accent 6"/>
-    <w:lsdException w:unhideWhenUsed="0" w:uiPriority="71" w:semiHidden="0" w:name="Colorful Shading Accent 6"/>
-    <w:lsdException w:unhideWhenUsed="0" w:uiPriority="72" w:semiHidden="0" w:name="Colorful List Accent 6"/>
-    <w:lsdException w:unhideWhenUsed="0" w:uiPriority="73" w:semiHidden="0" w:name="Colorful Grid Accent 6"/>
+  <w:latentStyles w:defLockedState="0" w:defUIPriority="99" w:defSemiHidden="1" w:defUnhideWhenUsed="1" w:defQFormat="0" w:count="260">
+    <w:lsdException w:name="Normal" w:semiHidden="0" w:uiPriority="0" w:unhideWhenUsed="0" w:qFormat="1"/>
+    <w:lsdException w:name="heading 1" w:semiHidden="0" w:uiPriority="0" w:unhideWhenUsed="0" w:qFormat="1"/>
+    <w:lsdException w:name="heading 2" w:semiHidden="0" w:uiPriority="0" w:qFormat="1"/>
+    <w:lsdException w:name="heading 3" w:uiPriority="0" w:qFormat="1"/>
+    <w:lsdException w:name="heading 4" w:semiHidden="0" w:uiPriority="0" w:qFormat="1"/>
+    <w:lsdException w:name="heading 5" w:uiPriority="0" w:qFormat="1"/>
+    <w:lsdException w:name="heading 6" w:uiPriority="0" w:qFormat="1"/>
+    <w:lsdException w:name="heading 7" w:uiPriority="0" w:qFormat="1"/>
+    <w:lsdException w:name="heading 8" w:uiPriority="0" w:qFormat="1"/>
+    <w:lsdException w:name="heading 9" w:uiPriority="0" w:qFormat="1"/>
+    <w:lsdException w:name="index 1" w:semiHidden="0" w:uiPriority="0" w:unhideWhenUsed="0"/>
+    <w:lsdException w:name="index 2" w:semiHidden="0" w:uiPriority="0" w:unhideWhenUsed="0"/>
+    <w:lsdException w:name="index 3" w:semiHidden="0" w:uiPriority="0" w:unhideWhenUsed="0"/>
+    <w:lsdException w:name="index 4" w:semiHidden="0" w:uiPriority="0" w:unhideWhenUsed="0"/>
+    <w:lsdException w:name="index 5" w:semiHidden="0" w:uiPriority="0" w:unhideWhenUsed="0"/>
+    <w:lsdException w:name="index 6" w:semiHidden="0" w:uiPriority="0" w:unhideWhenUsed="0"/>
+    <w:lsdException w:name="index 7" w:semiHidden="0" w:uiPriority="0" w:unhideWhenUsed="0"/>
+    <w:lsdException w:name="index 8" w:semiHidden="0" w:uiPriority="0" w:unhideWhenUsed="0"/>
+    <w:lsdException w:name="index 9" w:semiHidden="0" w:uiPriority="0" w:unhideWhenUsed="0"/>
+    <w:lsdException w:name="toc 1" w:semiHidden="0" w:uiPriority="0" w:unhideWhenUsed="0" w:qFormat="1"/>
+    <w:lsdException w:name="toc 2" w:semiHidden="0" w:uiPriority="0" w:unhideWhenUsed="0" w:qFormat="1"/>
+    <w:lsdException w:name="toc 3" w:semiHidden="0" w:uiPriority="0" w:unhideWhenUsed="0" w:qFormat="1"/>
+    <w:lsdException w:name="toc 4" w:semiHidden="0" w:uiPriority="0" w:unhideWhenUsed="0"/>
+    <w:lsdException w:name="toc 5" w:semiHidden="0" w:uiPriority="0" w:unhideWhenUsed="0"/>
+    <w:lsdException w:name="toc 6" w:semiHidden="0" w:uiPriority="0" w:unhideWhenUsed="0"/>
+    <w:lsdException w:name="toc 7" w:semiHidden="0" w:uiPriority="0" w:unhideWhenUsed="0"/>
+    <w:lsdException w:name="toc 8" w:semiHidden="0" w:uiPriority="0" w:unhideWhenUsed="0"/>
+    <w:lsdException w:name="toc 9" w:semiHidden="0" w:uiPriority="0" w:unhideWhenUsed="0"/>
+    <w:lsdException w:name="Normal Indent" w:semiHidden="0" w:uiPriority="0" w:unhideWhenUsed="0"/>
+    <w:lsdException w:name="footnote text" w:semiHidden="0" w:uiPriority="0" w:unhideWhenUsed="0"/>
+    <w:lsdException w:name="annotation text" w:semiHidden="0" w:uiPriority="0" w:unhideWhenUsed="0" w:qFormat="1"/>
+    <w:lsdException w:name="header" w:semiHidden="0" w:uiPriority="0" w:unhideWhenUsed="0" w:qFormat="1"/>
+    <w:lsdException w:name="footer" w:semiHidden="0" w:uiPriority="0" w:unhideWhenUsed="0" w:qFormat="1"/>
+    <w:lsdException w:name="index heading" w:semiHidden="0" w:uiPriority="0" w:unhideWhenUsed="0"/>
+    <w:lsdException w:name="caption" w:uiPriority="0" w:qFormat="1"/>
+    <w:lsdException w:name="table of figures" w:semiHidden="0" w:uiPriority="0" w:unhideWhenUsed="0"/>
+    <w:lsdException w:name="envelope address" w:semiHidden="0" w:uiPriority="0" w:unhideWhenUsed="0"/>
+    <w:lsdException w:name="envelope return" w:semiHidden="0" w:uiPriority="0" w:unhideWhenUsed="0"/>
+    <w:lsdException w:name="footnote reference" w:semiHidden="0" w:uiPriority="0" w:unhideWhenUsed="0"/>
+    <w:lsdException w:name="annotation reference" w:semiHidden="0" w:uiPriority="0" w:unhideWhenUsed="0"/>
+    <w:lsdException w:name="line number" w:semiHidden="0" w:uiPriority="0" w:unhideWhenUsed="0"/>
+    <w:lsdException w:name="page number" w:semiHidden="0" w:uiPriority="0" w:unhideWhenUsed="0"/>
+    <w:lsdException w:name="endnote reference" w:semiHidden="0" w:uiPriority="0" w:unhideWhenUsed="0"/>
+    <w:lsdException w:name="endnote text" w:semiHidden="0" w:uiPriority="0" w:unhideWhenUsed="0"/>
+    <w:lsdException w:name="table of authorities" w:semiHidden="0" w:uiPriority="0" w:unhideWhenUsed="0"/>
+    <w:lsdException w:name="macro" w:semiHidden="0" w:uiPriority="0" w:unhideWhenUsed="0"/>
+    <w:lsdException w:name="toa heading" w:semiHidden="0" w:uiPriority="0" w:unhideWhenUsed="0"/>
+    <w:lsdException w:name="List" w:semiHidden="0" w:uiPriority="0" w:unhideWhenUsed="0"/>
+    <w:lsdException w:name="List Bullet" w:semiHidden="0" w:uiPriority="0" w:unhideWhenUsed="0"/>
+    <w:lsdException w:name="List Number" w:semiHidden="0" w:uiPriority="0" w:unhideWhenUsed="0"/>
+    <w:lsdException w:name="List 2" w:semiHidden="0" w:uiPriority="0" w:unhideWhenUsed="0"/>
+    <w:lsdException w:name="List 3" w:semiHidden="0" w:uiPriority="0" w:unhideWhenUsed="0"/>
+    <w:lsdException w:name="List 4" w:semiHidden="0" w:uiPriority="0" w:unhideWhenUsed="0"/>
+    <w:lsdException w:name="List 5" w:semiHidden="0" w:uiPriority="0" w:unhideWhenUsed="0"/>
+    <w:lsdException w:name="List Bullet 2" w:semiHidden="0" w:uiPriority="0" w:unhideWhenUsed="0"/>
+    <w:lsdException w:name="List Bullet 3" w:semiHidden="0" w:uiPriority="0" w:unhideWhenUsed="0"/>
+    <w:lsdException w:name="List Bullet 4" w:semiHidden="0" w:uiPriority="0" w:unhideWhenUsed="0"/>
+    <w:lsdException w:name="List Bullet 5" w:semiHidden="0" w:uiPriority="0" w:unhideWhenUsed="0"/>
+    <w:lsdException w:name="List Number 2" w:semiHidden="0" w:uiPriority="0" w:unhideWhenUsed="0"/>
+    <w:lsdException w:name="List Number 3" w:semiHidden="0" w:uiPriority="0" w:unhideWhenUsed="0"/>
+    <w:lsdException w:name="List Number 4" w:semiHidden="0" w:uiPriority="0" w:unhideWhenUsed="0"/>
+    <w:lsdException w:name="List Number 5" w:semiHidden="0" w:uiPriority="0" w:unhideWhenUsed="0"/>
+    <w:lsdException w:name="Title" w:semiHidden="0" w:uiPriority="0" w:unhideWhenUsed="0" w:qFormat="1"/>
+    <w:lsdException w:name="Closing" w:semiHidden="0" w:uiPriority="0" w:unhideWhenUsed="0"/>
+    <w:lsdException w:name="Signature" w:semiHidden="0" w:uiPriority="0" w:unhideWhenUsed="0"/>
+    <w:lsdException w:name="Default Paragraph Font" w:uiPriority="0" w:unhideWhenUsed="0" w:qFormat="1"/>
+    <w:lsdException w:name="Body Text" w:uiPriority="0" w:unhideWhenUsed="0" w:qFormat="1"/>
+    <w:lsdException w:name="Body Text Indent" w:semiHidden="0" w:uiPriority="0" w:unhideWhenUsed="0"/>
+    <w:lsdException w:name="List Continue" w:semiHidden="0" w:uiPriority="0" w:unhideWhenUsed="0"/>
+    <w:lsdException w:name="List Continue 2" w:semiHidden="0" w:uiPriority="0" w:unhideWhenUsed="0"/>
+    <w:lsdException w:name="List Continue 3" w:semiHidden="0" w:uiPriority="0" w:unhideWhenUsed="0"/>
+    <w:lsdException w:name="List Continue 4" w:semiHidden="0" w:uiPriority="0" w:unhideWhenUsed="0"/>
+    <w:lsdException w:name="List Continue 5" w:semiHidden="0" w:uiPriority="0" w:unhideWhenUsed="0"/>
+    <w:lsdException w:name="Message Header" w:semiHidden="0" w:uiPriority="0" w:unhideWhenUsed="0"/>
+    <w:lsdException w:name="Subtitle" w:semiHidden="0" w:uiPriority="0" w:unhideWhenUsed="0" w:qFormat="1"/>
+    <w:lsdException w:name="Salutation" w:semiHidden="0" w:uiPriority="0" w:unhideWhenUsed="0"/>
+    <w:lsdException w:name="Date" w:semiHidden="0" w:uiPriority="0" w:unhideWhenUsed="0"/>
+    <w:lsdException w:name="Body Text First Indent" w:semiHidden="0" w:uiPriority="0" w:unhideWhenUsed="0"/>
+    <w:lsdException w:name="Body Text First Indent 2" w:semiHidden="0" w:uiPriority="0" w:unhideWhenUsed="0"/>
+    <w:lsdException w:name="Body Text 2" w:semiHidden="0" w:uiPriority="0" w:unhideWhenUsed="0"/>
+    <w:lsdException w:name="Body Text 3" w:semiHidden="0" w:uiPriority="0" w:unhideWhenUsed="0"/>
+    <w:lsdException w:name="Body Text Indent 2" w:semiHidden="0" w:uiPriority="0" w:unhideWhenUsed="0"/>
+    <w:lsdException w:name="Body Text Indent 3" w:semiHidden="0" w:uiPriority="0" w:unhideWhenUsed="0"/>
+    <w:lsdException w:name="Block Text" w:semiHidden="0" w:uiPriority="0" w:unhideWhenUsed="0"/>
+    <w:lsdException w:name="Hyperlink" w:semiHidden="0" w:uiPriority="0" w:unhideWhenUsed="0"/>
+    <w:lsdException w:name="FollowedHyperlink" w:semiHidden="0" w:uiPriority="0" w:unhideWhenUsed="0"/>
+    <w:lsdException w:name="Strong" w:semiHidden="0" w:uiPriority="0" w:unhideWhenUsed="0" w:qFormat="1"/>
+    <w:lsdException w:name="Emphasis" w:semiHidden="0" w:uiPriority="0" w:unhideWhenUsed="0" w:qFormat="1"/>
+    <w:lsdException w:name="Document Map" w:semiHidden="0" w:uiPriority="0" w:unhideWhenUsed="0"/>
+    <w:lsdException w:name="Plain Text" w:semiHidden="0" w:uiPriority="0" w:unhideWhenUsed="0"/>
+    <w:lsdException w:name="E-mail Signature" w:semiHidden="0" w:uiPriority="0" w:unhideWhenUsed="0"/>
+    <w:lsdException w:name="Normal (Web)" w:semiHidden="0" w:uiPriority="0" w:unhideWhenUsed="0" w:qFormat="1"/>
+    <w:lsdException w:name="HTML Acronym" w:semiHidden="0" w:uiPriority="0" w:unhideWhenUsed="0"/>
+    <w:lsdException w:name="HTML Address" w:semiHidden="0" w:uiPriority="0" w:unhideWhenUsed="0"/>
+    <w:lsdException w:name="HTML Cite" w:semiHidden="0" w:uiPriority="0" w:unhideWhenUsed="0"/>
+    <w:lsdException w:name="HTML Code" w:semiHidden="0" w:uiPriority="0" w:unhideWhenUsed="0"/>
+    <w:lsdException w:name="HTML Definition" w:semiHidden="0" w:uiPriority="0" w:unhideWhenUsed="0"/>
+    <w:lsdException w:name="HTML Keyboard" w:semiHidden="0" w:uiPriority="0" w:unhideWhenUsed="0"/>
+    <w:lsdException w:name="HTML Preformatted" w:semiHidden="0" w:uiPriority="0" w:unhideWhenUsed="0"/>
+    <w:lsdException w:name="HTML Sample" w:semiHidden="0" w:uiPriority="0" w:unhideWhenUsed="0"/>
+    <w:lsdException w:name="HTML Typewriter" w:semiHidden="0" w:uiPriority="0" w:unhideWhenUsed="0"/>
+    <w:lsdException w:name="HTML Variable" w:semiHidden="0" w:uiPriority="0" w:unhideWhenUsed="0"/>
+    <w:lsdException w:name="Normal Table" w:uiPriority="0" w:unhideWhenUsed="0" w:qFormat="1"/>
+    <w:lsdException w:name="annotation subject" w:semiHidden="0" w:uiPriority="0" w:unhideWhenUsed="0"/>
+    <w:lsdException w:name="Table Simple 1" w:semiHidden="0" w:uiPriority="0" w:unhideWhenUsed="0"/>
+    <w:lsdException w:name="Table Simple 2" w:semiHidden="0" w:uiPriority="0" w:unhideWhenUsed="0"/>
+    <w:lsdException w:name="Table Simple 3" w:semiHidden="0" w:uiPriority="0" w:unhideWhenUsed="0"/>
+    <w:lsdException w:name="Table Classic 1" w:semiHidden="0" w:uiPriority="0" w:unhideWhenUsed="0"/>
+    <w:lsdException w:name="Table Classic 2" w:semiHidden="0" w:uiPriority="0" w:unhideWhenUsed="0"/>
+    <w:lsdException w:name="Table Classic 3" w:semiHidden="0" w:uiPriority="0" w:unhideWhenUsed="0"/>
+    <w:lsdException w:name="Table Classic 4" w:semiHidden="0" w:uiPriority="0" w:unhideWhenUsed="0"/>
+    <w:lsdException w:name="Table Colorful 1" w:semiHidden="0" w:uiPriority="0" w:unhideWhenUsed="0"/>
+    <w:lsdException w:name="Table Colorful 2" w:semiHidden="0" w:uiPriority="0" w:unhideWhenUsed="0"/>
+    <w:lsdException w:name="Table Colorful 3" w:semiHidden="0" w:uiPriority="0" w:unhideWhenUsed="0"/>
+    <w:lsdException w:name="Table Columns 1" w:semiHidden="0" w:uiPriority="0" w:unhideWhenUsed="0"/>
+    <w:lsdException w:name="Table Columns 2" w:semiHidden="0" w:uiPriority="0" w:unhideWhenUsed="0"/>
+    <w:lsdException w:name="Table Columns 3" w:semiHidden="0" w:uiPriority="0" w:unhideWhenUsed="0"/>
+    <w:lsdException w:name="Table Columns 4" w:semiHidden="0" w:uiPriority="0" w:unhideWhenUsed="0"/>
+    <w:lsdException w:name="Table Columns 5" w:semiHidden="0" w:uiPriority="0" w:unhideWhenUsed="0"/>
+    <w:lsdException w:name="Table Grid 1" w:semiHidden="0" w:uiPriority="0" w:unhideWhenUsed="0"/>
+    <w:lsdException w:name="Table Grid 2" w:semiHidden="0" w:uiPriority="0" w:unhideWhenUsed="0"/>
+    <w:lsdException w:name="Table Grid 3" w:semiHidden="0" w:uiPriority="0" w:unhideWhenUsed="0"/>
+    <w:lsdException w:name="Table Grid 4" w:semiHidden="0" w:uiPriority="0" w:unhideWhenUsed="0"/>
+    <w:lsdException w:name="Table Grid 5" w:semiHidden="0" w:uiPriority="0" w:unhideWhenUsed="0"/>
+    <w:lsdException w:name="Table Grid 6" w:semiHidden="0" w:uiPriority="0" w:unhideWhenUsed="0"/>
+    <w:lsdException w:name="Table Grid 7" w:semiHidden="0" w:uiPriority="0" w:unhideWhenUsed="0"/>
+    <w:lsdException w:name="Table Grid 8" w:semiHidden="0" w:uiPriority="0" w:unhideWhenUsed="0"/>
+    <w:lsdException w:name="Table List 1" w:semiHidden="0" w:uiPriority="0" w:unhideWhenUsed="0"/>
+    <w:lsdException w:name="Table List 2" w:semiHidden="0" w:uiPriority="0" w:unhideWhenUsed="0"/>
+    <w:lsdException w:name="Table List 3" w:semiHidden="0" w:uiPriority="0" w:unhideWhenUsed="0"/>
+    <w:lsdException w:name="Table List 4" w:semiHidden="0" w:uiPriority="0" w:unhideWhenUsed="0"/>
+    <w:lsdException w:name="Table List 5" w:semiHidden="0" w:uiPriority="0" w:unhideWhenUsed="0"/>
+    <w:lsdException w:name="Table List 6" w:semiHidden="0" w:uiPriority="0" w:unhideWhenUsed="0"/>
+    <w:lsdException w:name="Table List 7" w:semiHidden="0" w:uiPriority="0" w:unhideWhenUsed="0"/>
+    <w:lsdException w:name="Table List 8" w:semiHidden="0" w:uiPriority="0" w:unhideWhenUsed="0"/>
+    <w:lsdException w:name="Table 3D effects 1" w:semiHidden="0" w:uiPriority="0" w:unhideWhenUsed="0"/>
+    <w:lsdException w:name="Table 3D effects 2" w:semiHidden="0" w:uiPriority="0" w:unhideWhenUsed="0"/>
+    <w:lsdException w:name="Table 3D effects 3" w:semiHidden="0" w:uiPriority="0" w:unhideWhenUsed="0"/>
+    <w:lsdException w:name="Table Contemporary" w:semiHidden="0" w:uiPriority="0" w:unhideWhenUsed="0"/>
+    <w:lsdException w:name="Table Elegant" w:semiHidden="0" w:uiPriority="0" w:unhideWhenUsed="0"/>
+    <w:lsdException w:name="Table Professional" w:semiHidden="0" w:uiPriority="0" w:unhideWhenUsed="0"/>
+    <w:lsdException w:name="Table Subtle 1" w:semiHidden="0" w:uiPriority="0" w:unhideWhenUsed="0"/>
+    <w:lsdException w:name="Table Subtle 2" w:semiHidden="0" w:uiPriority="0" w:unhideWhenUsed="0"/>
+    <w:lsdException w:name="Table Web 1" w:semiHidden="0" w:uiPriority="0" w:unhideWhenUsed="0"/>
+    <w:lsdException w:name="Table Web 2" w:semiHidden="0" w:uiPriority="0" w:unhideWhenUsed="0"/>
+    <w:lsdException w:name="Table Web 3" w:semiHidden="0" w:uiPriority="0" w:unhideWhenUsed="0"/>
+    <w:lsdException w:name="Balloon Text" w:semiHidden="0" w:uiPriority="0" w:unhideWhenUsed="0"/>
+    <w:lsdException w:name="Table Grid" w:semiHidden="0" w:uiPriority="0" w:unhideWhenUsed="0" w:qFormat="1"/>
+    <w:lsdException w:name="Table Theme" w:semiHidden="0" w:uiPriority="0" w:unhideWhenUsed="0"/>
+    <w:lsdException w:name="Light Shading" w:semiHidden="0" w:uiPriority="60" w:unhideWhenUsed="0"/>
+    <w:lsdException w:name="Light List" w:semiHidden="0" w:uiPriority="61" w:unhideWhenUsed="0"/>
+    <w:lsdException w:name="Light Grid" w:semiHidden="0" w:uiPriority="62" w:unhideWhenUsed="0"/>
+    <w:lsdException w:name="Medium Shading 1" w:semiHidden="0" w:uiPriority="63" w:unhideWhenUsed="0"/>
+    <w:lsdException w:name="Medium Shading 2" w:semiHidden="0" w:uiPriority="64" w:unhideWhenUsed="0"/>
+    <w:lsdException w:name="Medium List 1" w:semiHidden="0" w:uiPriority="65" w:unhideWhenUsed="0"/>
+    <w:lsdException w:name="Medium List 2" w:semiHidden="0" w:uiPriority="66" w:unhideWhenUsed="0"/>
+    <w:lsdException w:name="Medium Grid 1" w:semiHidden="0" w:uiPriority="67" w:unhideWhenUsed="0"/>
+    <w:lsdException w:name="Medium Grid 2" w:semiHidden="0" w:uiPriority="68" w:unhideWhenUsed="0"/>
+    <w:lsdException w:name="Medium Grid 3" w:semiHidden="0" w:uiPriority="69" w:unhideWhenUsed="0"/>
+    <w:lsdException w:name="Dark List" w:semiHidden="0" w:uiPriority="70" w:unhideWhenUsed="0"/>
+    <w:lsdException w:name="Colorful Shading" w:semiHidden="0" w:uiPriority="71" w:unhideWhenUsed="0"/>
+    <w:lsdException w:name="Colorful List" w:semiHidden="0" w:uiPriority="72" w:unhideWhenUsed="0"/>
+    <w:lsdException w:name="Colorful Grid" w:semiHidden="0" w:uiPriority="73" w:unhideWhenUsed="0"/>
+    <w:lsdException w:name="Light Shading Accent 1" w:semiHidden="0" w:uiPriority="60" w:unhideWhenUsed="0"/>
+    <w:lsdException w:name="Light List Accent 1" w:semiHidden="0" w:uiPriority="61" w:unhideWhenUsed="0"/>
+    <w:lsdException w:name="Light Grid Accent 1" w:semiHidden="0" w:uiPriority="62" w:unhideWhenUsed="0"/>
+    <w:lsdException w:name="Medium Shading 1 Accent 1" w:semiHidden="0" w:uiPriority="63" w:unhideWhenUsed="0"/>
+    <w:lsdException w:name="Medium Shading 2 Accent 1" w:semiHidden="0" w:uiPriority="64" w:unhideWhenUsed="0"/>
+    <w:lsdException w:name="Medium List 1 Accent 1" w:semiHidden="0" w:uiPriority="65" w:unhideWhenUsed="0"/>
+    <w:lsdException w:name="Medium List 2 Accent 1" w:semiHidden="0" w:uiPriority="66" w:unhideWhenUsed="0"/>
+    <w:lsdException w:name="Medium Grid 1 Accent 1" w:semiHidden="0" w:uiPriority="67" w:unhideWhenUsed="0"/>
+    <w:lsdException w:name="Medium Grid 2 Accent 1" w:semiHidden="0" w:uiPriority="68" w:unhideWhenUsed="0"/>
+    <w:lsdException w:name="Medium Grid 3 Accent 1" w:semiHidden="0" w:uiPriority="69" w:unhideWhenUsed="0"/>
+    <w:lsdException w:name="Dark List Accent 1" w:semiHidden="0" w:uiPriority="70" w:unhideWhenUsed="0"/>
+    <w:lsdException w:name="Colorful Shading Accent 1" w:semiHidden="0" w:uiPriority="71" w:unhideWhenUsed="0"/>
+    <w:lsdException w:name="Colorful List Accent 1" w:semiHidden="0" w:uiPriority="72" w:unhideWhenUsed="0"/>
+    <w:lsdException w:name="Colorful Grid Accent 1" w:semiHidden="0" w:uiPriority="73" w:unhideWhenUsed="0"/>
+    <w:lsdException w:name="Light Shading Accent 2" w:semiHidden="0" w:uiPriority="60" w:unhideWhenUsed="0"/>
+    <w:lsdException w:name="Light List Accent 2" w:semiHidden="0" w:uiPriority="61" w:unhideWhenUsed="0"/>
+    <w:lsdException w:name="Light Grid Accent 2" w:semiHidden="0" w:uiPriority="62" w:unhideWhenUsed="0"/>
+    <w:lsdException w:name="Medium Shading 1 Accent 2" w:semiHidden="0" w:uiPriority="63" w:unhideWhenUsed="0"/>
+    <w:lsdException w:name="Medium Shading 2 Accent 2" w:semiHidden="0" w:uiPriority="64" w:unhideWhenUsed="0"/>
+    <w:lsdException w:name="Medium List 1 Accent 2" w:semiHidden="0" w:uiPriority="65" w:unhideWhenUsed="0"/>
+    <w:lsdException w:name="Medium List 2 Accent 2" w:semiHidden="0" w:uiPriority="66" w:unhideWhenUsed="0"/>
+    <w:lsdException w:name="Medium Grid 1 Accent 2" w:semiHidden="0" w:uiPriority="67" w:unhideWhenUsed="0"/>
+    <w:lsdException w:name="Medium Grid 2 Accent 2" w:semiHidden="0" w:uiPriority="68" w:unhideWhenUsed="0"/>
+    <w:lsdException w:name="Medium Grid 3 Accent 2" w:semiHidden="0" w:uiPriority="69" w:unhideWhenUsed="0"/>
+    <w:lsdException w:name="Dark List Accent 2" w:semiHidden="0" w:uiPriority="70" w:unhideWhenUsed="0"/>
+    <w:lsdException w:name="Colorful Shading Accent 2" w:semiHidden="0" w:uiPriority="71" w:unhideWhenUsed="0"/>
+    <w:lsdException w:name="Colorful List Accent 2" w:semiHidden="0" w:uiPriority="72" w:unhideWhenUsed="0"/>
+    <w:lsdException w:name="Colorful Grid Accent 2" w:semiHidden="0" w:uiPriority="73" w:unhideWhenUsed="0"/>
+    <w:lsdException w:name="Light Shading Accent 3" w:semiHidden="0" w:uiPriority="60" w:unhideWhenUsed="0"/>
+    <w:lsdException w:name="Light List Accent 3" w:semiHidden="0" w:uiPriority="61" w:unhideWhenUsed="0"/>
+    <w:lsdException w:name="Light Grid Accent 3" w:semiHidden="0" w:uiPriority="62" w:unhideWhenUsed="0"/>
+    <w:lsdException w:name="Medium Shading 1 Accent 3" w:semiHidden="0" w:uiPriority="63" w:unhideWhenUsed="0"/>
+    <w:lsdException w:name="Medium Shading 2 Accent 3" w:semiHidden="0" w:uiPriority="64" w:unhideWhenUsed="0"/>
+    <w:lsdException w:name="Medium List 1 Accent 3" w:semiHidden="0" w:uiPriority="65" w:unhideWhenUsed="0"/>
+    <w:lsdException w:name="Medium List 2 Accent 3" w:semiHidden="0" w:uiPriority="66" w:unhideWhenUsed="0"/>
+    <w:lsdException w:name="Medium Grid 1 Accent 3" w:semiHidden="0" w:uiPriority="67" w:unhideWhenUsed="0"/>
+    <w:lsdException w:name="Medium Grid 2 Accent 3" w:semiHidden="0" w:uiPriority="68" w:unhideWhenUsed="0"/>
+    <w:lsdException w:name="Medium Grid 3 Accent 3" w:semiHidden="0" w:uiPriority="69" w:unhideWhenUsed="0"/>
+    <w:lsdException w:name="Dark List Accent 3" w:semiHidden="0" w:uiPriority="70" w:unhideWhenUsed="0"/>
+    <w:lsdException w:name="Colorful Shading Accent 3" w:semiHidden="0" w:uiPriority="71" w:unhideWhenUsed="0"/>
+    <w:lsdException w:name="Colorful List Accent 3" w:semiHidden="0" w:uiPriority="72" w:unhideWhenUsed="0"/>
+    <w:lsdException w:name="Colorful Grid Accent 3" w:semiHidden="0" w:uiPriority="73" w:unhideWhenUsed="0"/>
+    <w:lsdException w:name="Light Shading Accent 4" w:semiHidden="0" w:uiPriority="60" w:unhideWhenUsed="0"/>
+    <w:lsdException w:name="Light List Accent 4" w:semiHidden="0" w:uiPriority="61" w:unhideWhenUsed="0"/>
+    <w:lsdException w:name="Light Grid Accent 4" w:semiHidden="0" w:uiPriority="62" w:unhideWhenUsed="0"/>
+    <w:lsdException w:name="Medium Shading 1 Accent 4" w:semiHidden="0" w:uiPriority="63" w:unhideWhenUsed="0"/>
+    <w:lsdException w:name="Medium Shading 2 Accent 4" w:semiHidden="0" w:uiPriority="64" w:unhideWhenUsed="0"/>
+    <w:lsdException w:name="Medium List 1 Accent 4" w:semiHidden="0" w:uiPriority="65" w:unhideWhenUsed="0"/>
+    <w:lsdException w:name="Medium List 2 Accent 4" w:semiHidden="0" w:uiPriority="66" w:unhideWhenUsed="0"/>
+    <w:lsdException w:name="Medium Grid 1 Accent 4" w:semiHidden="0" w:uiPriority="67" w:unhideWhenUsed="0"/>
+    <w:lsdException w:name="Medium Grid 2 Accent 4" w:semiHidden="0" w:uiPriority="68" w:unhideWhenUsed="0"/>
+    <w:lsdException w:name="Medium Grid 3 Accent 4" w:semiHidden="0" w:uiPriority="69" w:unhideWhenUsed="0"/>
+    <w:lsdException w:name="Dark List Accent 4" w:semiHidden="0" w:uiPriority="70" w:unhideWhenUsed="0"/>
+    <w:lsdException w:name="Colorful Shading Accent 4" w:semiHidden="0" w:uiPriority="71" w:unhideWhenUsed="0"/>
+    <w:lsdException w:name="Colorful List Accent 4" w:semiHidden="0" w:uiPriority="72" w:unhideWhenUsed="0"/>
+    <w:lsdException w:name="Colorful Grid Accent 4" w:semiHidden="0" w:uiPriority="73" w:unhideWhenUsed="0"/>
+    <w:lsdException w:name="Light Shading Accent 5" w:semiHidden="0" w:uiPriority="60" w:unhideWhenUsed="0"/>
+    <w:lsdException w:name="Light List Accent 5" w:semiHidden="0" w:uiPriority="61" w:unhideWhenUsed="0"/>
+    <w:lsdException w:name="Light Grid Accent 5" w:semiHidden="0" w:uiPriority="62" w:unhideWhenUsed="0"/>
+    <w:lsdException w:name="Medium Shading 1 Accent 5" w:semiHidden="0" w:uiPriority="63" w:unhideWhenUsed="0"/>
+    <w:lsdException w:name="Medium Shading 2 Accent 5" w:semiHidden="0" w:uiPriority="64" w:unhideWhenUsed="0"/>
+    <w:lsdException w:name="Medium List 1 Accent 5" w:semiHidden="0" w:uiPriority="65" w:unhideWhenUsed="0"/>
+    <w:lsdException w:name="Medium List 2 Accent 5" w:semiHidden="0" w:uiPriority="66" w:unhideWhenUsed="0"/>
+    <w:lsdException w:name="Medium Grid 1 Accent 5" w:semiHidden="0" w:uiPriority="67" w:unhideWhenUsed="0"/>
+    <w:lsdException w:name="Medium Grid 2 Accent 5" w:semiHidden="0" w:uiPriority="68" w:unhideWhenUsed="0"/>
+    <w:lsdException w:name="Medium Grid 3 Accent 5" w:semiHidden="0" w:uiPriority="69" w:unhideWhenUsed="0"/>
+    <w:lsdException w:name="Dark List Accent 5" w:semiHidden="0" w:uiPriority="70" w:unhideWhenUsed="0"/>
+    <w:lsdException w:name="Colorful Shading Accent 5" w:semiHidden="0" w:uiPriority="71" w:unhideWhenUsed="0"/>
+    <w:lsdException w:name="Colorful List Accent 5" w:semiHidden="0" w:uiPriority="72" w:unhideWhenUsed="0"/>
+    <w:lsdException w:name="Colorful Grid Accent 5" w:semiHidden="0" w:uiPriority="73" w:unhideWhenUsed="0"/>
+    <w:lsdException w:name="Light Shading Accent 6" w:semiHidden="0" w:uiPriority="60" w:unhideWhenUsed="0"/>
+    <w:lsdException w:name="Light List Accent 6" w:semiHidden="0" w:uiPriority="61" w:unhideWhenUsed="0"/>
+    <w:lsdException w:name="Light Grid Accent 6" w:semiHidden="0" w:uiPriority="62" w:unhideWhenUsed="0"/>
+    <w:lsdException w:name="Medium Shading 1 Accent 6" w:semiHidden="0" w:uiPriority="63" w:unhideWhenUsed="0"/>
+    <w:lsdException w:name="Medium Shading 2 Accent 6" w:semiHidden="0" w:uiPriority="64" w:unhideWhenUsed="0"/>
+    <w:lsdException w:name="Medium List 1 Accent 6" w:semiHidden="0" w:uiPriority="65" w:unhideWhenUsed="0"/>
+    <w:lsdException w:name="Medium List 2 Accent 6" w:semiHidden="0" w:uiPriority="66" w:unhideWhenUsed="0"/>
+    <w:lsdException w:name="Medium Grid 1 Accent 6" w:semiHidden="0" w:uiPriority="67" w:unhideWhenUsed="0"/>
+    <w:lsdException w:name="Medium Grid 2 Accent 6" w:semiHidden="0" w:uiPriority="68" w:unhideWhenUsed="0"/>
+    <w:lsdException w:name="Medium Grid 3 Accent 6" w:semiHidden="0" w:uiPriority="69" w:unhideWhenUsed="0"/>
+    <w:lsdException w:name="Dark List Accent 6" w:semiHidden="0" w:uiPriority="70" w:unhideWhenUsed="0"/>
+    <w:lsdException w:name="Colorful Shading Accent 6" w:semiHidden="0" w:uiPriority="71" w:unhideWhenUsed="0"/>
+    <w:lsdException w:name="Colorful List Accent 6" w:semiHidden="0" w:uiPriority="72" w:unhideWhenUsed="0"/>
+    <w:lsdException w:name="Colorful Grid Accent 6" w:semiHidden="0" w:uiPriority="73" w:unhideWhenUsed="0"/>
   </w:latentStyles>
-  <w:style w:type="paragraph" w:default="1" w:styleId="1">
+  <w:style w:type="paragraph" w:default="1" w:styleId="Normal">
     <w:name w:val="Normal"/>
     <w:qFormat/>
-    <w:uiPriority w:val="0"/>
     <w:pPr>
       <w:kinsoku w:val="0"/>
       <w:autoSpaceDE w:val="0"/>
@@ -7116,7 +7027,7 @@
       <w:textAlignment w:val="baseline"/>
     </w:pPr>
     <w:rPr>
-      <w:rFonts w:ascii="Arial" w:hAnsi="Arial" w:eastAsia="宋体" w:cs="Arial"/>
+      <w:rFonts w:ascii="Arial" w:eastAsia="宋体" w:hAnsi="Arial" w:cs="Arial"/>
       <w:snapToGrid w:val="0"/>
       <w:color w:val="000000"/>
       <w:kern w:val="0"/>
@@ -7125,12 +7036,11 @@
       <w:lang w:val="en-US" w:eastAsia="en-US" w:bidi="ar-SA"/>
     </w:rPr>
   </w:style>
-  <w:style w:type="paragraph" w:styleId="2">
+  <w:style w:type="paragraph" w:styleId="Heading1">
     <w:name w:val="heading 1"/>
-    <w:basedOn w:val="1"/>
-    <w:next w:val="1"/>
+    <w:basedOn w:val="Normal"/>
+    <w:next w:val="Normal"/>
     <w:qFormat/>
-    <w:uiPriority w:val="0"/>
     <w:pPr>
       <w:keepNext/>
       <w:keepLines/>
@@ -7148,13 +7058,12 @@
       <w:sz w:val="44"/>
     </w:rPr>
   </w:style>
-  <w:style w:type="paragraph" w:styleId="3">
+  <w:style w:type="paragraph" w:styleId="Heading2">
     <w:name w:val="heading 2"/>
-    <w:basedOn w:val="1"/>
-    <w:next w:val="1"/>
+    <w:basedOn w:val="Normal"/>
+    <w:next w:val="Normal"/>
     <w:unhideWhenUsed/>
     <w:qFormat/>
-    <w:uiPriority w:val="0"/>
     <w:pPr>
       <w:keepNext/>
       <w:keepLines/>
@@ -7167,19 +7076,18 @@
       <w:outlineLvl w:val="1"/>
     </w:pPr>
     <w:rPr>
-      <w:rFonts w:ascii="Arial" w:hAnsi="Arial" w:eastAsia="黑体"/>
+      <w:rFonts w:ascii="Arial" w:eastAsia="黑体" w:hAnsi="Arial"/>
       <w:b/>
       <w:sz w:val="32"/>
     </w:rPr>
   </w:style>
-  <w:style w:type="paragraph" w:styleId="4">
+  <w:style w:type="paragraph" w:styleId="Heading3">
     <w:name w:val="heading 3"/>
-    <w:basedOn w:val="1"/>
-    <w:next w:val="1"/>
+    <w:basedOn w:val="Normal"/>
+    <w:next w:val="Normal"/>
     <w:semiHidden/>
     <w:unhideWhenUsed/>
     <w:qFormat/>
-    <w:uiPriority w:val="0"/>
     <w:pPr>
       <w:keepNext/>
       <w:keepLines/>
@@ -7196,13 +7104,12 @@
       <w:sz w:val="32"/>
     </w:rPr>
   </w:style>
-  <w:style w:type="paragraph" w:styleId="5">
+  <w:style w:type="paragraph" w:styleId="Heading4">
     <w:name w:val="heading 4"/>
-    <w:basedOn w:val="1"/>
-    <w:next w:val="1"/>
+    <w:basedOn w:val="Normal"/>
+    <w:next w:val="Normal"/>
     <w:unhideWhenUsed/>
     <w:qFormat/>
-    <w:uiPriority w:val="0"/>
     <w:pPr>
       <w:keepNext/>
       <w:keepLines/>
@@ -7215,19 +7122,18 @@
       <w:outlineLvl w:val="3"/>
     </w:pPr>
     <w:rPr>
-      <w:rFonts w:ascii="Arial" w:hAnsi="Arial" w:eastAsia="黑体"/>
+      <w:rFonts w:ascii="Arial" w:eastAsia="黑体" w:hAnsi="Arial"/>
       <w:b/>
       <w:sz w:val="28"/>
     </w:rPr>
   </w:style>
-  <w:style w:type="paragraph" w:styleId="6">
+  <w:style w:type="paragraph" w:styleId="Heading5">
     <w:name w:val="heading 5"/>
-    <w:basedOn w:val="1"/>
-    <w:next w:val="1"/>
+    <w:basedOn w:val="Normal"/>
+    <w:next w:val="Normal"/>
     <w:semiHidden/>
     <w:unhideWhenUsed/>
     <w:qFormat/>
-    <w:uiPriority w:val="0"/>
     <w:pPr>
       <w:keepNext/>
       <w:keepLines/>
@@ -7244,14 +7150,13 @@
       <w:sz w:val="28"/>
     </w:rPr>
   </w:style>
-  <w:style w:type="paragraph" w:styleId="7">
+  <w:style w:type="paragraph" w:styleId="Heading6">
     <w:name w:val="heading 6"/>
-    <w:basedOn w:val="1"/>
-    <w:next w:val="1"/>
+    <w:basedOn w:val="Normal"/>
+    <w:next w:val="Normal"/>
     <w:semiHidden/>
     <w:unhideWhenUsed/>
     <w:qFormat/>
-    <w:uiPriority w:val="0"/>
     <w:pPr>
       <w:keepNext/>
       <w:keepLines/>
@@ -7264,19 +7169,18 @@
       <w:outlineLvl w:val="5"/>
     </w:pPr>
     <w:rPr>
-      <w:rFonts w:ascii="Arial" w:hAnsi="Arial" w:eastAsia="黑体"/>
+      <w:rFonts w:ascii="Arial" w:eastAsia="黑体" w:hAnsi="Arial"/>
       <w:b/>
       <w:sz w:val="24"/>
     </w:rPr>
   </w:style>
-  <w:style w:type="paragraph" w:styleId="8">
+  <w:style w:type="paragraph" w:styleId="Heading7">
     <w:name w:val="heading 7"/>
-    <w:basedOn w:val="1"/>
-    <w:next w:val="1"/>
+    <w:basedOn w:val="Normal"/>
+    <w:next w:val="Normal"/>
     <w:semiHidden/>
     <w:unhideWhenUsed/>
     <w:qFormat/>
-    <w:uiPriority w:val="0"/>
     <w:pPr>
       <w:keepNext/>
       <w:keepLines/>
@@ -7293,14 +7197,13 @@
       <w:sz w:val="24"/>
     </w:rPr>
   </w:style>
-  <w:style w:type="paragraph" w:styleId="9">
+  <w:style w:type="paragraph" w:styleId="Heading8">
     <w:name w:val="heading 8"/>
-    <w:basedOn w:val="1"/>
-    <w:next w:val="1"/>
+    <w:basedOn w:val="Normal"/>
+    <w:next w:val="Normal"/>
     <w:semiHidden/>
     <w:unhideWhenUsed/>
     <w:qFormat/>
-    <w:uiPriority w:val="0"/>
     <w:pPr>
       <w:keepNext/>
       <w:keepLines/>
@@ -7313,18 +7216,17 @@
       <w:outlineLvl w:val="7"/>
     </w:pPr>
     <w:rPr>
-      <w:rFonts w:ascii="Arial" w:hAnsi="Arial" w:eastAsia="黑体"/>
+      <w:rFonts w:ascii="Arial" w:eastAsia="黑体" w:hAnsi="Arial"/>
       <w:sz w:val="24"/>
     </w:rPr>
   </w:style>
-  <w:style w:type="paragraph" w:styleId="10">
+  <w:style w:type="paragraph" w:styleId="Heading9">
     <w:name w:val="heading 9"/>
-    <w:basedOn w:val="1"/>
-    <w:next w:val="1"/>
+    <w:basedOn w:val="Normal"/>
+    <w:next w:val="Normal"/>
     <w:semiHidden/>
     <w:unhideWhenUsed/>
     <w:qFormat/>
-    <w:uiPriority w:val="0"/>
     <w:pPr>
       <w:keepNext/>
       <w:keepLines/>
@@ -7337,21 +7239,19 @@
       <w:outlineLvl w:val="8"/>
     </w:pPr>
     <w:rPr>
-      <w:rFonts w:ascii="Arial" w:hAnsi="Arial" w:eastAsia="黑体"/>
+      <w:rFonts w:ascii="Arial" w:eastAsia="黑体" w:hAnsi="Arial"/>
       <w:sz w:val="21"/>
     </w:rPr>
   </w:style>
-  <w:style w:type="character" w:default="1" w:styleId="22">
+  <w:style w:type="character" w:default="1" w:styleId="DefaultParagraphFont">
     <w:name w:val="Default Paragraph Font"/>
     <w:semiHidden/>
     <w:qFormat/>
-    <w:uiPriority w:val="0"/>
   </w:style>
-  <w:style w:type="table" w:default="1" w:styleId="20">
+  <w:style w:type="table" w:default="1" w:styleId="TableNormal">
     <w:name w:val="Normal Table"/>
     <w:semiHidden/>
     <w:qFormat/>
-    <w:uiPriority w:val="0"/>
     <w:tblPr>
       <w:tblCellMar>
         <w:top w:w="0" w:type="dxa"/>
@@ -7361,43 +7261,39 @@
       </w:tblCellMar>
     </w:tblPr>
   </w:style>
-  <w:style w:type="paragraph" w:styleId="11">
+  <w:style w:type="paragraph" w:styleId="CommentText">
     <w:name w:val="annotation text"/>
-    <w:basedOn w:val="1"/>
+    <w:basedOn w:val="Normal"/>
     <w:qFormat/>
-    <w:uiPriority w:val="0"/>
     <w:pPr>
       <w:jc w:val="left"/>
     </w:pPr>
   </w:style>
-  <w:style w:type="paragraph" w:styleId="12">
+  <w:style w:type="paragraph" w:styleId="BodyText">
     <w:name w:val="Body Text"/>
-    <w:basedOn w:val="1"/>
+    <w:basedOn w:val="Normal"/>
     <w:semiHidden/>
     <w:qFormat/>
-    <w:uiPriority w:val="0"/>
     <w:rPr>
-      <w:rFonts w:ascii="Arial" w:hAnsi="Arial" w:eastAsia="Arial" w:cs="Arial"/>
+      <w:rFonts w:ascii="Arial" w:eastAsia="Arial" w:hAnsi="Arial" w:cs="Arial"/>
       <w:sz w:val="21"/>
       <w:szCs w:val="21"/>
       <w:lang w:val="en-US" w:eastAsia="en-US" w:bidi="ar-SA"/>
     </w:rPr>
   </w:style>
-  <w:style w:type="paragraph" w:styleId="13">
+  <w:style w:type="paragraph" w:styleId="TOC3">
     <w:name w:val="toc 3"/>
-    <w:basedOn w:val="1"/>
-    <w:next w:val="1"/>
+    <w:basedOn w:val="Normal"/>
+    <w:next w:val="Normal"/>
     <w:qFormat/>
-    <w:uiPriority w:val="0"/>
     <w:pPr>
       <w:ind w:left="840" w:leftChars="400"/>
     </w:pPr>
   </w:style>
-  <w:style w:type="paragraph" w:styleId="14">
+  <w:style w:type="paragraph" w:styleId="Footer">
     <w:name w:val="footer"/>
-    <w:basedOn w:val="1"/>
+    <w:basedOn w:val="Normal"/>
     <w:qFormat/>
-    <w:uiPriority w:val="0"/>
     <w:pPr>
       <w:tabs>
         <w:tab w:val="center" w:pos="4153"/>
@@ -7410,17 +7306,16 @@
       <w:sz w:val="18"/>
     </w:rPr>
   </w:style>
-  <w:style w:type="paragraph" w:styleId="15">
+  <w:style w:type="paragraph" w:styleId="Header">
     <w:name w:val="header"/>
-    <w:basedOn w:val="1"/>
+    <w:basedOn w:val="Normal"/>
     <w:qFormat/>
-    <w:uiPriority w:val="0"/>
     <w:pPr>
       <w:pBdr>
-        <w:top w:val="none" w:color="auto" w:sz="0" w:space="0"/>
-        <w:left w:val="none" w:color="auto" w:sz="0" w:space="0"/>
-        <w:bottom w:val="none" w:color="auto" w:sz="0" w:space="0"/>
-        <w:right w:val="none" w:color="auto" w:sz="0" w:space="0"/>
+        <w:top w:val="nil"/>
+        <w:left w:val="nil"/>
+        <w:bottom w:val="nil"/>
+        <w:right w:val="nil"/>
       </w:pBdr>
       <w:tabs>
         <w:tab w:val="center" w:pos="4153"/>
@@ -7435,41 +7330,37 @@
       <w:sz w:val="18"/>
     </w:rPr>
   </w:style>
-  <w:style w:type="paragraph" w:styleId="16">
+  <w:style w:type="paragraph" w:styleId="TOC1">
     <w:name w:val="toc 1"/>
-    <w:basedOn w:val="1"/>
-    <w:next w:val="1"/>
+    <w:basedOn w:val="Normal"/>
+    <w:next w:val="Normal"/>
     <w:qFormat/>
-    <w:uiPriority w:val="0"/>
     <w:rPr>
-      <w:rFonts w:ascii="Arial" w:hAnsi="Arial" w:eastAsia="Microsoft JhengHei"/>
+      <w:rFonts w:ascii="Arial" w:eastAsia="Microsoft JhengHei" w:hAnsi="Arial"/>
       <w:sz w:val="24"/>
     </w:rPr>
   </w:style>
-  <w:style w:type="paragraph" w:styleId="17">
+  <w:style w:type="paragraph" w:styleId="TOC2">
     <w:name w:val="toc 2"/>
-    <w:basedOn w:val="1"/>
-    <w:next w:val="1"/>
+    <w:basedOn w:val="Normal"/>
+    <w:next w:val="Normal"/>
     <w:qFormat/>
-    <w:uiPriority w:val="0"/>
     <w:pPr>
       <w:ind w:left="420" w:leftChars="200"/>
     </w:pPr>
   </w:style>
-  <w:style w:type="paragraph" w:styleId="18">
+  <w:style w:type="paragraph" w:styleId="NormalWeb">
     <w:name w:val="Normal (Web)"/>
-    <w:basedOn w:val="1"/>
+    <w:basedOn w:val="Normal"/>
     <w:qFormat/>
-    <w:uiPriority w:val="0"/>
     <w:rPr>
       <w:sz w:val="24"/>
     </w:rPr>
   </w:style>
-  <w:style w:type="paragraph" w:styleId="19">
+  <w:style w:type="paragraph" w:styleId="Title">
     <w:name w:val="Title"/>
-    <w:basedOn w:val="1"/>
+    <w:basedOn w:val="Normal"/>
     <w:qFormat/>
-    <w:uiPriority w:val="0"/>
     <w:pPr>
       <w:spacing w:before="240" w:beforeLines="0" w:beforeAutospacing="0" w:after="60" w:afterLines="0" w:afterAutospacing="0"/>
       <w:jc w:val="center"/>
@@ -7481,73 +7372,68 @@
       <w:sz w:val="32"/>
     </w:rPr>
   </w:style>
-  <w:style w:type="table" w:styleId="21">
+  <w:style w:type="table" w:styleId="TableGrid">
     <w:name w:val="Table Grid"/>
-    <w:basedOn w:val="20"/>
+    <w:basedOn w:val="TableNormal"/>
     <w:qFormat/>
-    <w:uiPriority w:val="0"/>
     <w:pPr>
       <w:widowControl w:val="0"/>
       <w:jc w:val="both"/>
     </w:pPr>
     <w:tblPr>
       <w:tblBorders>
-        <w:top w:val="single" w:color="auto" w:sz="4" w:space="0"/>
-        <w:left w:val="single" w:color="auto" w:sz="4" w:space="0"/>
-        <w:bottom w:val="single" w:color="auto" w:sz="4" w:space="0"/>
-        <w:right w:val="single" w:color="auto" w:sz="4" w:space="0"/>
-        <w:insideH w:val="single" w:color="auto" w:sz="4" w:space="0"/>
-        <w:insideV w:val="single" w:color="auto" w:sz="4" w:space="0"/>
+        <w:top w:val="single" w:sz="4" w:space="0" w:color="auto"/>
+        <w:left w:val="single" w:sz="4" w:space="0" w:color="auto"/>
+        <w:bottom w:val="single" w:sz="4" w:space="0" w:color="auto"/>
+        <w:right w:val="single" w:sz="4" w:space="0" w:color="auto"/>
+        <w:insideH w:val="single" w:sz="4" w:space="0" w:color="auto"/>
+        <w:insideV w:val="single" w:sz="4" w:space="0" w:color="auto"/>
       </w:tblBorders>
     </w:tblPr>
   </w:style>
-  <w:style w:type="character" w:styleId="23">
+  <w:style w:type="character" w:styleId="Strong">
     <w:name w:val="Strong"/>
-    <w:basedOn w:val="22"/>
+    <w:basedOn w:val="DefaultParagraphFont"/>
     <w:qFormat/>
-    <w:uiPriority w:val="0"/>
     <w:rPr>
       <w:b/>
     </w:rPr>
   </w:style>
-  <w:style w:type="paragraph" w:customStyle="1" w:styleId="24">
+  <w:style w:type="paragraph" w:customStyle="1" w:styleId="a">
     <w:name w:val="柴_公司名"/>
-    <w:basedOn w:val="19"/>
+    <w:basedOn w:val="Title"/>
     <w:qFormat/>
-    <w:uiPriority w:val="0"/>
     <w:pPr>
       <w:spacing w:after="600" w:afterLines="600"/>
     </w:pPr>
     <w:rPr>
-      <w:rFonts w:hint="eastAsia" w:ascii="宋体" w:hAnsi="宋体" w:eastAsia="宋体" w:cs="宋体"/>
+      <w:rFonts w:ascii="宋体" w:eastAsia="宋体" w:hAnsi="宋体" w:cs="宋体" w:hint="eastAsia"/>
       <w:bCs/>
       <w:spacing w:val="-6"/>
       <w:sz w:val="52"/>
       <w:szCs w:val="52"/>
     </w:rPr>
   </w:style>
-  <w:style w:type="paragraph" w:customStyle="1" w:styleId="25">
+  <w:style w:type="paragraph" w:customStyle="1" w:styleId="a0">
     <w:name w:val="柴_文档名"/>
-    <w:basedOn w:val="19"/>
+    <w:basedOn w:val="Title"/>
     <w:qFormat/>
-    <w:uiPriority w:val="0"/>
     <w:pPr>
       <w:spacing w:after="900" w:afterLines="900"/>
     </w:pPr>
     <w:rPr>
-      <w:rFonts w:ascii="黑体" w:hAnsi="黑体" w:eastAsia="黑体" w:cs="黑体"/>
+      <w:rFonts w:ascii="黑体" w:eastAsia="黑体" w:hAnsi="黑体" w:cs="黑体"/>
       <w:bCs/>
       <w:spacing w:val="-7"/>
       <w:sz w:val="52"/>
       <w:szCs w:val="52"/>
     </w:rPr>
   </w:style>
-  <w:style w:type="table" w:customStyle="1" w:styleId="26">
+  <w:style w:type="table" w:customStyle="1" w:styleId="TableNormal0">
     <w:name w:val="Table Normal_0"/>
     <w:semiHidden/>
     <w:unhideWhenUsed/>
     <w:qFormat/>
-    <w:uiPriority w:val="0"/>
     <w:tblPr>
       <w:tblCellMar>
         <w:top w:w="0" w:type="dxa"/>
@@ -7557,87 +7443,81 @@
       </w:tblCellMar>
     </w:tblPr>
   </w:style>
-  <w:style w:type="paragraph" w:customStyle="1" w:styleId="27">
+  <w:style w:type="paragraph" w:customStyle="1" w:styleId="TableText">
     <w:name w:val="Table Text"/>
-    <w:basedOn w:val="1"/>
+    <w:basedOn w:val="Normal"/>
     <w:semiHidden/>
     <w:qFormat/>
-    <w:uiPriority w:val="0"/>
     <w:rPr>
-      <w:rFonts w:ascii="宋体" w:hAnsi="宋体" w:eastAsia="宋体" w:cs="宋体"/>
+      <w:rFonts w:ascii="宋体" w:eastAsia="宋体" w:hAnsi="宋体" w:cs="宋体"/>
       <w:sz w:val="21"/>
       <w:szCs w:val="21"/>
       <w:lang w:val="en-US" w:eastAsia="en-US" w:bidi="ar-SA"/>
     </w:rPr>
   </w:style>
-  <w:style w:type="paragraph" w:customStyle="1" w:styleId="28">
+  <w:style w:type="paragraph" w:customStyle="1" w:styleId="1">
     <w:name w:val="柴_标题1"/>
-    <w:basedOn w:val="2"/>
-    <w:next w:val="29"/>
-    <w:link w:val="38"/>
+    <w:basedOn w:val="Heading1"/>
+    <w:next w:val="a1"/>
+    <w:link w:val="1Char"/>
     <w:qFormat/>
-    <w:uiPriority w:val="0"/>
     <w:pPr>
       <w:spacing w:before="100" w:after="90" w:line="360" w:lineRule="auto"/>
     </w:pPr>
     <w:rPr>
-      <w:rFonts w:ascii="Arial" w:hAnsi="Arial" w:eastAsia="宋体"/>
+      <w:rFonts w:ascii="Arial" w:eastAsia="宋体" w:hAnsi="Arial"/>
       <w:sz w:val="32"/>
     </w:rPr>
   </w:style>
-  <w:style w:type="paragraph" w:customStyle="1" w:styleId="29">
+  <w:style w:type="paragraph" w:customStyle="1" w:styleId="a1">
     <w:name w:val="柴_正文"/>
-    <w:basedOn w:val="12"/>
-    <w:link w:val="42"/>
+    <w:basedOn w:val="BodyText"/>
+    <w:link w:val="Char"/>
     <w:qFormat/>
-    <w:uiPriority w:val="0"/>
     <w:pPr>
       <w:spacing w:line="360" w:lineRule="auto"/>
       <w:ind w:firstLine="470" w:firstLineChars="200"/>
     </w:pPr>
     <w:rPr>
-      <w:rFonts w:ascii="Arial" w:hAnsi="Arial" w:eastAsia="宋体"/>
+      <w:rFonts w:ascii="Arial" w:eastAsia="宋体" w:hAnsi="Arial"/>
       <w:sz w:val="24"/>
       <w:lang w:eastAsia="zh-CN"/>
     </w:rPr>
   </w:style>
-  <w:style w:type="paragraph" w:customStyle="1" w:styleId="30">
+  <w:style w:type="paragraph" w:customStyle="1" w:styleId="2">
     <w:name w:val="柴_标题2"/>
-    <w:basedOn w:val="3"/>
-    <w:next w:val="29"/>
+    <w:basedOn w:val="Heading2"/>
+    <w:next w:val="a1"/>
     <w:qFormat/>
-    <w:uiPriority w:val="0"/>
     <w:pPr>
       <w:spacing w:line="360" w:lineRule="auto"/>
     </w:pPr>
     <w:rPr>
-      <w:rFonts w:ascii="Arial" w:hAnsi="Arial" w:eastAsia="宋体"/>
+      <w:rFonts w:ascii="Arial" w:eastAsia="宋体" w:hAnsi="Arial"/>
       <w:sz w:val="28"/>
     </w:rPr>
   </w:style>
-  <w:style w:type="paragraph" w:customStyle="1" w:styleId="31">
+  <w:style w:type="paragraph" w:customStyle="1" w:styleId="3">
     <w:name w:val="柴_标题3"/>
-    <w:basedOn w:val="4"/>
-    <w:next w:val="29"/>
+    <w:basedOn w:val="Heading3"/>
+    <w:next w:val="a1"/>
     <w:qFormat/>
-    <w:uiPriority w:val="0"/>
     <w:pPr>
       <w:spacing w:line="360" w:lineRule="auto"/>
       <w:ind w:left="0" w:firstLine="472" w:firstLineChars="200"/>
     </w:pPr>
     <w:rPr>
-      <w:rFonts w:ascii="宋体" w:hAnsi="宋体" w:eastAsia="宋体" w:cs="宋体"/>
+      <w:rFonts w:ascii="宋体" w:eastAsia="宋体" w:hAnsi="宋体" w:cs="宋体"/>
       <w:spacing w:val="-2"/>
       <w:sz w:val="24"/>
       <w:szCs w:val="24"/>
     </w:rPr>
   </w:style>
-  <w:style w:type="paragraph" w:customStyle="1" w:styleId="32">
+  <w:style w:type="paragraph" w:customStyle="1" w:styleId="a2">
     <w:name w:val="柴_目录"/>
-    <w:basedOn w:val="1"/>
-    <w:next w:val="12"/>
+    <w:basedOn w:val="Normal"/>
+    <w:next w:val="BodyText"/>
     <w:qFormat/>
-    <w:uiPriority w:val="0"/>
     <w:pPr>
       <w:tabs>
         <w:tab w:val="right" w:leader="dot" w:pos="8442"/>
@@ -7645,64 +7525,59 @@
       <w:ind w:left="0" w:leftChars="0"/>
     </w:pPr>
     <w:rPr>
-      <w:rFonts w:ascii="Arial" w:hAnsi="Arial" w:eastAsia="Microsoft JhengHei"/>
+      <w:rFonts w:ascii="Arial" w:eastAsia="Microsoft JhengHei" w:hAnsi="Arial"/>
       <w:sz w:val="24"/>
     </w:rPr>
   </w:style>
-  <w:style w:type="paragraph" w:customStyle="1" w:styleId="33">
+  <w:style w:type="paragraph" w:customStyle="1" w:styleId="WPSOffice1">
     <w:name w:val="WPSOffice手动目录 1"/>
     <w:qFormat/>
-    <w:uiPriority w:val="0"/>
     <w:pPr>
       <w:ind w:leftChars="0"/>
     </w:pPr>
     <w:rPr>
-      <w:rFonts w:ascii="Times New Roman" w:hAnsi="Times New Roman" w:eastAsia="宋体" w:cs="Times New Roman"/>
+      <w:rFonts w:ascii="Times New Roman" w:eastAsia="宋体" w:hAnsi="Times New Roman" w:cs="Times New Roman"/>
       <w:sz w:val="20"/>
       <w:szCs w:val="20"/>
     </w:rPr>
   </w:style>
-  <w:style w:type="paragraph" w:customStyle="1" w:styleId="34">
+  <w:style w:type="paragraph" w:customStyle="1" w:styleId="WPSOffice2">
     <w:name w:val="WPSOffice手动目录 2"/>
     <w:qFormat/>
-    <w:uiPriority w:val="0"/>
     <w:pPr>
       <w:ind w:leftChars="200"/>
     </w:pPr>
     <w:rPr>
-      <w:rFonts w:ascii="Times New Roman" w:hAnsi="Times New Roman" w:eastAsia="宋体" w:cs="Times New Roman"/>
+      <w:rFonts w:ascii="Times New Roman" w:eastAsia="宋体" w:hAnsi="Times New Roman" w:cs="Times New Roman"/>
       <w:sz w:val="20"/>
       <w:szCs w:val="20"/>
     </w:rPr>
   </w:style>
-  <w:style w:type="paragraph" w:customStyle="1" w:styleId="35">
+  <w:style w:type="paragraph" w:customStyle="1" w:styleId="WPSOffice3">
     <w:name w:val="WPSOffice手动目录 3"/>
     <w:qFormat/>
-    <w:uiPriority w:val="0"/>
     <w:pPr>
       <w:ind w:leftChars="400"/>
     </w:pPr>
     <w:rPr>
-      <w:rFonts w:ascii="Times New Roman" w:hAnsi="Times New Roman" w:eastAsia="宋体" w:cs="Times New Roman"/>
+      <w:rFonts w:ascii="Times New Roman" w:eastAsia="宋体" w:hAnsi="Times New Roman" w:cs="Times New Roman"/>
       <w:sz w:val="20"/>
       <w:szCs w:val="20"/>
     </w:rPr>
   </w:style>
-  <w:style w:type="paragraph" w:customStyle="1" w:styleId="36">
+  <w:style w:type="paragraph" w:customStyle="1" w:styleId="Compact">
     <w:name w:val="Compact"/>
-    <w:basedOn w:val="12"/>
+    <w:basedOn w:val="BodyText"/>
     <w:qFormat/>
-    <w:uiPriority w:val="0"/>
     <w:pPr>
       <w:spacing w:before="36" w:after="36"/>
     </w:pPr>
   </w:style>
-  <w:style w:type="table" w:customStyle="1" w:styleId="37">
+  <w:style w:type="table" w:customStyle="1" w:styleId="Table">
     <w:name w:val="Table"/>
     <w:semiHidden/>
     <w:unhideWhenUsed/>
     <w:qFormat/>
-    <w:uiPriority w:val="0"/>
     <w:tblPr>
       <w:tblCellMar>
         <w:top w:w="0" w:type="dxa"/>
@@ -7714,28 +7589,26 @@
     <w:tblStylePr w:type="firstRow">
       <w:tcPr>
         <w:tcBorders>
-          <w:bottom w:val="single" w:color="auto" w:sz="0" w:space="0"/>
+          <w:bottom w:val="single" w:sz="0" w:space="0" w:color="auto"/>
         </w:tcBorders>
         <w:vAlign w:val="bottom"/>
       </w:tcPr>
     </w:tblStylePr>
   </w:style>
-  <w:style w:type="character" w:customStyle="1" w:styleId="38">
+  <w:style w:type="character" w:customStyle="1" w:styleId="1Char">
     <w:name w:val="柴_标题1 Char"/>
-    <w:link w:val="28"/>
+    <w:link w:val="1"/>
     <w:qFormat/>
-    <w:uiPriority w:val="0"/>
     <w:rPr>
-      <w:rFonts w:ascii="Arial" w:hAnsi="Arial" w:eastAsia="宋体"/>
+      <w:rFonts w:ascii="Arial" w:eastAsia="宋体" w:hAnsi="Arial"/>
       <w:sz w:val="32"/>
     </w:rPr>
   </w:style>
-  <w:style w:type="table" w:customStyle="1" w:styleId="39">
+  <w:style w:type="table" w:customStyle="1" w:styleId="TableNormal1">
     <w:name w:val="Table Normal_1"/>
     <w:semiHidden/>
     <w:unhideWhenUsed/>
     <w:qFormat/>
-    <w:uiPriority w:val="0"/>
     <w:tblPr>
       <w:tblCellMar>
         <w:top w:w="0" w:type="dxa"/>
@@ -7745,11 +7618,10 @@
       </w:tblCellMar>
     </w:tblPr>
   </w:style>
-  <w:style w:type="paragraph" w:customStyle="1" w:styleId="40">
+  <w:style w:type="paragraph" w:customStyle="1" w:styleId="a3">
     <w:name w:val="柴_正文_无缩进"/>
-    <w:basedOn w:val="1"/>
+    <w:basedOn w:val="Normal"/>
     <w:qFormat/>
-    <w:uiPriority w:val="0"/>
     <w:pPr>
       <w:ind w:firstLine="0" w:firstLineChars="0"/>
     </w:pPr>
@@ -7759,31 +7631,29 @@
       <w:lang w:eastAsia="zh-CN"/>
     </w:rPr>
   </w:style>
-  <w:style w:type="paragraph" w:customStyle="1" w:styleId="41">
+  <w:style w:type="paragraph" w:customStyle="1" w:styleId="4">
     <w:name w:val="柴_标题4"/>
-    <w:basedOn w:val="5"/>
-    <w:next w:val="1"/>
+    <w:basedOn w:val="Heading4"/>
+    <w:next w:val="Normal"/>
     <w:qFormat/>
-    <w:uiPriority w:val="0"/>
     <w:pPr>
       <w:widowControl w:val="0"/>
       <w:spacing w:before="160" w:line="360" w:lineRule="auto"/>
-      <w:ind w:left="981" w:leftChars="300" w:hanging="862"/>
+      <w:ind w:left="981" w:hanging="862" w:leftChars="300"/>
     </w:pPr>
     <w:rPr>
-      <w:rFonts w:hint="eastAsia" w:ascii="Calibri" w:hAnsi="Calibri" w:eastAsia="宋体" w:cs="宋体"/>
+      <w:rFonts w:ascii="Calibri" w:eastAsia="宋体" w:hAnsi="Calibri" w:cs="宋体" w:hint="eastAsia"/>
       <w:sz w:val="24"/>
       <w:szCs w:val="24"/>
       <w:lang w:eastAsia="zh-CN" w:bidi="zh-CN"/>
     </w:rPr>
   </w:style>
-  <w:style w:type="character" w:customStyle="1" w:styleId="42">
+  <w:style w:type="character" w:customStyle="1" w:styleId="Char">
     <w:name w:val="柴_正文 Char"/>
-    <w:link w:val="29"/>
+    <w:link w:val="a1"/>
     <w:qFormat/>
-    <w:uiPriority w:val="0"/>
     <w:rPr>
-      <w:rFonts w:ascii="Arial" w:hAnsi="Arial" w:eastAsia="宋体"/>
+      <w:rFonts w:ascii="Arial" w:eastAsia="宋体" w:hAnsi="Arial"/>
       <w:sz w:val="24"/>
       <w:lang w:eastAsia="zh-CN"/>
     </w:rPr>

--- a/6-过程管理/流程制度规范类文件/TXHS-06-01-过程框架管理制度 .docx
+++ b/6-过程管理/流程制度规范类文件/TXHS-06-01-过程框架管理制度 .docx
@@ -1350,7 +1350,7 @@
                 <w:szCs w:val="20"/>
                 <w:lang w:val="en-US" w:eastAsia="zh-CN"/>
               </w:rPr>
-              <w:t>强宇涛</w:t>
+              <w:t>程方</w:t>
             </w:r>
           </w:p>
         </w:tc>
@@ -1397,7 +1397,7 @@
                 <w:vertAlign w:val="baseline"/>
                 <w:lang w:val="en-US" w:eastAsia="zh-CN"/>
               </w:rPr>
-              <w:t>陈凯</w:t>
+              <w:t>茅建根</w:t>
             </w:r>
           </w:p>
         </w:tc>
@@ -4107,7 +4107,7 @@
           <w:rFonts w:hint="default"/>
           <w:lang w:val="en-US" w:eastAsia="zh-CN"/>
         </w:rPr>
-        <w:t>过强宇涛法原则：采用过强宇涛法管理相互关联的活动和资源，追求整体效能最优。</w:t>
+        <w:t>过程方法原则：采用过程方法管理相互关联的活动和资源，追求整体效能最优。</w:t>
       </w:r>
     </w:p>
     <w:p>
